--- a/05-数字电路/02-时序逻辑电路/T触发器电路/T触发器电路.docx
+++ b/05-数字电路/02-时序逻辑电路/T触发器电路/T触发器电路.docx
@@ -2384,6 +2384,20 @@
     </w:p>
     <w:bookmarkEnd w:id="26"/>
     <w:bookmarkEnd w:id="27"/>
+    <w:p>
+      <w:pPr>
+        <w:spacing w:before="360"/>
+        <w:jc w:val="center"/>
+      </w:pPr>
+      <w:r>
+        <w:rPr>
+          <w:rFonts w:ascii="Times New Roman" w:hAnsi="Times New Roman"/>
+          <w:color w:val="555555"/>
+          <w:sz w:val="21"/>
+        </w:rPr>
+        <w:t>材料收集者：杜文杰</w:t>
+      </w:r>
+    </w:p>
     <w:sectPr>
       <w:headerReference r:id="rId9" w:type="default"/>
       <w:footerReference r:id="rId10" w:type="default"/>

--- a/05-数字电路/02-时序逻辑电路/T触发器电路/T触发器电路.docx
+++ b/05-数字电路/02-时序逻辑电路/T触发器电路/T触发器电路.docx
@@ -1,6 +1,6 @@
 
 <file path=word/document.xml><?xml version="1.0" encoding="utf-8"?>
-<w:document xmlns:w="http://schemas.openxmlformats.org/wordprocessingml/2006/main" xmlns:m="http://schemas.openxmlformats.org/officeDocument/2006/math" xmlns:r="http://schemas.openxmlformats.org/officeDocument/2006/relationships" xmlns:o="urn:schemas-microsoft-com:office:office" xmlns:v="urn:schemas-microsoft-com:vml" xmlns:w10="urn:schemas-microsoft-com:office:word" xmlns:a="http://schemas.openxmlformats.org/drawingml/2006/main" xmlns:pic="http://schemas.openxmlformats.org/drawingml/2006/picture" xmlns:wp="http://schemas.openxmlformats.org/drawingml/2006/wordprocessingDrawing">
+<w:document xmlns:m="http://schemas.openxmlformats.org/officeDocument/2006/math" xmlns:r="http://schemas.openxmlformats.org/officeDocument/2006/relationships" xmlns:w="http://schemas.openxmlformats.org/wordprocessingml/2006/main" xmlns:o="urn:schemas-microsoft-com:office:office" xmlns:v="urn:schemas-microsoft-com:vml" xmlns:w10="urn:schemas-microsoft-com:office:word" xmlns:a="http://schemas.openxmlformats.org/drawingml/2006/main" xmlns:pic="http://schemas.openxmlformats.org/drawingml/2006/picture" xmlns:wp="http://schemas.openxmlformats.org/drawingml/2006/wordprocessingDrawing">
   <w:body>
     <w:bookmarkStart w:id="27" w:name="t-触发器电路"/>
     <w:p>
@@ -8,11 +8,14 @@
         <w:pStyle w:val="Heading1"/>
       </w:pPr>
       <w:r>
+        <w:rPr>
+          <w:rFonts w:eastAsia="黑体"/>
+        </w:rPr>
         <w:t xml:space="preserve">T </w:t>
       </w:r>
       <w:r>
         <w:rPr>
-          <w:rFonts w:hint="eastAsia"/>
+          <w:rFonts w:hint="eastAsia" w:eastAsia="黑体"/>
         </w:rPr>
         <w:t xml:space="preserve">触发器电路</w:t>
       </w:r>
@@ -24,7 +27,7 @@
       </w:pPr>
       <w:r>
         <w:rPr>
-          <w:rFonts w:hint="eastAsia"/>
+          <w:rFonts w:hint="eastAsia" w:eastAsia="黑体"/>
         </w:rPr>
         <w:t xml:space="preserve">拓扑描述</w:t>
       </w:r>
@@ -35,13 +38,13 @@
       </w:pPr>
       <w:r>
         <w:rPr>
-          <w:rFonts w:hint="eastAsia"/>
+          <w:rFonts w:hint="eastAsia" w:eastAsia="黑体"/>
         </w:rPr>
         <w:t xml:space="preserve">由</w:t>
       </w:r>
       <w:r>
         <w:rPr>
-          <w:rFonts w:hint="eastAsia"/>
+          <w:rFonts w:hint="eastAsia" w:eastAsia="黑体"/>
           <w:b/>
           <w:bCs/>
         </w:rPr>
@@ -49,6 +52,7 @@
       </w:r>
       <w:r>
         <w:rPr>
+          <w:rFonts w:eastAsia="黑体"/>
           <w:b/>
           <w:bCs/>
         </w:rPr>
@@ -56,7 +60,7 @@
       </w:r>
       <w:r>
         <w:rPr>
-          <w:rFonts w:hint="eastAsia"/>
+          <w:rFonts w:hint="eastAsia" w:eastAsia="黑体"/>
           <w:b/>
           <w:bCs/>
         </w:rPr>
@@ -64,6 +68,7 @@
       </w:r>
       <w:r>
         <w:rPr>
+          <w:rFonts w:eastAsia="黑体"/>
           <w:b/>
           <w:bCs/>
         </w:rPr>
@@ -79,11 +84,14 @@
       </m:oMath>
       <w:r>
         <w:rPr>
-          <w:rFonts w:hint="eastAsia"/>
+          <w:rFonts w:hint="eastAsia" w:eastAsia="黑体"/>
         </w:rPr>
         <w:t xml:space="preserve">将</w:t>
       </w:r>
       <w:r>
+        <w:rPr>
+          <w:rFonts w:eastAsia="黑体"/>
+        </w:rPr>
         <w:t xml:space="preserve"> </w:t>
       </w:r>
       <m:oMath>
@@ -92,6 +100,9 @@
         </m:r>
       </m:oMath>
       <w:r>
+        <w:rPr>
+          <w:rFonts w:eastAsia="黑体"/>
+        </w:rPr>
         <w:t xml:space="preserve">、</w:t>
       </w:r>
       <m:oMath>
@@ -100,35 +111,44 @@
         </m:r>
       </m:oMath>
       <w:r>
+        <w:rPr>
+          <w:rFonts w:eastAsia="黑体"/>
+        </w:rPr>
         <w:t xml:space="preserve"> </w:t>
       </w:r>
       <w:r>
         <w:rPr>
-          <w:rFonts w:hint="eastAsia"/>
+          <w:rFonts w:hint="eastAsia" w:eastAsia="黑体"/>
         </w:rPr>
         <w:t xml:space="preserve">两输入短接后得到（也可在</w:t>
       </w:r>
       <w:r>
+        <w:rPr>
+          <w:rFonts w:eastAsia="黑体"/>
+        </w:rPr>
         <w:t xml:space="preserve"> SR </w:t>
       </w:r>
       <w:r>
         <w:rPr>
-          <w:rFonts w:hint="eastAsia"/>
+          <w:rFonts w:hint="eastAsia" w:eastAsia="黑体"/>
         </w:rPr>
         <w:t xml:space="preserve">锁存器基础上加反馈构成），是单输入边沿触发的时序单元。电路共</w:t>
       </w:r>
       <w:r>
+        <w:rPr>
+          <w:rFonts w:eastAsia="黑体"/>
+        </w:rPr>
         <w:t xml:space="preserve"> 5 </w:t>
       </w:r>
       <w:r>
         <w:rPr>
-          <w:rFonts w:hint="eastAsia"/>
+          <w:rFonts w:hint="eastAsia" w:eastAsia="黑体"/>
         </w:rPr>
         <w:t xml:space="preserve">个关键节点：</w:t>
       </w:r>
       <w:r>
         <w:rPr>
-          <w:rFonts w:hint="eastAsia"/>
+          <w:rFonts w:hint="eastAsia" w:eastAsia="黑体"/>
           <w:b/>
           <w:bCs/>
         </w:rPr>
@@ -136,6 +156,7 @@
       </w:r>
       <w:r>
         <w:rPr>
+          <w:rFonts w:eastAsia="黑体"/>
           <w:b/>
           <w:bCs/>
         </w:rPr>
@@ -143,7 +164,7 @@
       </w:r>
       <w:r>
         <w:rPr>
-          <w:rFonts w:hint="eastAsia"/>
+          <w:rFonts w:hint="eastAsia" w:eastAsia="黑体"/>
           <w:b/>
           <w:bCs/>
         </w:rPr>
@@ -151,6 +172,7 @@
       </w:r>
       <w:r>
         <w:rPr>
+          <w:rFonts w:eastAsia="黑体"/>
           <w:b/>
           <w:bCs/>
         </w:rPr>
@@ -163,11 +185,14 @@
       </m:oMath>
       <w:r>
         <w:rPr>
-          <w:rFonts w:hint="eastAsia"/>
+          <w:rFonts w:hint="eastAsia" w:eastAsia="黑体"/>
         </w:rPr>
         <w:t xml:space="preserve">（外部控制输入，同时接到</w:t>
       </w:r>
       <w:r>
+        <w:rPr>
+          <w:rFonts w:eastAsia="黑体"/>
+        </w:rPr>
         <w:t xml:space="preserve"> </w:t>
       </w:r>
       <m:oMath>
@@ -179,15 +204,21 @@
         </m:r>
       </m:oMath>
       <w:r>
+        <w:rPr>
+          <w:rFonts w:eastAsia="黑体"/>
+        </w:rPr>
         <w:t xml:space="preserve"> </w:t>
       </w:r>
       <w:r>
         <w:rPr>
-          <w:rFonts w:hint="eastAsia"/>
+          <w:rFonts w:hint="eastAsia" w:eastAsia="黑体"/>
         </w:rPr>
         <w:t xml:space="preserve">的</w:t>
       </w:r>
       <w:r>
+        <w:rPr>
+          <w:rFonts w:eastAsia="黑体"/>
+        </w:rPr>
         <w:t xml:space="preserve"> </w:t>
       </w:r>
       <m:oMath>
@@ -196,6 +227,9 @@
         </m:r>
       </m:oMath>
       <w:r>
+        <w:rPr>
+          <w:rFonts w:eastAsia="黑体"/>
+        </w:rPr>
         <w:t xml:space="preserve">、</w:t>
       </w:r>
       <m:oMath>
@@ -204,17 +238,20 @@
         </m:r>
       </m:oMath>
       <w:r>
+        <w:rPr>
+          <w:rFonts w:eastAsia="黑体"/>
+        </w:rPr>
         <w:t xml:space="preserve"> </w:t>
       </w:r>
       <w:r>
         <w:rPr>
-          <w:rFonts w:hint="eastAsia"/>
+          <w:rFonts w:hint="eastAsia" w:eastAsia="黑体"/>
         </w:rPr>
         <w:t xml:space="preserve">脚）；</w:t>
       </w:r>
       <w:r>
         <w:rPr>
-          <w:rFonts w:hint="eastAsia"/>
+          <w:rFonts w:hint="eastAsia" w:eastAsia="黑体"/>
           <w:b/>
           <w:bCs/>
         </w:rPr>
@@ -222,6 +259,7 @@
       </w:r>
       <w:r>
         <w:rPr>
+          <w:rFonts w:eastAsia="黑体"/>
           <w:b/>
           <w:bCs/>
         </w:rPr>
@@ -229,7 +267,7 @@
       </w:r>
       <w:r>
         <w:rPr>
-          <w:rFonts w:hint="eastAsia"/>
+          <w:rFonts w:hint="eastAsia" w:eastAsia="黑体"/>
           <w:b/>
           <w:bCs/>
         </w:rPr>
@@ -237,6 +275,7 @@
       </w:r>
       <w:r>
         <w:rPr>
+          <w:rFonts w:eastAsia="黑体"/>
           <w:b/>
           <w:bCs/>
         </w:rPr>
@@ -255,11 +294,14 @@
       </m:oMath>
       <w:r>
         <w:rPr>
-          <w:rFonts w:hint="eastAsia"/>
+          <w:rFonts w:hint="eastAsia" w:eastAsia="黑体"/>
         </w:rPr>
         <w:t xml:space="preserve">（接</w:t>
       </w:r>
       <w:r>
+        <w:rPr>
+          <w:rFonts w:eastAsia="黑体"/>
+        </w:rPr>
         <w:t xml:space="preserve"> </w:t>
       </w:r>
       <m:oMath>
@@ -271,17 +313,20 @@
         </m:r>
       </m:oMath>
       <w:r>
+        <w:rPr>
+          <w:rFonts w:eastAsia="黑体"/>
+        </w:rPr>
         <w:t xml:space="preserve"> </w:t>
       </w:r>
       <w:r>
         <w:rPr>
-          <w:rFonts w:hint="eastAsia"/>
+          <w:rFonts w:hint="eastAsia" w:eastAsia="黑体"/>
         </w:rPr>
         <w:t xml:space="preserve">的时钟脚）；</w:t>
       </w:r>
       <w:r>
         <w:rPr>
-          <w:rFonts w:hint="eastAsia"/>
+          <w:rFonts w:hint="eastAsia" w:eastAsia="黑体"/>
           <w:b/>
           <w:bCs/>
         </w:rPr>
@@ -289,6 +334,7 @@
       </w:r>
       <w:r>
         <w:rPr>
+          <w:rFonts w:eastAsia="黑体"/>
           <w:b/>
           <w:bCs/>
         </w:rPr>
@@ -296,7 +342,7 @@
       </w:r>
       <w:r>
         <w:rPr>
-          <w:rFonts w:hint="eastAsia"/>
+          <w:rFonts w:hint="eastAsia" w:eastAsia="黑体"/>
           <w:b/>
           <w:bCs/>
         </w:rPr>
@@ -304,6 +350,7 @@
       </w:r>
       <w:r>
         <w:rPr>
+          <w:rFonts w:eastAsia="黑体"/>
           <w:b/>
           <w:bCs/>
         </w:rPr>
@@ -316,7 +363,7 @@
       </m:oMath>
       <w:r>
         <w:rPr>
-          <w:rFonts w:hint="eastAsia"/>
+          <w:rFonts w:hint="eastAsia" w:eastAsia="黑体"/>
         </w:rPr>
         <w:t xml:space="preserve">（</w:t>
       </w:r>
@@ -329,17 +376,20 @@
         </m:r>
       </m:oMath>
       <w:r>
+        <w:rPr>
+          <w:rFonts w:eastAsia="黑体"/>
+        </w:rPr>
         <w:t xml:space="preserve"> </w:t>
       </w:r>
       <w:r>
         <w:rPr>
-          <w:rFonts w:hint="eastAsia"/>
+          <w:rFonts w:hint="eastAsia" w:eastAsia="黑体"/>
         </w:rPr>
         <w:t xml:space="preserve">的输出端，作为电路输出）；</w:t>
       </w:r>
       <w:r>
         <w:rPr>
-          <w:rFonts w:hint="eastAsia"/>
+          <w:rFonts w:hint="eastAsia" w:eastAsia="黑体"/>
           <w:b/>
           <w:bCs/>
         </w:rPr>
@@ -347,6 +397,7 @@
       </w:r>
       <w:r>
         <w:rPr>
+          <w:rFonts w:eastAsia="黑体"/>
           <w:b/>
           <w:bCs/>
         </w:rPr>
@@ -354,7 +405,7 @@
       </w:r>
       <w:r>
         <w:rPr>
-          <w:rFonts w:hint="eastAsia"/>
+          <w:rFonts w:hint="eastAsia" w:eastAsia="黑体"/>
           <w:b/>
           <w:bCs/>
         </w:rPr>
@@ -362,6 +413,7 @@
       </w:r>
       <w:r>
         <w:rPr>
+          <w:rFonts w:eastAsia="黑体"/>
           <w:b/>
           <w:bCs/>
         </w:rPr>
@@ -381,7 +433,7 @@
       </m:oMath>
       <w:r>
         <w:rPr>
-          <w:rFonts w:hint="eastAsia"/>
+          <w:rFonts w:hint="eastAsia" w:eastAsia="黑体"/>
         </w:rPr>
         <w:t xml:space="preserve">（</w:t>
       </w:r>
@@ -394,17 +446,20 @@
         </m:r>
       </m:oMath>
       <w:r>
+        <w:rPr>
+          <w:rFonts w:eastAsia="黑体"/>
+        </w:rPr>
         <w:t xml:space="preserve"> </w:t>
       </w:r>
       <w:r>
         <w:rPr>
-          <w:rFonts w:hint="eastAsia"/>
+          <w:rFonts w:hint="eastAsia" w:eastAsia="黑体"/>
         </w:rPr>
         <w:t xml:space="preserve">的互补输出脚）；</w:t>
       </w:r>
       <w:r>
         <w:rPr>
-          <w:rFonts w:hint="eastAsia"/>
+          <w:rFonts w:hint="eastAsia" w:eastAsia="黑体"/>
           <w:b/>
           <w:bCs/>
         </w:rPr>
@@ -412,6 +467,7 @@
       </w:r>
       <w:r>
         <w:rPr>
+          <w:rFonts w:eastAsia="黑体"/>
           <w:b/>
           <w:bCs/>
         </w:rPr>
@@ -419,7 +475,7 @@
       </w:r>
       <w:r>
         <w:rPr>
-          <w:rFonts w:hint="eastAsia"/>
+          <w:rFonts w:hint="eastAsia" w:eastAsia="黑体"/>
           <w:b/>
           <w:bCs/>
         </w:rPr>
@@ -427,7 +483,7 @@
       </w:r>
       <w:r>
         <w:rPr>
-          <w:rFonts w:hint="eastAsia"/>
+          <w:rFonts w:hint="eastAsia" w:eastAsia="黑体"/>
         </w:rPr>
         <w:t xml:space="preserve">（</w:t>
       </w:r>
@@ -449,15 +505,21 @@
         </m:sSub>
       </m:oMath>
       <w:r>
+        <w:rPr>
+          <w:rFonts w:eastAsia="黑体"/>
+        </w:rPr>
         <w:t xml:space="preserve"> </w:t>
       </w:r>
       <w:r>
         <w:rPr>
-          <w:rFonts w:hint="eastAsia"/>
+          <w:rFonts w:hint="eastAsia" w:eastAsia="黑体"/>
         </w:rPr>
         <w:t xml:space="preserve">与</w:t>
       </w:r>
       <w:r>
+        <w:rPr>
+          <w:rFonts w:eastAsia="黑体"/>
+        </w:rPr>
         <w:t xml:space="preserve"> </w:t>
       </w:r>
       <m:oMath>
@@ -473,7 +535,7 @@
       </m:oMath>
       <w:r>
         <w:rPr>
-          <w:rFonts w:hint="eastAsia"/>
+          <w:rFonts w:hint="eastAsia" w:eastAsia="黑体"/>
         </w:rPr>
         <w:t xml:space="preserve">）。</w:t>
       </w:r>
@@ -482,7 +544,7 @@
       <w:pPr/>
       <w:r>
         <w:rPr>
-          <w:rFonts w:hint="eastAsia"/>
+          <w:rFonts w:hint="eastAsia" w:eastAsia="黑体"/>
         </w:rPr>
         <w:t xml:space="preserve">各单元管脚连接：</w:t>
       </w:r>
@@ -496,20 +558,26 @@
       </m:oMath>
       <w:r>
         <w:rPr>
-          <w:rFonts w:hint="eastAsia"/>
+          <w:rFonts w:hint="eastAsia" w:eastAsia="黑体"/>
         </w:rPr>
         <w:t xml:space="preserve">（JK</w:t>
       </w:r>
       <w:r>
+        <w:rPr>
+          <w:rFonts w:eastAsia="黑体"/>
+        </w:rPr>
         <w:t xml:space="preserve"> </w:t>
       </w:r>
       <w:r>
         <w:rPr>
-          <w:rFonts w:hint="eastAsia"/>
+          <w:rFonts w:hint="eastAsia" w:eastAsia="黑体"/>
         </w:rPr>
         <w:t xml:space="preserve">触发器）的</w:t>
       </w:r>
       <w:r>
+        <w:rPr>
+          <w:rFonts w:eastAsia="黑体"/>
+        </w:rPr>
         <w:t xml:space="preserve"> </w:t>
       </w:r>
       <m:oMath>
@@ -518,15 +586,21 @@
         </m:r>
       </m:oMath>
       <w:r>
+        <w:rPr>
+          <w:rFonts w:eastAsia="黑体"/>
+        </w:rPr>
         <w:t xml:space="preserve"> </w:t>
       </w:r>
       <w:r>
         <w:rPr>
-          <w:rFonts w:hint="eastAsia"/>
+          <w:rFonts w:hint="eastAsia" w:eastAsia="黑体"/>
         </w:rPr>
         <w:t xml:space="preserve">脚与</w:t>
       </w:r>
       <w:r>
+        <w:rPr>
+          <w:rFonts w:eastAsia="黑体"/>
+        </w:rPr>
         <w:t xml:space="preserve"> </w:t>
       </w:r>
       <m:oMath>
@@ -535,15 +609,21 @@
         </m:r>
       </m:oMath>
       <w:r>
+        <w:rPr>
+          <w:rFonts w:eastAsia="黑体"/>
+        </w:rPr>
         <w:t xml:space="preserve"> </w:t>
       </w:r>
       <w:r>
         <w:rPr>
-          <w:rFonts w:hint="eastAsia"/>
+          <w:rFonts w:hint="eastAsia" w:eastAsia="黑体"/>
         </w:rPr>
         <w:t xml:space="preserve">脚并接后接翻转控制节点</w:t>
       </w:r>
       <w:r>
+        <w:rPr>
+          <w:rFonts w:eastAsia="黑体"/>
+        </w:rPr>
         <w:t xml:space="preserve"> </w:t>
       </w:r>
       <m:oMath>
@@ -553,11 +633,14 @@
       </m:oMath>
       <w:r>
         <w:rPr>
-          <w:rFonts w:hint="eastAsia"/>
+          <w:rFonts w:hint="eastAsia" w:eastAsia="黑体"/>
         </w:rPr>
         <w:t xml:space="preserve">，时钟脚</w:t>
       </w:r>
       <w:r>
+        <w:rPr>
+          <w:rFonts w:eastAsia="黑体"/>
+        </w:rPr>
         <w:t xml:space="preserve"> </w:t>
       </w:r>
       <m:oMath>
@@ -572,15 +655,21 @@
         </m:r>
       </m:oMath>
       <w:r>
+        <w:rPr>
+          <w:rFonts w:eastAsia="黑体"/>
+        </w:rPr>
         <w:t xml:space="preserve"> </w:t>
       </w:r>
       <w:r>
         <w:rPr>
-          <w:rFonts w:hint="eastAsia"/>
+          <w:rFonts w:hint="eastAsia" w:eastAsia="黑体"/>
         </w:rPr>
         <w:t xml:space="preserve">接时钟节点</w:t>
       </w:r>
       <w:r>
+        <w:rPr>
+          <w:rFonts w:eastAsia="黑体"/>
+        </w:rPr>
         <w:t xml:space="preserve"> </w:t>
       </w:r>
       <m:oMath>
@@ -596,11 +685,14 @@
       </m:oMath>
       <w:r>
         <w:rPr>
-          <w:rFonts w:hint="eastAsia"/>
+          <w:rFonts w:hint="eastAsia" w:eastAsia="黑体"/>
         </w:rPr>
         <w:t xml:space="preserve">，输出脚</w:t>
       </w:r>
       <w:r>
+        <w:rPr>
+          <w:rFonts w:eastAsia="黑体"/>
+        </w:rPr>
         <w:t xml:space="preserve"> </w:t>
       </w:r>
       <m:oMath>
@@ -609,15 +701,21 @@
         </m:r>
       </m:oMath>
       <w:r>
+        <w:rPr>
+          <w:rFonts w:eastAsia="黑体"/>
+        </w:rPr>
         <w:t xml:space="preserve"> </w:t>
       </w:r>
       <w:r>
         <w:rPr>
-          <w:rFonts w:hint="eastAsia"/>
+          <w:rFonts w:hint="eastAsia" w:eastAsia="黑体"/>
         </w:rPr>
         <w:t xml:space="preserve">接输出节点</w:t>
       </w:r>
       <w:r>
+        <w:rPr>
+          <w:rFonts w:eastAsia="黑体"/>
+        </w:rPr>
         <w:t xml:space="preserve"> </w:t>
       </w:r>
       <m:oMath>
@@ -627,11 +725,14 @@
       </m:oMath>
       <w:r>
         <w:rPr>
-          <w:rFonts w:hint="eastAsia"/>
+          <w:rFonts w:hint="eastAsia" w:eastAsia="黑体"/>
         </w:rPr>
         <w:t xml:space="preserve">、互补脚</w:t>
       </w:r>
       <w:r>
+        <w:rPr>
+          <w:rFonts w:eastAsia="黑体"/>
+        </w:rPr>
         <w:t xml:space="preserve"> </w:t>
       </w:r>
       <m:oMath>
@@ -647,15 +748,21 @@
         </m:bar>
       </m:oMath>
       <w:r>
+        <w:rPr>
+          <w:rFonts w:eastAsia="黑体"/>
+        </w:rPr>
         <w:t xml:space="preserve"> </w:t>
       </w:r>
       <w:r>
         <w:rPr>
-          <w:rFonts w:hint="eastAsia"/>
+          <w:rFonts w:hint="eastAsia" w:eastAsia="黑体"/>
         </w:rPr>
         <w:t xml:space="preserve">接反相输出节点</w:t>
       </w:r>
       <w:r>
+        <w:rPr>
+          <w:rFonts w:eastAsia="黑体"/>
+        </w:rPr>
         <w:t xml:space="preserve"> </w:t>
       </w:r>
       <m:oMath>
@@ -672,11 +779,14 @@
       </m:oMath>
       <w:r>
         <w:rPr>
-          <w:rFonts w:hint="eastAsia"/>
+          <w:rFonts w:hint="eastAsia" w:eastAsia="黑体"/>
         </w:rPr>
         <w:t xml:space="preserve">，正电源脚</w:t>
       </w:r>
       <w:r>
+        <w:rPr>
+          <w:rFonts w:eastAsia="黑体"/>
+        </w:rPr>
         <w:t xml:space="preserve"> </w:t>
       </w:r>
       <m:oMath>
@@ -697,15 +807,21 @@
         </m:sSub>
       </m:oMath>
       <w:r>
+        <w:rPr>
+          <w:rFonts w:eastAsia="黑体"/>
+        </w:rPr>
         <w:t xml:space="preserve"> </w:t>
       </w:r>
       <w:r>
         <w:rPr>
-          <w:rFonts w:hint="eastAsia"/>
+          <w:rFonts w:hint="eastAsia" w:eastAsia="黑体"/>
         </w:rPr>
         <w:t xml:space="preserve">接</w:t>
       </w:r>
       <w:r>
+        <w:rPr>
+          <w:rFonts w:eastAsia="黑体"/>
+        </w:rPr>
         <w:t xml:space="preserve"> </w:t>
       </w:r>
       <m:oMath>
@@ -733,11 +849,14 @@
       </m:oMath>
       <w:r>
         <w:rPr>
-          <w:rFonts w:hint="eastAsia"/>
+          <w:rFonts w:hint="eastAsia" w:eastAsia="黑体"/>
         </w:rPr>
         <w:t xml:space="preserve">、地脚</w:t>
       </w:r>
       <w:r>
+        <w:rPr>
+          <w:rFonts w:eastAsia="黑体"/>
+        </w:rPr>
         <w:t xml:space="preserve"> </w:t>
       </w:r>
       <m:oMath>
@@ -752,11 +871,14 @@
         </m:r>
       </m:oMath>
       <w:r>
+        <w:rPr>
+          <w:rFonts w:eastAsia="黑体"/>
+        </w:rPr>
         <w:t xml:space="preserve"> </w:t>
       </w:r>
       <w:r>
         <w:rPr>
-          <w:rFonts w:hint="eastAsia"/>
+          <w:rFonts w:hint="eastAsia" w:eastAsia="黑体"/>
         </w:rPr>
         <w:t xml:space="preserve">接地。</w:t>
       </w:r>
@@ -775,15 +897,21 @@
         </m:r>
       </m:oMath>
       <w:r>
+        <w:rPr>
+          <w:rFonts w:eastAsia="黑体"/>
+        </w:rPr>
         <w:t xml:space="preserve"> </w:t>
       </w:r>
       <w:r>
         <w:rPr>
-          <w:rFonts w:hint="eastAsia"/>
+          <w:rFonts w:hint="eastAsia" w:eastAsia="黑体"/>
         </w:rPr>
         <w:t xml:space="preserve">时等价于</w:t>
       </w:r>
       <w:r>
+        <w:rPr>
+          <w:rFonts w:eastAsia="黑体"/>
+        </w:rPr>
         <w:t xml:space="preserve"> </w:t>
       </w:r>
       <m:oMath>
@@ -811,7 +939,7 @@
       </m:oMath>
       <w:r>
         <w:rPr>
-          <w:rFonts w:hint="eastAsia"/>
+          <w:rFonts w:hint="eastAsia" w:eastAsia="黑体"/>
         </w:rPr>
         <w:t xml:space="preserve">，每个时钟有效边沿翻转一次，输出频率为时钟的一半；</w:t>
       </w:r>
@@ -830,15 +958,21 @@
         </m:r>
       </m:oMath>
       <w:r>
+        <w:rPr>
+          <w:rFonts w:eastAsia="黑体"/>
+        </w:rPr>
         <w:t xml:space="preserve"> </w:t>
       </w:r>
       <w:r>
         <w:rPr>
-          <w:rFonts w:hint="eastAsia"/>
+          <w:rFonts w:hint="eastAsia" w:eastAsia="黑体"/>
         </w:rPr>
         <w:t xml:space="preserve">时</w:t>
       </w:r>
       <w:r>
+        <w:rPr>
+          <w:rFonts w:eastAsia="黑体"/>
+        </w:rPr>
         <w:t xml:space="preserve"> </w:t>
       </w:r>
       <m:oMath>
@@ -866,7 +1000,7 @@
       </m:oMath>
       <w:r>
         <w:rPr>
-          <w:rFonts w:hint="eastAsia"/>
+          <w:rFonts w:hint="eastAsia" w:eastAsia="黑体"/>
         </w:rPr>
         <w:t xml:space="preserve">，输出保持。</w:t>
       </w:r>
@@ -875,7 +1009,7 @@
       <w:pPr/>
       <w:r>
         <w:rPr>
-          <w:rFonts w:hint="eastAsia"/>
+          <w:rFonts w:hint="eastAsia" w:eastAsia="黑体"/>
         </w:rPr>
         <w:t xml:space="preserve">由此构成”单输入翻转（toggle）触发器”组态，</w:t>
       </w:r>
@@ -894,11 +1028,14 @@
         </m:r>
       </m:oMath>
       <w:r>
+        <w:rPr>
+          <w:rFonts w:eastAsia="黑体"/>
+        </w:rPr>
         <w:t xml:space="preserve"> </w:t>
       </w:r>
       <w:r>
         <w:rPr>
-          <w:rFonts w:hint="eastAsia"/>
+          <w:rFonts w:hint="eastAsia" w:eastAsia="黑体"/>
         </w:rPr>
         <w:t xml:space="preserve">时每时钟翻转、</w:t>
       </w:r>
@@ -917,11 +1054,14 @@
         </m:r>
       </m:oMath>
       <w:r>
+        <w:rPr>
+          <w:rFonts w:eastAsia="黑体"/>
+        </w:rPr>
         <w:t xml:space="preserve"> </w:t>
       </w:r>
       <w:r>
         <w:rPr>
-          <w:rFonts w:hint="eastAsia"/>
+          <w:rFonts w:hint="eastAsia" w:eastAsia="黑体"/>
         </w:rPr>
         <w:t xml:space="preserve">时保持，常用作计数与二分频。</w:t>
       </w:r>
@@ -934,7 +1074,7 @@
       </w:pPr>
       <w:r>
         <w:rPr>
-          <w:rFonts w:hint="eastAsia"/>
+          <w:rFonts w:hint="eastAsia" w:eastAsia="黑体"/>
         </w:rPr>
         <w:t xml:space="preserve">工作原理</w:t>
       </w:r>
@@ -945,11 +1085,14 @@
       </w:pPr>
       <w:r>
         <w:rPr>
-          <w:rFonts w:hint="eastAsia"/>
+          <w:rFonts w:hint="eastAsia" w:eastAsia="黑体"/>
         </w:rPr>
         <w:t xml:space="preserve">时钟边沿到来时，若</w:t>
       </w:r>
       <w:r>
+        <w:rPr>
+          <w:rFonts w:eastAsia="黑体"/>
+        </w:rPr>
         <w:t xml:space="preserve"> </w:t>
       </w:r>
       <m:oMath>
@@ -967,15 +1110,21 @@
         </m:r>
       </m:oMath>
       <w:r>
+        <w:rPr>
+          <w:rFonts w:eastAsia="黑体"/>
+        </w:rPr>
         <w:t xml:space="preserve"> </w:t>
       </w:r>
       <w:r>
         <w:rPr>
-          <w:rFonts w:hint="eastAsia"/>
+          <w:rFonts w:hint="eastAsia" w:eastAsia="黑体"/>
         </w:rPr>
         <w:t xml:space="preserve">输出保持；若</w:t>
       </w:r>
       <w:r>
+        <w:rPr>
+          <w:rFonts w:eastAsia="黑体"/>
+        </w:rPr>
         <w:t xml:space="preserve"> </w:t>
       </w:r>
       <m:oMath>
@@ -993,24 +1142,33 @@
         </m:r>
       </m:oMath>
       <w:r>
+        <w:rPr>
+          <w:rFonts w:eastAsia="黑体"/>
+        </w:rPr>
         <w:t xml:space="preserve"> </w:t>
       </w:r>
       <w:r>
         <w:rPr>
-          <w:rFonts w:hint="eastAsia"/>
+          <w:rFonts w:hint="eastAsia" w:eastAsia="黑体"/>
         </w:rPr>
         <w:t xml:space="preserve">输出翻转。翻转本质是</w:t>
       </w:r>
       <w:r>
+        <w:rPr>
+          <w:rFonts w:eastAsia="黑体"/>
+        </w:rPr>
         <w:t xml:space="preserve"> JK </w:t>
       </w:r>
       <w:r>
         <w:rPr>
-          <w:rFonts w:hint="eastAsia"/>
+          <w:rFonts w:hint="eastAsia" w:eastAsia="黑体"/>
         </w:rPr>
         <w:t xml:space="preserve">触发器的</w:t>
       </w:r>
       <w:r>
+        <w:rPr>
+          <w:rFonts w:eastAsia="黑体"/>
+        </w:rPr>
         <w:t xml:space="preserve"> </w:t>
       </w:r>
       <m:oMath>
@@ -1037,20 +1195,26 @@
         </m:r>
       </m:oMath>
       <w:r>
+        <w:rPr>
+          <w:rFonts w:eastAsia="黑体"/>
+        </w:rPr>
         <w:t xml:space="preserve"> </w:t>
       </w:r>
       <w:r>
         <w:rPr>
-          <w:rFonts w:hint="eastAsia"/>
+          <w:rFonts w:hint="eastAsia" w:eastAsia="黑体"/>
         </w:rPr>
         <w:t xml:space="preserve">情形。把</w:t>
       </w:r>
       <w:r>
+        <w:rPr>
+          <w:rFonts w:eastAsia="黑体"/>
+        </w:rPr>
         <w:t xml:space="preserve"> T </w:t>
       </w:r>
       <w:r>
         <w:rPr>
-          <w:rFonts w:hint="eastAsia"/>
+          <w:rFonts w:hint="eastAsia" w:eastAsia="黑体"/>
         </w:rPr>
         <w:t xml:space="preserve">恒接高电平，输出即每时钟翻转一次，形成二分频器。</w:t>
       </w:r>
@@ -1063,7 +1227,7 @@
       </w:pPr>
       <w:r>
         <w:rPr>
-          <w:rFonts w:hint="eastAsia"/>
+          <w:rFonts w:hint="eastAsia" w:eastAsia="黑体"/>
         </w:rPr>
         <w:t xml:space="preserve">关键计算公式</w:t>
       </w:r>
@@ -1077,7 +1241,7 @@
       </w:pPr>
       <w:r>
         <w:rPr>
-          <w:rFonts w:hint="eastAsia"/>
+          <w:rFonts w:hint="eastAsia" w:eastAsia="黑体"/>
         </w:rPr>
         <w:t xml:space="preserve">特征方程：</w:t>
       </w:r>
@@ -1214,25 +1378,31 @@
       </w:pPr>
       <w:r>
         <w:rPr>
-          <w:rFonts w:hint="eastAsia"/>
+          <w:rFonts w:hint="eastAsia" w:eastAsia="黑体"/>
         </w:rPr>
         <w:t xml:space="preserve">二分频（T</w:t>
       </w:r>
       <w:r>
+        <w:rPr>
+          <w:rFonts w:eastAsia="黑体"/>
+        </w:rPr>
         <w:t xml:space="preserve"> </w:t>
       </w:r>
       <w:r>
         <w:rPr>
-          <w:rFonts w:hint="eastAsia"/>
+          <w:rFonts w:hint="eastAsia" w:eastAsia="黑体"/>
         </w:rPr>
         <w:t xml:space="preserve">恒为</w:t>
       </w:r>
       <w:r>
+        <w:rPr>
+          <w:rFonts w:eastAsia="黑体"/>
+        </w:rPr>
         <w:t xml:space="preserve"> </w:t>
       </w:r>
       <w:r>
         <w:rPr>
-          <w:rFonts w:hint="eastAsia"/>
+          <w:rFonts w:hint="eastAsia" w:eastAsia="黑体"/>
         </w:rPr>
         <w:t xml:space="preserve">1）：</w:t>
       </w:r>
@@ -1305,7 +1475,7 @@
       </w:pPr>
       <w:r>
         <w:rPr>
-          <w:rFonts w:hint="eastAsia"/>
+          <w:rFonts w:hint="eastAsia" w:eastAsia="黑体"/>
         </w:rPr>
         <w:t xml:space="preserve">输出频率与时钟频率关系：</w:t>
       </w:r>
@@ -1400,7 +1570,7 @@
             </w:pPr>
             <w:r>
               <w:rPr>
-                <w:rFonts w:hint="eastAsia"/>
+                <w:rFonts w:hint="eastAsia" w:eastAsia="黑体"/>
               </w:rPr>
               <w:t xml:space="preserve">符号</w:t>
             </w:r>
@@ -1414,7 +1584,7 @@
             </w:pPr>
             <w:r>
               <w:rPr>
-                <w:rFonts w:hint="eastAsia"/>
+                <w:rFonts w:hint="eastAsia" w:eastAsia="黑体"/>
               </w:rPr>
               <w:t xml:space="preserve">含义</w:t>
             </w:r>
@@ -1428,7 +1598,7 @@
             </w:pPr>
             <w:r>
               <w:rPr>
-                <w:rFonts w:hint="eastAsia"/>
+                <w:rFonts w:hint="eastAsia" w:eastAsia="黑体"/>
               </w:rPr>
               <w:t xml:space="preserve">单位</w:t>
             </w:r>
@@ -1448,6 +1618,9 @@
               </m:r>
             </m:oMath>
             <w:r>
+              <w:rPr>
+                <w:rFonts w:eastAsia="黑体"/>
+              </w:rPr>
               <w:t xml:space="preserve">​</w:t>
             </w:r>
           </w:p>
@@ -1460,7 +1633,7 @@
             </w:pPr>
             <w:r>
               <w:rPr>
-                <w:rFonts w:hint="eastAsia"/>
+                <w:rFonts w:hint="eastAsia" w:eastAsia="黑体"/>
               </w:rPr>
               <w:t xml:space="preserve">翻转控制输入</w:t>
             </w:r>
@@ -1473,6 +1646,9 @@
               <w:pStyle w:val="Compact"/>
             </w:pPr>
             <w:r>
+              <w:rPr>
+                <w:rFonts w:eastAsia="黑体"/>
+              </w:rPr>
               <w:t xml:space="preserve">—</w:t>
             </w:r>
           </w:p>
@@ -1500,6 +1676,9 @@
               </m:sSup>
             </m:oMath>
             <w:r>
+              <w:rPr>
+                <w:rFonts w:eastAsia="黑体"/>
+              </w:rPr>
               <w:t xml:space="preserve">​</w:t>
             </w:r>
           </w:p>
@@ -1512,7 +1691,7 @@
             </w:pPr>
             <w:r>
               <w:rPr>
-                <w:rFonts w:hint="eastAsia"/>
+                <w:rFonts w:hint="eastAsia" w:eastAsia="黑体"/>
               </w:rPr>
               <w:t xml:space="preserve">现态</w:t>
             </w:r>
@@ -1525,6 +1704,9 @@
               <w:pStyle w:val="Compact"/>
             </w:pPr>
             <w:r>
+              <w:rPr>
+                <w:rFonts w:eastAsia="黑体"/>
+              </w:rPr>
               <w:t xml:space="preserve">—</w:t>
             </w:r>
           </w:p>
@@ -1561,6 +1743,9 @@
               </m:sSup>
             </m:oMath>
             <w:r>
+              <w:rPr>
+                <w:rFonts w:eastAsia="黑体"/>
+              </w:rPr>
               <w:t xml:space="preserve">​</w:t>
             </w:r>
           </w:p>
@@ -1573,7 +1758,7 @@
             </w:pPr>
             <w:r>
               <w:rPr>
-                <w:rFonts w:hint="eastAsia"/>
+                <w:rFonts w:hint="eastAsia" w:eastAsia="黑体"/>
               </w:rPr>
               <w:t xml:space="preserve">次态</w:t>
             </w:r>
@@ -1586,6 +1771,9 @@
               <w:pStyle w:val="Compact"/>
             </w:pPr>
             <w:r>
+              <w:rPr>
+                <w:rFonts w:eastAsia="黑体"/>
+              </w:rPr>
               <w:t xml:space="preserve">—</w:t>
             </w:r>
           </w:p>
@@ -1613,6 +1801,9 @@
               </m:sSub>
             </m:oMath>
             <w:r>
+              <w:rPr>
+                <w:rFonts w:eastAsia="黑体"/>
+              </w:rPr>
               <w:t xml:space="preserve">​</w:t>
             </w:r>
           </w:p>
@@ -1625,7 +1816,7 @@
             </w:pPr>
             <w:r>
               <w:rPr>
-                <w:rFonts w:hint="eastAsia"/>
+                <w:rFonts w:hint="eastAsia" w:eastAsia="黑体"/>
               </w:rPr>
               <w:t xml:space="preserve">输出频率</w:t>
             </w:r>
@@ -1638,6 +1829,9 @@
               <w:pStyle w:val="Compact"/>
             </w:pPr>
             <w:r>
+              <w:rPr>
+                <w:rFonts w:eastAsia="黑体"/>
+              </w:rPr>
               <w:t xml:space="preserve">Hz</w:t>
             </w:r>
           </w:p>
@@ -1669,6 +1863,9 @@
               </m:sSub>
             </m:oMath>
             <w:r>
+              <w:rPr>
+                <w:rFonts w:eastAsia="黑体"/>
+              </w:rPr>
               <w:t xml:space="preserve">​</w:t>
             </w:r>
           </w:p>
@@ -1681,7 +1878,7 @@
             </w:pPr>
             <w:r>
               <w:rPr>
-                <w:rFonts w:hint="eastAsia"/>
+                <w:rFonts w:hint="eastAsia" w:eastAsia="黑体"/>
               </w:rPr>
               <w:t xml:space="preserve">时钟频率</w:t>
             </w:r>
@@ -1694,6 +1891,9 @@
               <w:pStyle w:val="Compact"/>
             </w:pPr>
             <w:r>
+              <w:rPr>
+                <w:rFonts w:eastAsia="黑体"/>
+              </w:rPr>
               <w:t xml:space="preserve">Hz</w:t>
             </w:r>
           </w:p>
@@ -1708,7 +1908,7 @@
       </w:pPr>
       <w:r>
         <w:rPr>
-          <w:rFonts w:hint="eastAsia"/>
+          <w:rFonts w:hint="eastAsia" w:eastAsia="黑体"/>
         </w:rPr>
         <w:t xml:space="preserve">元件调整影响</w:t>
       </w:r>
@@ -1723,6 +1923,7 @@
       </w:pPr>
       <w:r>
         <w:rPr>
+          <w:rFonts w:eastAsia="黑体"/>
           <w:b/>
           <w:bCs/>
         </w:rPr>
@@ -1730,30 +1931,39 @@
       </w:r>
       <w:r>
         <w:rPr>
-          <w:rFonts w:hint="eastAsia"/>
+          <w:rFonts w:hint="eastAsia" w:eastAsia="黑体"/>
           <w:b/>
           <w:bCs/>
         </w:rPr>
         <w:t xml:space="preserve">恒接高</w:t>
       </w:r>
       <w:r>
+        <w:rPr>
+          <w:rFonts w:eastAsia="黑体"/>
+        </w:rPr>
         <w:t xml:space="preserve"> </w:t>
       </w:r>
       <w:r>
+        <w:rPr>
+          <w:rFonts w:eastAsia="黑体"/>
+        </w:rPr>
         <w:t xml:space="preserve">→ </w:t>
       </w:r>
       <w:r>
         <w:rPr>
-          <w:rFonts w:hint="eastAsia"/>
+          <w:rFonts w:hint="eastAsia" w:eastAsia="黑体"/>
         </w:rPr>
         <w:t xml:space="preserve">每时钟翻转，构造二分频</w:t>
       </w:r>
       <w:r>
+        <w:rPr>
+          <w:rFonts w:eastAsia="黑体"/>
+        </w:rPr>
         <w:t xml:space="preserve"> / </w:t>
       </w:r>
       <w:r>
         <w:rPr>
-          <w:rFonts w:hint="eastAsia"/>
+          <w:rFonts w:hint="eastAsia" w:eastAsia="黑体"/>
         </w:rPr>
         <w:t xml:space="preserve">二进制计数器。</w:t>
       </w:r>
@@ -1768,6 +1978,7 @@
       </w:pPr>
       <w:r>
         <w:rPr>
+          <w:rFonts w:eastAsia="黑体"/>
           <w:b/>
           <w:bCs/>
         </w:rPr>
@@ -1775,21 +1986,27 @@
       </w:r>
       <w:r>
         <w:rPr>
-          <w:rFonts w:hint="eastAsia"/>
+          <w:rFonts w:hint="eastAsia" w:eastAsia="黑体"/>
           <w:b/>
           <w:bCs/>
         </w:rPr>
         <w:t xml:space="preserve">接低</w:t>
       </w:r>
       <w:r>
+        <w:rPr>
+          <w:rFonts w:eastAsia="黑体"/>
+        </w:rPr>
         <w:t xml:space="preserve"> </w:t>
       </w:r>
       <w:r>
+        <w:rPr>
+          <w:rFonts w:eastAsia="黑体"/>
+        </w:rPr>
         <w:t xml:space="preserve">→ </w:t>
       </w:r>
       <w:r>
         <w:rPr>
-          <w:rFonts w:hint="eastAsia"/>
+          <w:rFonts w:hint="eastAsia" w:eastAsia="黑体"/>
         </w:rPr>
         <w:t xml:space="preserve">输出保持，电路等效于静态寄存器。</w:t>
       </w:r>
@@ -1804,21 +2021,27 @@
       </w:pPr>
       <w:r>
         <w:rPr>
-          <w:rFonts w:hint="eastAsia"/>
+          <w:rFonts w:hint="eastAsia" w:eastAsia="黑体"/>
           <w:b/>
           <w:bCs/>
         </w:rPr>
         <w:t xml:space="preserve">时钟频率升高</w:t>
       </w:r>
       <w:r>
+        <w:rPr>
+          <w:rFonts w:eastAsia="黑体"/>
+        </w:rPr>
         <w:t xml:space="preserve"> </w:t>
       </w:r>
       <w:r>
+        <w:rPr>
+          <w:rFonts w:eastAsia="黑体"/>
+        </w:rPr>
         <w:t xml:space="preserve">→ </w:t>
       </w:r>
       <w:r>
         <w:rPr>
-          <w:rFonts w:hint="eastAsia"/>
+          <w:rFonts w:hint="eastAsia" w:eastAsia="黑体"/>
         </w:rPr>
         <w:t xml:space="preserve">受触发器传播延迟制约，最高分频频率有限。</w:t>
       </w:r>
@@ -1833,7 +2056,7 @@
       </w:pPr>
       <w:r>
         <w:rPr>
-          <w:rFonts w:hint="eastAsia"/>
+          <w:rFonts w:hint="eastAsia" w:eastAsia="黑体"/>
           <w:b/>
           <w:bCs/>
         </w:rPr>
@@ -1841,6 +2064,7 @@
       </w:r>
       <w:r>
         <w:rPr>
+          <w:rFonts w:eastAsia="黑体"/>
           <w:b/>
           <w:bCs/>
         </w:rPr>
@@ -1848,21 +2072,27 @@
       </w:r>
       <w:r>
         <w:rPr>
-          <w:rFonts w:hint="eastAsia"/>
+          <w:rFonts w:hint="eastAsia" w:eastAsia="黑体"/>
           <w:b/>
           <w:bCs/>
         </w:rPr>
         <w:t xml:space="preserve">触发器级联</w:t>
       </w:r>
       <w:r>
+        <w:rPr>
+          <w:rFonts w:eastAsia="黑体"/>
+        </w:rPr>
         <w:t xml:space="preserve"> </w:t>
       </w:r>
       <w:r>
+        <w:rPr>
+          <w:rFonts w:eastAsia="黑体"/>
+        </w:rPr>
         <w:t xml:space="preserve">→ </w:t>
       </w:r>
       <w:r>
         <w:rPr>
-          <w:rFonts w:hint="eastAsia"/>
+          <w:rFonts w:hint="eastAsia" w:eastAsia="黑体"/>
         </w:rPr>
         <w:t xml:space="preserve">输出依次二分频，构成二进制计数器的高低位。</w:t>
       </w:r>
@@ -1875,7 +2105,7 @@
       </w:pPr>
       <w:r>
         <w:rPr>
-          <w:rFonts w:hint="eastAsia"/>
+          <w:rFonts w:hint="eastAsia" w:eastAsia="黑体"/>
         </w:rPr>
         <w:t xml:space="preserve">典型参数示例</w:t>
       </w:r>
@@ -1890,7 +2120,7 @@
       </w:pPr>
       <w:r>
         <w:rPr>
-          <w:rFonts w:hint="eastAsia"/>
+          <w:rFonts w:hint="eastAsia" w:eastAsia="黑体"/>
         </w:rPr>
         <w:t xml:space="preserve">二分频：</w:t>
       </w:r>
@@ -1910,11 +2140,14 @@
       </m:oMath>
       <w:r>
         <w:rPr>
-          <w:rFonts w:hint="eastAsia"/>
+          <w:rFonts w:hint="eastAsia" w:eastAsia="黑体"/>
         </w:rPr>
         <w:t xml:space="preserve">，输入时钟</w:t>
       </w:r>
       <w:r>
+        <w:rPr>
+          <w:rFonts w:eastAsia="黑体"/>
+        </w:rPr>
         <w:t xml:space="preserve"> </w:t>
       </w:r>
       <m:oMath>
@@ -1934,11 +2167,14 @@
       </m:oMath>
       <w:r>
         <w:rPr>
-          <w:rFonts w:hint="eastAsia"/>
+          <w:rFonts w:hint="eastAsia" w:eastAsia="黑体"/>
         </w:rPr>
         <w:t xml:space="preserve">，则输出</w:t>
       </w:r>
       <w:r>
+        <w:rPr>
+          <w:rFonts w:eastAsia="黑体"/>
+        </w:rPr>
         <w:t xml:space="preserve"> </w:t>
       </w:r>
       <m:oMath>
@@ -2006,6 +2242,9 @@
         </m:r>
       </m:oMath>
       <w:r>
+        <w:rPr>
+          <w:rFonts w:eastAsia="黑体"/>
+        </w:rPr>
         <w:t xml:space="preserve">。</w:t>
       </w:r>
     </w:p>
@@ -2019,7 +2258,7 @@
       </w:pPr>
       <w:r>
         <w:rPr>
-          <w:rFonts w:hint="eastAsia"/>
+          <w:rFonts w:hint="eastAsia" w:eastAsia="黑体"/>
         </w:rPr>
         <w:t xml:space="preserve">特征方程验证：</w:t>
       </w:r>
@@ -2066,11 +2305,14 @@
       </m:oMath>
       <w:r>
         <w:rPr>
-          <w:rFonts w:hint="eastAsia"/>
+          <w:rFonts w:hint="eastAsia" w:eastAsia="黑体"/>
         </w:rPr>
         <w:t xml:space="preserve">，则</w:t>
       </w:r>
       <w:r>
+        <w:rPr>
+          <w:rFonts w:eastAsia="黑体"/>
+        </w:rPr>
         <w:t xml:space="preserve"> </w:t>
       </w:r>
       <m:oMath>
@@ -2125,7 +2367,7 @@
       </m:oMath>
       <w:r>
         <w:rPr>
-          <w:rFonts w:hint="eastAsia"/>
+          <w:rFonts w:hint="eastAsia" w:eastAsia="黑体"/>
         </w:rPr>
         <w:t xml:space="preserve">，完成翻转。</w:t>
       </w:r>
@@ -2138,7 +2380,7 @@
       </w:pPr>
       <w:r>
         <w:rPr>
-          <w:rFonts w:hint="eastAsia"/>
+          <w:rFonts w:hint="eastAsia" w:eastAsia="黑体"/>
         </w:rPr>
         <w:t xml:space="preserve">常见器件型号</w:t>
       </w:r>
@@ -2153,34 +2395,43 @@
       </w:pPr>
       <w:r>
         <w:rPr>
-          <w:rFonts w:hint="eastAsia"/>
+          <w:rFonts w:hint="eastAsia" w:eastAsia="黑体"/>
         </w:rPr>
         <w:t xml:space="preserve">常用：按需选型（独立</w:t>
       </w:r>
       <w:r>
+        <w:rPr>
+          <w:rFonts w:eastAsia="黑体"/>
+        </w:rPr>
         <w:t xml:space="preserve"> T </w:t>
       </w:r>
       <w:r>
         <w:rPr>
-          <w:rFonts w:hint="eastAsia"/>
+          <w:rFonts w:hint="eastAsia" w:eastAsia="黑体"/>
         </w:rPr>
         <w:t xml:space="preserve">触发器较少，多用</w:t>
       </w:r>
       <w:r>
+        <w:rPr>
+          <w:rFonts w:eastAsia="黑体"/>
+        </w:rPr>
         <w:t xml:space="preserve"> JK </w:t>
       </w:r>
       <w:r>
         <w:rPr>
-          <w:rFonts w:hint="eastAsia"/>
+          <w:rFonts w:hint="eastAsia" w:eastAsia="黑体"/>
         </w:rPr>
         <w:t xml:space="preserve">触发器</w:t>
       </w:r>
       <w:r>
+        <w:rPr>
+          <w:rFonts w:eastAsia="黑体"/>
+        </w:rPr>
         <w:t xml:space="preserve"> J、K </w:t>
       </w:r>
       <w:r>
         <w:rPr>
-          <w:rFonts w:hint="eastAsia"/>
+          <w:rFonts w:hint="eastAsia" w:eastAsia="黑体"/>
         </w:rPr>
         <w:t xml:space="preserve">短接实现）。</w:t>
       </w:r>
@@ -2195,34 +2446,43 @@
       </w:pPr>
       <w:r>
         <w:rPr>
-          <w:rFonts w:hint="eastAsia"/>
+          <w:rFonts w:hint="eastAsia" w:eastAsia="黑体"/>
         </w:rPr>
         <w:t xml:space="preserve">基础实现：74HC73</w:t>
       </w:r>
       <w:r>
+        <w:rPr>
+          <w:rFonts w:eastAsia="黑体"/>
+        </w:rPr>
         <w:t xml:space="preserve"> / </w:t>
       </w:r>
       <w:r>
         <w:rPr>
-          <w:rFonts w:hint="eastAsia"/>
+          <w:rFonts w:hint="eastAsia" w:eastAsia="黑体"/>
         </w:rPr>
         <w:t xml:space="preserve">74HC76（JK</w:t>
       </w:r>
       <w:r>
+        <w:rPr>
+          <w:rFonts w:eastAsia="黑体"/>
+        </w:rPr>
         <w:t xml:space="preserve"> </w:t>
       </w:r>
       <w:r>
         <w:rPr>
-          <w:rFonts w:hint="eastAsia"/>
+          <w:rFonts w:hint="eastAsia" w:eastAsia="黑体"/>
         </w:rPr>
         <w:t xml:space="preserve">触发器接成</w:t>
       </w:r>
       <w:r>
+        <w:rPr>
+          <w:rFonts w:eastAsia="黑体"/>
+        </w:rPr>
         <w:t xml:space="preserve"> T </w:t>
       </w:r>
       <w:r>
         <w:rPr>
-          <w:rFonts w:hint="eastAsia"/>
+          <w:rFonts w:hint="eastAsia" w:eastAsia="黑体"/>
         </w:rPr>
         <w:t xml:space="preserve">触发器）、CD4027。</w:t>
       </w:r>
@@ -2235,7 +2495,7 @@
       </w:pPr>
       <w:r>
         <w:rPr>
-          <w:rFonts w:hint="eastAsia"/>
+          <w:rFonts w:hint="eastAsia" w:eastAsia="黑体"/>
         </w:rPr>
         <w:t xml:space="preserve">注意事项</w:t>
       </w:r>
@@ -2249,38 +2509,50 @@
         </w:numPr>
       </w:pPr>
       <w:r>
+        <w:rPr>
+          <w:rFonts w:eastAsia="黑体"/>
+        </w:rPr>
         <w:t xml:space="preserve">T </w:t>
       </w:r>
       <w:r>
         <w:rPr>
-          <w:rFonts w:hint="eastAsia"/>
+          <w:rFonts w:hint="eastAsia" w:eastAsia="黑体"/>
         </w:rPr>
         <w:t xml:space="preserve">触发器与</w:t>
       </w:r>
       <w:r>
+        <w:rPr>
+          <w:rFonts w:eastAsia="黑体"/>
+        </w:rPr>
         <w:t xml:space="preserve"> JK </w:t>
       </w:r>
       <w:r>
         <w:rPr>
-          <w:rFonts w:hint="eastAsia"/>
+          <w:rFonts w:hint="eastAsia" w:eastAsia="黑体"/>
         </w:rPr>
         <w:t xml:space="preserve">触发器关系密切，常用</w:t>
       </w:r>
       <w:r>
+        <w:rPr>
+          <w:rFonts w:eastAsia="黑体"/>
+        </w:rPr>
         <w:t xml:space="preserve"> JK </w:t>
       </w:r>
       <w:r>
         <w:rPr>
-          <w:rFonts w:hint="eastAsia"/>
+          <w:rFonts w:hint="eastAsia" w:eastAsia="黑体"/>
         </w:rPr>
         <w:t xml:space="preserve">触发器短接</w:t>
       </w:r>
       <w:r>
+        <w:rPr>
+          <w:rFonts w:eastAsia="黑体"/>
+        </w:rPr>
         <w:t xml:space="preserve"> J、K </w:t>
       </w:r>
       <w:r>
         <w:rPr>
-          <w:rFonts w:hint="eastAsia"/>
+          <w:rFonts w:hint="eastAsia" w:eastAsia="黑体"/>
         </w:rPr>
         <w:t xml:space="preserve">实现。</w:t>
       </w:r>
@@ -2295,7 +2567,7 @@
       </w:pPr>
       <w:r>
         <w:rPr>
-          <w:rFonts w:hint="eastAsia"/>
+          <w:rFonts w:hint="eastAsia" w:eastAsia="黑体"/>
         </w:rPr>
         <w:t xml:space="preserve">用于计数/分频时注意多级级联的时钟方向（同步/异步）。</w:t>
       </w:r>
@@ -2310,16 +2582,19 @@
       </w:pPr>
       <w:r>
         <w:rPr>
-          <w:rFonts w:hint="eastAsia"/>
+          <w:rFonts w:hint="eastAsia" w:eastAsia="黑体"/>
         </w:rPr>
         <w:t xml:space="preserve">确保</w:t>
       </w:r>
       <w:r>
+        <w:rPr>
+          <w:rFonts w:eastAsia="黑体"/>
+        </w:rPr>
         <w:t xml:space="preserve"> T </w:t>
       </w:r>
       <w:r>
         <w:rPr>
-          <w:rFonts w:hint="eastAsia"/>
+          <w:rFonts w:hint="eastAsia" w:eastAsia="黑体"/>
         </w:rPr>
         <w:t xml:space="preserve">与时钟满足建立/保持时间。</w:t>
       </w:r>
@@ -2332,7 +2607,7 @@
       </w:pPr>
       <w:r>
         <w:rPr>
-          <w:rFonts w:hint="eastAsia"/>
+          <w:rFonts w:hint="eastAsia" w:eastAsia="黑体"/>
         </w:rPr>
         <w:t xml:space="preserve">参考资料</w:t>
       </w:r>
@@ -2347,7 +2622,7 @@
       </w:pPr>
       <w:r>
         <w:rPr>
-          <w:rFonts w:hint="eastAsia"/>
+          <w:rFonts w:hint="eastAsia" w:eastAsia="黑体"/>
         </w:rPr>
         <w:t xml:space="preserve">《数字电子技术基础》（阎石）。</w:t>
       </w:r>
@@ -2361,6 +2636,9 @@
         </w:numPr>
       </w:pPr>
       <w:r>
+        <w:rPr>
+          <w:rFonts w:eastAsia="黑体"/>
+        </w:rPr>
         <w:t xml:space="preserve">Wikipedia: Flip-flop (electronics)。</w:t>
       </w:r>
     </w:p>
@@ -2373,11 +2651,14 @@
         </w:numPr>
       </w:pPr>
       <w:r>
+        <w:rPr>
+          <w:rFonts w:eastAsia="黑体"/>
+        </w:rPr>
         <w:t xml:space="preserve">TI 74HC76 </w:t>
       </w:r>
       <w:r>
         <w:rPr>
-          <w:rFonts w:hint="eastAsia"/>
+          <w:rFonts w:hint="eastAsia" w:eastAsia="黑体"/>
         </w:rPr>
         <w:t xml:space="preserve">数据手册。</w:t>
       </w:r>
@@ -2391,11 +2672,11 @@
       </w:pPr>
       <w:r>
         <w:rPr>
-          <w:rFonts w:ascii="Times New Roman" w:hAnsi="Times New Roman"/>
+          <w:rFonts w:ascii="Times New Roman" w:hAnsi="Times New Roman" w:eastAsia="黑体"/>
           <w:color w:val="555555"/>
           <w:sz w:val="21"/>
         </w:rPr>
-        <w:t>材料收集者：杜文杰</w:t>
+        <w:t>材料收集者：杜文杰，WX手机：19519196569，QQ:3478827729</w:t>
       </w:r>
     </w:p>
     <w:sectPr>
@@ -2415,7 +2696,7 @@
 </file>
 
 <file path=word/footer1.xml><?xml version="1.0" encoding="utf-8"?>
-<w:ftr xmlns:m="http://schemas.openxmlformats.org/officeDocument/2006/math" xmlns:mc="http://schemas.openxmlformats.org/markup-compatibility/2006" xmlns:mo="http://schemas.microsoft.com/office/mac/office/2008/main" xmlns:mv="urn:schemas-microsoft-com:mac:vml" xmlns:o="urn:schemas-microsoft-com:office:office" xmlns:r="http://schemas.openxmlformats.org/officeDocument/2006/relationships" xmlns:v="urn:schemas-microsoft-com:vml" xmlns:w10="urn:schemas-microsoft-com:office:word" xmlns:w14="http://schemas.microsoft.com/office/word/2010/wordml" xmlns:w="http://schemas.openxmlformats.org/wordprocessingml/2006/main" xmlns:wne="http://schemas.microsoft.com/office/word/2006/wordml" xmlns:wp14="http://schemas.microsoft.com/office/word/2010/wordprocessingDrawing" xmlns:wp="http://schemas.openxmlformats.org/drawingml/2006/wordprocessingDrawing" xmlns:wpc="http://schemas.microsoft.com/office/word/2010/wordprocessingCanvas" xmlns:wpg="http://schemas.microsoft.com/office/word/2010/wordprocessingGroup" xmlns:wpi="http://schemas.microsoft.com/office/word/2010/wordprocessingInk" xmlns:wps="http://schemas.microsoft.com/office/word/2010/wordprocessingShape" mc:Ignorable="w14 wp14">
+<w:ftr xmlns:mc="http://schemas.openxmlformats.org/markup-compatibility/2006" xmlns:w="http://schemas.openxmlformats.org/wordprocessingml/2006/main" xmlns:m="http://schemas.openxmlformats.org/officeDocument/2006/math" xmlns:mo="http://schemas.microsoft.com/office/mac/office/2008/main" xmlns:mv="urn:schemas-microsoft-com:mac:vml" xmlns:o="urn:schemas-microsoft-com:office:office" xmlns:r="http://schemas.openxmlformats.org/officeDocument/2006/relationships" xmlns:v="urn:schemas-microsoft-com:vml" xmlns:w10="urn:schemas-microsoft-com:office:word" xmlns:w14="http://schemas.microsoft.com/office/word/2010/wordml" xmlns:wne="http://schemas.microsoft.com/office/word/2006/wordml" xmlns:wp14="http://schemas.microsoft.com/office/word/2010/wordprocessingDrawing" xmlns:wp="http://schemas.openxmlformats.org/drawingml/2006/wordprocessingDrawing" xmlns:wpc="http://schemas.microsoft.com/office/word/2010/wordprocessingCanvas" xmlns:wpg="http://schemas.microsoft.com/office/word/2010/wordprocessingGroup" xmlns:wpi="http://schemas.microsoft.com/office/word/2010/wordprocessingInk" xmlns:wps="http://schemas.microsoft.com/office/word/2010/wordprocessingShape" mc:Ignorable="w14 wp14">
   <w:p>
     <w:pPr>
       <w:pStyle w:val="Footer"/>
@@ -2423,12 +2704,14 @@
     </w:pPr>
     <w:r>
       <w:rPr>
+        <w:rFonts w:eastAsia="黑体"/>
         <w:sz w:val="18"/>
       </w:rPr>
       <w:t xml:space="preserve">第 </w:t>
     </w:r>
     <w:r>
       <w:rPr>
+        <w:rFonts w:eastAsia="黑体"/>
         <w:sz w:val="18"/>
       </w:rPr>
       <w:fldChar w:fldCharType="begin"/>
@@ -2437,6 +2720,7 @@
     </w:r>
     <w:r>
       <w:rPr>
+        <w:rFonts w:eastAsia="黑体"/>
         <w:sz w:val="18"/>
       </w:rPr>
       <w:t xml:space="preserve"> 页</w:t>
@@ -2450,6 +2734,9 @@
   <w:footnote w:type="continuationSeparator" w:id="0">
     <w:p>
       <w:r>
+        <w:rPr>
+          <w:rFonts w:eastAsia="黑体"/>
+        </w:rPr>
         <w:continuationSeparator/>
       </w:r>
     </w:p>
@@ -2457,6 +2744,9 @@
   <w:footnote w:type="separator" w:id="-1">
     <w:p>
       <w:r>
+        <w:rPr>
+          <w:rFonts w:eastAsia="黑体"/>
+        </w:rPr>
         <w:separator/>
       </w:r>
     </w:p>
@@ -2465,7 +2755,7 @@
 </file>
 
 <file path=word/header1.xml><?xml version="1.0" encoding="utf-8"?>
-<w:hdr xmlns:m="http://schemas.openxmlformats.org/officeDocument/2006/math" xmlns:mc="http://schemas.openxmlformats.org/markup-compatibility/2006" xmlns:mo="http://schemas.microsoft.com/office/mac/office/2008/main" xmlns:mv="urn:schemas-microsoft-com:mac:vml" xmlns:o="urn:schemas-microsoft-com:office:office" xmlns:r="http://schemas.openxmlformats.org/officeDocument/2006/relationships" xmlns:v="urn:schemas-microsoft-com:vml" xmlns:w10="urn:schemas-microsoft-com:office:word" xmlns:w14="http://schemas.microsoft.com/office/word/2010/wordml" xmlns:w="http://schemas.openxmlformats.org/wordprocessingml/2006/main" xmlns:wne="http://schemas.microsoft.com/office/word/2006/wordml" xmlns:wp14="http://schemas.microsoft.com/office/word/2010/wordprocessingDrawing" xmlns:wp="http://schemas.openxmlformats.org/drawingml/2006/wordprocessingDrawing" xmlns:wpc="http://schemas.microsoft.com/office/word/2010/wordprocessingCanvas" xmlns:wpg="http://schemas.microsoft.com/office/word/2010/wordprocessingGroup" xmlns:wpi="http://schemas.microsoft.com/office/word/2010/wordprocessingInk" xmlns:wps="http://schemas.microsoft.com/office/word/2010/wordprocessingShape" mc:Ignorable="w14 wp14">
+<w:hdr xmlns:mc="http://schemas.openxmlformats.org/markup-compatibility/2006" xmlns:w="http://schemas.openxmlformats.org/wordprocessingml/2006/main" xmlns:m="http://schemas.openxmlformats.org/officeDocument/2006/math" xmlns:mo="http://schemas.microsoft.com/office/mac/office/2008/main" xmlns:mv="urn:schemas-microsoft-com:mac:vml" xmlns:o="urn:schemas-microsoft-com:office:office" xmlns:r="http://schemas.openxmlformats.org/officeDocument/2006/relationships" xmlns:v="urn:schemas-microsoft-com:vml" xmlns:w10="urn:schemas-microsoft-com:office:word" xmlns:w14="http://schemas.microsoft.com/office/word/2010/wordml" xmlns:wne="http://schemas.microsoft.com/office/word/2006/wordml" xmlns:wp14="http://schemas.microsoft.com/office/word/2010/wordprocessingDrawing" xmlns:wp="http://schemas.openxmlformats.org/drawingml/2006/wordprocessingDrawing" xmlns:wpc="http://schemas.microsoft.com/office/word/2010/wordprocessingCanvas" xmlns:wpg="http://schemas.microsoft.com/office/word/2010/wordprocessingGroup" xmlns:wpi="http://schemas.microsoft.com/office/word/2010/wordprocessingInk" xmlns:wps="http://schemas.microsoft.com/office/word/2010/wordprocessingShape" mc:Ignorable="w14 wp14">
   <w:p>
     <w:pPr>
       <w:pStyle w:val="Header"/>
@@ -2473,7 +2763,7 @@
     </w:pPr>
     <w:r>
       <w:rPr>
-        <w:rFonts w:ascii="Times New Roman" w:hAnsi="Times New Roman"/>
+        <w:rFonts w:ascii="Times New Roman" w:hAnsi="Times New Roman" w:eastAsia="黑体"/>
         <w:sz w:val="18"/>
         <w:rFonts w:eastAsia="黑体"/>
         <w:rFonts w:eastAsia="黑体"/>
@@ -2485,7 +2775,7 @@
 </file>
 
 <file path=word/numbering.xml><?xml version="1.0" encoding="utf-8"?>
-<w:numbering xmlns:m="http://schemas.openxmlformats.org/officeDocument/2006/math" xmlns:mc="http://schemas.openxmlformats.org/markup-compatibility/2006" xmlns:mo="http://schemas.microsoft.com/office/mac/office/2008/main" xmlns:mv="urn:schemas-microsoft-com:mac:vml" xmlns:o="urn:schemas-microsoft-com:office:office" xmlns:r="http://schemas.openxmlformats.org/officeDocument/2006/relationships" xmlns:v="urn:schemas-microsoft-com:vml" xmlns:w="http://schemas.openxmlformats.org/wordprocessingml/2006/main" xmlns:w10="urn:schemas-microsoft-com:office:word" xmlns:w14="http://schemas.microsoft.com/office/word/2010/wordml" xmlns:wne="http://schemas.microsoft.com/office/word/2006/wordml" xmlns:wp="http://schemas.openxmlformats.org/drawingml/2006/wordprocessingDrawing" xmlns:wp14="http://schemas.microsoft.com/office/word/2010/wordprocessingDrawing" xmlns:wpc="http://schemas.microsoft.com/office/word/2010/wordprocessingCanvas" xmlns:wpg="http://schemas.microsoft.com/office/word/2010/wordprocessingGroup" xmlns:wpi="http://schemas.microsoft.com/office/word/2010/wordprocessingInk" xmlns:wps="http://schemas.microsoft.com/office/word/2010/wordprocessingShape" mc:Ignorable="w14 wp14">
+<w:numbering xmlns:mc="http://schemas.openxmlformats.org/markup-compatibility/2006" xmlns:w="http://schemas.openxmlformats.org/wordprocessingml/2006/main" xmlns:m="http://schemas.openxmlformats.org/officeDocument/2006/math" xmlns:mo="http://schemas.microsoft.com/office/mac/office/2008/main" xmlns:mv="urn:schemas-microsoft-com:mac:vml" xmlns:o="urn:schemas-microsoft-com:office:office" xmlns:r="http://schemas.openxmlformats.org/officeDocument/2006/relationships" xmlns:v="urn:schemas-microsoft-com:vml" xmlns:w10="urn:schemas-microsoft-com:office:word" xmlns:w14="http://schemas.microsoft.com/office/word/2010/wordml" xmlns:wne="http://schemas.microsoft.com/office/word/2006/wordml" xmlns:wp="http://schemas.openxmlformats.org/drawingml/2006/wordprocessingDrawing" xmlns:wp14="http://schemas.microsoft.com/office/word/2010/wordprocessingDrawing" xmlns:wpc="http://schemas.microsoft.com/office/word/2010/wordprocessingCanvas" xmlns:wpg="http://schemas.microsoft.com/office/word/2010/wordprocessingGroup" xmlns:wpi="http://schemas.microsoft.com/office/word/2010/wordprocessingInk" xmlns:wps="http://schemas.microsoft.com/office/word/2010/wordprocessingShape" mc:Ignorable="w14 wp14">
   <w:abstractNum w:abstractNumId="0">
     <w:nsid w:val="FFFFFF7C"/>
     <w:multiLevelType w:val="singleLevel"/>
@@ -2572,7 +2862,7 @@
         <w:ind w:hanging="360" w:left="1440"/>
       </w:pPr>
       <w:rPr>
-        <w:rFonts w:ascii="Symbol" w:hAnsi="Symbol" w:hint="default"/>
+        <w:rFonts w:ascii="Symbol" w:hAnsi="Symbol" w:hint="default" w:eastAsia="黑体"/>
       </w:rPr>
     </w:lvl>
   </w:abstractNum>
@@ -2593,7 +2883,7 @@
         <w:ind w:hanging="360" w:left="1080"/>
       </w:pPr>
       <w:rPr>
-        <w:rFonts w:ascii="Symbol" w:hAnsi="Symbol" w:hint="default"/>
+        <w:rFonts w:ascii="Symbol" w:hAnsi="Symbol" w:hint="default" w:eastAsia="黑体"/>
       </w:rPr>
     </w:lvl>
   </w:abstractNum>
@@ -2614,7 +2904,7 @@
         <w:ind w:hanging="360" w:left="720"/>
       </w:pPr>
       <w:rPr>
-        <w:rFonts w:ascii="Symbol" w:hAnsi="Symbol" w:hint="default"/>
+        <w:rFonts w:ascii="Symbol" w:hAnsi="Symbol" w:hint="default" w:eastAsia="黑体"/>
       </w:rPr>
     </w:lvl>
   </w:abstractNum>
@@ -2653,7 +2943,7 @@
         <w:ind w:hanging="360" w:left="360"/>
       </w:pPr>
       <w:rPr>
-        <w:rFonts w:ascii="Symbol" w:hAnsi="Symbol" w:hint="default"/>
+        <w:rFonts w:ascii="Symbol" w:hAnsi="Symbol" w:hint="default" w:eastAsia="黑体"/>
       </w:rPr>
     </w:lvl>
   </w:abstractNum>
@@ -2744,7 +3034,7 @@
         <w:ind w:left="720" w:hanging="360"/>
       </w:pPr>
       <w:rPr>
-        <w:rFonts w:ascii="Symbol" w:hAnsi="Symbol" w:cs="Symbol" w:hint="default"/>
+        <w:rFonts w:ascii="Symbol" w:hAnsi="Symbol" w:cs="Symbol" w:hint="default" w:eastAsia="黑体"/>
       </w:rPr>
     </w:lvl>
     <w:lvl w:ilvl="1">
@@ -2755,7 +3045,7 @@
         <w:ind w:left="1440" w:hanging="360"/>
       </w:pPr>
       <w:rPr>
-        <w:rFonts w:ascii="Courier New" w:hAnsi="Courier New" w:cs="Courier New" w:hint="default"/>
+        <w:rFonts w:ascii="Courier New" w:hAnsi="Courier New" w:cs="Courier New" w:hint="default" w:eastAsia="黑体"/>
       </w:rPr>
     </w:lvl>
     <w:lvl w:ilvl="2">
@@ -2766,7 +3056,7 @@
         <w:ind w:left="2160" w:hanging="360"/>
       </w:pPr>
       <w:rPr>
-        <w:rFonts w:ascii="Wingdings" w:hAnsi="Wingdings" w:cs="Wingdings" w:hint="default"/>
+        <w:rFonts w:ascii="Wingdings" w:hAnsi="Wingdings" w:cs="Wingdings" w:hint="default" w:eastAsia="黑体"/>
       </w:rPr>
     </w:lvl>
     <w:lvl w:ilvl="3">
@@ -2777,7 +3067,7 @@
         <w:ind w:left="2880" w:hanging="360"/>
       </w:pPr>
       <w:rPr>
-        <w:rFonts w:ascii="Symbol" w:hAnsi="Symbol" w:cs="Symbol" w:hint="default"/>
+        <w:rFonts w:ascii="Symbol" w:hAnsi="Symbol" w:cs="Symbol" w:hint="default" w:eastAsia="黑体"/>
       </w:rPr>
     </w:lvl>
     <w:lvl w:ilvl="4">
@@ -2788,7 +3078,7 @@
         <w:ind w:left="3600" w:hanging="360"/>
       </w:pPr>
       <w:rPr>
-        <w:rFonts w:ascii="Courier New" w:hAnsi="Courier New" w:cs="Courier New" w:hint="default"/>
+        <w:rFonts w:ascii="Courier New" w:hAnsi="Courier New" w:cs="Courier New" w:hint="default" w:eastAsia="黑体"/>
       </w:rPr>
     </w:lvl>
     <w:lvl w:ilvl="5">
@@ -2799,7 +3089,7 @@
         <w:ind w:left="4320" w:hanging="360"/>
       </w:pPr>
       <w:rPr>
-        <w:rFonts w:ascii="Wingdings" w:hAnsi="Wingdings" w:cs="Wingdings" w:hint="default"/>
+        <w:rFonts w:ascii="Wingdings" w:hAnsi="Wingdings" w:cs="Wingdings" w:hint="default" w:eastAsia="黑体"/>
       </w:rPr>
     </w:lvl>
     <w:lvl w:ilvl="6">
@@ -2810,7 +3100,7 @@
         <w:ind w:left="5040" w:hanging="360"/>
       </w:pPr>
       <w:rPr>
-        <w:rFonts w:ascii="Symbol" w:hAnsi="Symbol" w:cs="Symbol" w:hint="default"/>
+        <w:rFonts w:ascii="Symbol" w:hAnsi="Symbol" w:cs="Symbol" w:hint="default" w:eastAsia="黑体"/>
       </w:rPr>
     </w:lvl>
     <w:lvl w:ilvl="7">
@@ -2821,7 +3111,7 @@
         <w:ind w:left="5760" w:hanging="360"/>
       </w:pPr>
       <w:rPr>
-        <w:rFonts w:ascii="Courier New" w:hAnsi="Courier New" w:cs="Courier New" w:hint="default"/>
+        <w:rFonts w:ascii="Courier New" w:hAnsi="Courier New" w:cs="Courier New" w:hint="default" w:eastAsia="黑体"/>
       </w:rPr>
     </w:lvl>
     <w:lvl w:ilvl="8">
@@ -2832,7 +3122,7 @@
         <w:ind w:left="6480" w:hanging="360"/>
       </w:pPr>
       <w:rPr>
-        <w:rFonts w:ascii="Wingdings" w:hAnsi="Wingdings" w:cs="Wingdings" w:hint="default"/>
+        <w:rFonts w:ascii="Wingdings" w:hAnsi="Wingdings" w:cs="Wingdings" w:hint="default" w:eastAsia="黑体"/>
       </w:rPr>
     </w:lvl>
   </w:abstractNum>
@@ -2888,11 +3178,11 @@
 </file>
 
 <file path=word/styles.xml><?xml version="1.0" encoding="utf-8"?>
-<w:styles xmlns:mc="http://schemas.openxmlformats.org/markup-compatibility/2006" xmlns:r="http://schemas.openxmlformats.org/officeDocument/2006/relationships" xmlns:w="http://schemas.openxmlformats.org/wordprocessingml/2006/main" xmlns:w14="http://schemas.microsoft.com/office/word/2010/wordml" mc:Ignorable="w14">
+<w:styles xmlns:mc="http://schemas.openxmlformats.org/markup-compatibility/2006" xmlns:w="http://schemas.openxmlformats.org/wordprocessingml/2006/main" xmlns:r="http://schemas.openxmlformats.org/officeDocument/2006/relationships" xmlns:w14="http://schemas.microsoft.com/office/word/2010/wordml" mc:Ignorable="w14">
   <w:docDefaults>
     <w:rPrDefault>
       <w:rPr>
-        <w:rFonts w:asciiTheme="minorHAnsi" w:cstheme="minorBidi" w:eastAsiaTheme="minorEastAsia" w:hAnsiTheme="minorHAnsi"/>
+        <w:rFonts w:asciiTheme="minorHAnsi" w:cstheme="minorBidi" w:hAnsiTheme="minorHAnsi" w:eastAsia="黑体"/>
         <w:sz w:val="22"/>
         <w:szCs w:val="22"/>
         <w:lang w:bidi="ar-SA" w:eastAsia="en-US" w:val="en-US"/>
@@ -3114,7 +3404,7 @@
       <w:outlineLvl w:val="0"/>
     </w:pPr>
     <w:rPr>
-      <w:rFonts w:ascii="Times New Roman" w:asciiTheme="majorHAnsi" w:cstheme="majorBidi" w:eastAsia="黑体" w:eastAsiaTheme="majorEastAsia" w:hAnsi="Times New Roman" w:hAnsiTheme="majorHAnsi"/>
+      <w:rFonts w:ascii="Times New Roman" w:asciiTheme="majorHAnsi" w:cstheme="majorBidi" w:eastAsia="黑体" w:hAnsi="Times New Roman" w:hAnsiTheme="majorHAnsi"/>
       <w:b/>
       <w:bCs/>
       <w:color w:val="1F3864"/>
@@ -3138,7 +3428,7 @@
       <w:outlineLvl w:val="1"/>
     </w:pPr>
     <w:rPr>
-      <w:rFonts w:ascii="Times New Roman" w:asciiTheme="majorHAnsi" w:cstheme="majorBidi" w:eastAsia="黑体" w:eastAsiaTheme="majorEastAsia" w:hAnsi="Times New Roman" w:hAnsiTheme="majorHAnsi"/>
+      <w:rFonts w:ascii="Times New Roman" w:asciiTheme="majorHAnsi" w:cstheme="majorBidi" w:eastAsia="黑体" w:hAnsi="Times New Roman" w:hAnsiTheme="majorHAnsi"/>
       <w:b/>
       <w:bCs/>
       <w:color w:val="2E4E7E"/>
@@ -3162,7 +3452,7 @@
       <w:outlineLvl w:val="2"/>
     </w:pPr>
     <w:rPr>
-      <w:rFonts w:ascii="Times New Roman" w:asciiTheme="majorHAnsi" w:cstheme="majorBidi" w:eastAsia="黑体" w:eastAsiaTheme="majorEastAsia" w:hAnsi="Times New Roman" w:hAnsiTheme="majorHAnsi"/>
+      <w:rFonts w:ascii="Times New Roman" w:asciiTheme="majorHAnsi" w:cstheme="majorBidi" w:eastAsia="黑体" w:hAnsi="Times New Roman" w:hAnsiTheme="majorHAnsi"/>
       <w:b/>
       <w:bCs/>
       <w:color w:val="2E4E7E"/>
@@ -3186,7 +3476,7 @@
       <w:outlineLvl w:val="3"/>
     </w:pPr>
     <w:rPr>
-      <w:rFonts w:ascii="Times New Roman" w:asciiTheme="majorHAnsi" w:cstheme="majorBidi" w:eastAsia="黑体" w:eastAsiaTheme="majorEastAsia" w:hAnsi="Times New Roman" w:hAnsiTheme="majorHAnsi"/>
+      <w:rFonts w:ascii="Times New Roman" w:asciiTheme="majorHAnsi" w:cstheme="majorBidi" w:eastAsia="黑体" w:hAnsi="Times New Roman" w:hAnsiTheme="majorHAnsi"/>
       <w:b/>
       <w:bCs/>
       <w:i/>
@@ -3212,7 +3502,7 @@
       <w:outlineLvl w:val="4"/>
     </w:pPr>
     <w:rPr>
-      <w:rFonts w:ascii="Times New Roman" w:asciiTheme="majorHAnsi" w:cstheme="majorBidi" w:eastAsia="黑体" w:eastAsiaTheme="majorEastAsia" w:hAnsi="Times New Roman" w:hAnsiTheme="majorHAnsi"/>
+      <w:rFonts w:ascii="Times New Roman" w:asciiTheme="majorHAnsi" w:cstheme="majorBidi" w:eastAsia="黑体" w:hAnsi="Times New Roman" w:hAnsiTheme="majorHAnsi"/>
       <w:b/>
       <w:color w:val="333333"/>
       <w:sz w:val="22"/>
@@ -3235,7 +3525,7 @@
       <w:outlineLvl w:val="5"/>
     </w:pPr>
     <w:rPr>
-      <w:rFonts w:asciiTheme="majorHAnsi" w:cstheme="majorBidi" w:eastAsiaTheme="majorEastAsia" w:hAnsiTheme="majorHAnsi"/>
+      <w:rFonts w:asciiTheme="majorHAnsi" w:cstheme="majorBidi" w:hAnsiTheme="majorHAnsi" w:eastAsia="黑体"/>
       <w:i/>
       <w:iCs/>
       <w:color w:themeColor="accent1" w:themeShade="7F" w:val="243F60"/>
@@ -3258,7 +3548,7 @@
       <w:outlineLvl w:val="6"/>
     </w:pPr>
     <w:rPr>
-      <w:rFonts w:asciiTheme="majorHAnsi" w:cstheme="majorBidi" w:eastAsiaTheme="majorEastAsia" w:hAnsiTheme="majorHAnsi"/>
+      <w:rFonts w:asciiTheme="majorHAnsi" w:cstheme="majorBidi" w:hAnsiTheme="majorHAnsi" w:eastAsia="黑体"/>
       <w:i/>
       <w:iCs/>
       <w:color w:themeColor="text1" w:themeTint="BF" w:val="404040"/>
@@ -3281,7 +3571,7 @@
       <w:outlineLvl w:val="7"/>
     </w:pPr>
     <w:rPr>
-      <w:rFonts w:asciiTheme="majorHAnsi" w:cstheme="majorBidi" w:eastAsiaTheme="majorEastAsia" w:hAnsiTheme="majorHAnsi"/>
+      <w:rFonts w:asciiTheme="majorHAnsi" w:cstheme="majorBidi" w:hAnsiTheme="majorHAnsi" w:eastAsia="黑体"/>
       <w:color w:themeColor="accent1" w:val="4F81BD"/>
       <w:sz w:val="20"/>
       <w:szCs w:val="20"/>
@@ -3304,7 +3594,7 @@
       <w:outlineLvl w:val="8"/>
     </w:pPr>
     <w:rPr>
-      <w:rFonts w:asciiTheme="majorHAnsi" w:cstheme="majorBidi" w:eastAsiaTheme="majorEastAsia" w:hAnsiTheme="majorHAnsi"/>
+      <w:rFonts w:asciiTheme="majorHAnsi" w:cstheme="majorBidi" w:hAnsiTheme="majorHAnsi" w:eastAsia="黑体"/>
       <w:i/>
       <w:iCs/>
       <w:color w:themeColor="text1" w:themeTint="BF" w:val="404040"/>
@@ -3355,7 +3645,7 @@
     <w:uiPriority w:val="9"/>
     <w:rsid w:val="00FC693F"/>
     <w:rPr>
-      <w:rFonts w:asciiTheme="majorHAnsi" w:cstheme="majorBidi" w:eastAsiaTheme="majorEastAsia" w:hAnsiTheme="majorHAnsi"/>
+      <w:rFonts w:asciiTheme="majorHAnsi" w:cstheme="majorBidi" w:hAnsiTheme="majorHAnsi" w:eastAsia="黑体"/>
       <w:b/>
       <w:bCs/>
       <w:color w:themeColor="accent1" w:themeShade="BF" w:val="365F91"/>
@@ -3370,7 +3660,7 @@
     <w:uiPriority w:val="9"/>
     <w:rsid w:val="00FC693F"/>
     <w:rPr>
-      <w:rFonts w:asciiTheme="majorHAnsi" w:cstheme="majorBidi" w:eastAsiaTheme="majorEastAsia" w:hAnsiTheme="majorHAnsi"/>
+      <w:rFonts w:asciiTheme="majorHAnsi" w:cstheme="majorBidi" w:hAnsiTheme="majorHAnsi" w:eastAsia="黑体"/>
       <w:b/>
       <w:bCs/>
       <w:color w:themeColor="accent1" w:val="4F81BD"/>
@@ -3385,7 +3675,7 @@
     <w:uiPriority w:val="9"/>
     <w:rsid w:val="00FC693F"/>
     <w:rPr>
-      <w:rFonts w:asciiTheme="majorHAnsi" w:cstheme="majorBidi" w:eastAsiaTheme="majorEastAsia" w:hAnsiTheme="majorHAnsi"/>
+      <w:rFonts w:asciiTheme="majorHAnsi" w:cstheme="majorBidi" w:hAnsiTheme="majorHAnsi" w:eastAsia="黑体"/>
       <w:b/>
       <w:bCs/>
       <w:color w:themeColor="accent1" w:val="4F81BD"/>
@@ -3408,7 +3698,7 @@
       <w:contextualSpacing/>
     </w:pPr>
     <w:rPr>
-      <w:rFonts w:ascii="Times New Roman" w:asciiTheme="majorHAnsi" w:cstheme="majorBidi" w:eastAsia="黑体" w:eastAsiaTheme="majorEastAsia" w:hAnsi="Times New Roman" w:hAnsiTheme="majorHAnsi"/>
+      <w:rFonts w:ascii="Times New Roman" w:asciiTheme="majorHAnsi" w:cstheme="majorBidi" w:eastAsia="黑体" w:hAnsi="Times New Roman" w:hAnsiTheme="majorHAnsi"/>
       <w:b/>
       <w:color w:val="1F3864"/>
       <w:spacing w:val="5"/>
@@ -3424,7 +3714,7 @@
     <w:uiPriority w:val="10"/>
     <w:rsid w:val="00FC693F"/>
     <w:rPr>
-      <w:rFonts w:asciiTheme="majorHAnsi" w:cstheme="majorBidi" w:eastAsiaTheme="majorEastAsia" w:hAnsiTheme="majorHAnsi"/>
+      <w:rFonts w:asciiTheme="majorHAnsi" w:cstheme="majorBidi" w:hAnsiTheme="majorHAnsi" w:eastAsia="黑体"/>
       <w:color w:themeColor="text2" w:themeShade="BF" w:val="17365D"/>
       <w:spacing w:val="5"/>
       <w:kern w:val="28"/>
@@ -3446,7 +3736,7 @@
       </w:numPr>
     </w:pPr>
     <w:rPr>
-      <w:rFonts w:asciiTheme="majorHAnsi" w:cstheme="majorBidi" w:eastAsiaTheme="majorEastAsia" w:hAnsiTheme="majorHAnsi"/>
+      <w:rFonts w:asciiTheme="majorHAnsi" w:cstheme="majorBidi" w:hAnsiTheme="majorHAnsi" w:eastAsia="黑体"/>
       <w:i/>
       <w:iCs/>
       <w:color w:themeColor="accent1" w:val="4F81BD"/>
@@ -3462,7 +3752,7 @@
     <w:uiPriority w:val="11"/>
     <w:rsid w:val="00FC693F"/>
     <w:rPr>
-      <w:rFonts w:asciiTheme="majorHAnsi" w:cstheme="majorBidi" w:eastAsiaTheme="majorEastAsia" w:hAnsiTheme="majorHAnsi"/>
+      <w:rFonts w:asciiTheme="majorHAnsi" w:cstheme="majorBidi" w:hAnsiTheme="majorHAnsi" w:eastAsia="黑体"/>
       <w:i/>
       <w:iCs/>
       <w:color w:themeColor="accent1" w:val="4F81BD"/>
@@ -3529,6 +3819,7 @@
       <w:spacing w:after="120"/>
     </w:pPr>
     <w:rPr>
+      <w:rFonts w:eastAsia="黑体"/>
       <w:sz w:val="16"/>
       <w:szCs w:val="16"/>
     </w:rPr>
@@ -3540,6 +3831,7 @@
     <w:uiPriority w:val="99"/>
     <w:rsid w:val="00AA1D8D"/>
     <w:rPr>
+      <w:rFonts w:eastAsia="黑体"/>
       <w:sz w:val="16"/>
       <w:szCs w:val="16"/>
     </w:rPr>
@@ -3709,7 +4001,7 @@
       </w:tabs>
     </w:pPr>
     <w:rPr>
-      <w:rFonts w:ascii="Courier" w:hAnsi="Courier"/>
+      <w:rFonts w:ascii="Courier" w:hAnsi="Courier" w:eastAsia="黑体"/>
       <w:sz w:val="20"/>
       <w:szCs w:val="20"/>
     </w:rPr>
@@ -3721,7 +4013,7 @@
     <w:uiPriority w:val="99"/>
     <w:rsid w:val="0029639D"/>
     <w:rPr>
-      <w:rFonts w:ascii="Courier" w:hAnsi="Courier"/>
+      <w:rFonts w:ascii="Courier" w:hAnsi="Courier" w:eastAsia="黑体"/>
       <w:sz w:val="20"/>
       <w:szCs w:val="20"/>
     </w:rPr>
@@ -3757,6 +4049,7 @@
     <w:uiPriority w:val="29"/>
     <w:rsid w:val="00FC693F"/>
     <w:rPr>
+      <w:rFonts w:eastAsia="黑体"/>
       <w:i/>
       <w:iCs/>
       <w:color w:themeColor="text1" w:val="000000"/>
@@ -3770,7 +4063,7 @@
     <w:semiHidden/>
     <w:rsid w:val="00FC693F"/>
     <w:rPr>
-      <w:rFonts w:asciiTheme="majorHAnsi" w:cstheme="majorBidi" w:eastAsiaTheme="majorEastAsia" w:hAnsiTheme="majorHAnsi"/>
+      <w:rFonts w:asciiTheme="majorHAnsi" w:cstheme="majorBidi" w:hAnsiTheme="majorHAnsi" w:eastAsia="黑体"/>
       <w:b/>
       <w:bCs/>
       <w:i/>
@@ -3786,7 +4079,7 @@
     <w:semiHidden/>
     <w:rsid w:val="00FC693F"/>
     <w:rPr>
-      <w:rFonts w:asciiTheme="majorHAnsi" w:cstheme="majorBidi" w:eastAsiaTheme="majorEastAsia" w:hAnsiTheme="majorHAnsi"/>
+      <w:rFonts w:asciiTheme="majorHAnsi" w:cstheme="majorBidi" w:hAnsiTheme="majorHAnsi" w:eastAsia="黑体"/>
       <w:color w:themeColor="accent1" w:themeShade="7F" w:val="243F60"/>
     </w:rPr>
   </w:style>
@@ -3798,7 +4091,7 @@
     <w:semiHidden/>
     <w:rsid w:val="00FC693F"/>
     <w:rPr>
-      <w:rFonts w:asciiTheme="majorHAnsi" w:cstheme="majorBidi" w:eastAsiaTheme="majorEastAsia" w:hAnsiTheme="majorHAnsi"/>
+      <w:rFonts w:asciiTheme="majorHAnsi" w:cstheme="majorBidi" w:hAnsiTheme="majorHAnsi" w:eastAsia="黑体"/>
       <w:i/>
       <w:iCs/>
       <w:color w:themeColor="accent1" w:themeShade="7F" w:val="243F60"/>
@@ -3812,7 +4105,7 @@
     <w:semiHidden/>
     <w:rsid w:val="00FC693F"/>
     <w:rPr>
-      <w:rFonts w:asciiTheme="majorHAnsi" w:cstheme="majorBidi" w:eastAsiaTheme="majorEastAsia" w:hAnsiTheme="majorHAnsi"/>
+      <w:rFonts w:asciiTheme="majorHAnsi" w:cstheme="majorBidi" w:hAnsiTheme="majorHAnsi" w:eastAsia="黑体"/>
       <w:i/>
       <w:iCs/>
       <w:color w:themeColor="text1" w:themeTint="BF" w:val="404040"/>
@@ -3826,7 +4119,7 @@
     <w:semiHidden/>
     <w:rsid w:val="00FC693F"/>
     <w:rPr>
-      <w:rFonts w:asciiTheme="majorHAnsi" w:cstheme="majorBidi" w:eastAsiaTheme="majorEastAsia" w:hAnsiTheme="majorHAnsi"/>
+      <w:rFonts w:asciiTheme="majorHAnsi" w:cstheme="majorBidi" w:hAnsiTheme="majorHAnsi" w:eastAsia="黑体"/>
       <w:color w:themeColor="accent1" w:val="4F81BD"/>
       <w:sz w:val="20"/>
       <w:szCs w:val="20"/>
@@ -3840,7 +4133,7 @@
     <w:semiHidden/>
     <w:rsid w:val="00FC693F"/>
     <w:rPr>
-      <w:rFonts w:asciiTheme="majorHAnsi" w:cstheme="majorBidi" w:eastAsiaTheme="majorEastAsia" w:hAnsiTheme="majorHAnsi"/>
+      <w:rFonts w:asciiTheme="majorHAnsi" w:cstheme="majorBidi" w:hAnsiTheme="majorHAnsi" w:eastAsia="黑体"/>
       <w:i/>
       <w:iCs/>
       <w:color w:themeColor="text1" w:themeTint="BF" w:val="404040"/>
@@ -3861,6 +4154,7 @@
       <w:spacing w:line="240" w:lineRule="auto"/>
     </w:pPr>
     <w:rPr>
+      <w:rFonts w:eastAsia="黑体"/>
       <w:b/>
       <w:bCs/>
       <w:color w:themeColor="accent1" w:val="4F81BD"/>
@@ -3875,6 +4169,7 @@
     <w:qFormat/>
     <w:rsid w:val="00FC693F"/>
     <w:rPr>
+      <w:rFonts w:eastAsia="黑体"/>
       <w:b/>
       <w:bCs/>
     </w:rPr>
@@ -3886,6 +4181,7 @@
     <w:qFormat/>
     <w:rsid w:val="00FC693F"/>
     <w:rPr>
+      <w:rFonts w:eastAsia="黑体"/>
       <w:i/>
       <w:iCs/>
     </w:rPr>
@@ -3906,6 +4202,7 @@
       <w:ind w:left="936" w:right="936"/>
     </w:pPr>
     <w:rPr>
+      <w:rFonts w:eastAsia="黑体"/>
       <w:b/>
       <w:bCs/>
       <w:i/>
@@ -3920,6 +4217,7 @@
     <w:uiPriority w:val="30"/>
     <w:rsid w:val="00FC693F"/>
     <w:rPr>
+      <w:rFonts w:eastAsia="黑体"/>
       <w:b/>
       <w:bCs/>
       <w:i/>
@@ -3934,6 +4232,7 @@
     <w:qFormat/>
     <w:rsid w:val="00FC693F"/>
     <w:rPr>
+      <w:rFonts w:eastAsia="黑体"/>
       <w:i/>
       <w:iCs/>
       <w:color w:themeColor="text1" w:themeTint="7F" w:val="808080"/>
@@ -3946,6 +4245,7 @@
     <w:qFormat/>
     <w:rsid w:val="00FC693F"/>
     <w:rPr>
+      <w:rFonts w:eastAsia="黑体"/>
       <w:b/>
       <w:bCs/>
       <w:i/>
@@ -3960,6 +4260,7 @@
     <w:qFormat/>
     <w:rsid w:val="00FC693F"/>
     <w:rPr>
+      <w:rFonts w:eastAsia="黑体"/>
       <w:smallCaps/>
       <w:color w:themeColor="accent2" w:val="C0504D"/>
       <w:u w:val="single"/>
@@ -3972,6 +4273,7 @@
     <w:qFormat/>
     <w:rsid w:val="00FC693F"/>
     <w:rPr>
+      <w:rFonts w:eastAsia="黑体"/>
       <w:b/>
       <w:bCs/>
       <w:smallCaps/>
@@ -3987,6 +4289,7 @@
     <w:qFormat/>
     <w:rsid w:val="00FC693F"/>
     <w:rPr>
+      <w:rFonts w:eastAsia="黑体"/>
       <w:b/>
       <w:bCs/>
       <w:smallCaps/>
@@ -4041,6 +4344,7 @@
       <w:spacing w:after="0" w:line="240" w:lineRule="auto"/>
     </w:pPr>
     <w:rPr>
+      <w:rFonts w:eastAsia="黑体"/>
       <w:color w:themeColor="text1" w:themeShade="BF" w:val="000000"/>
     </w:rPr>
     <w:tblPr>
@@ -4063,6 +4367,7 @@
         <w:spacing w:after="0" w:before="0" w:line="240" w:lineRule="auto"/>
       </w:pPr>
       <w:rPr>
+        <w:rFonts w:eastAsia="黑体"/>
         <w:b/>
         <w:bCs/>
       </w:rPr>
@@ -4083,6 +4388,7 @@
         <w:spacing w:after="0" w:before="0" w:line="240" w:lineRule="auto"/>
       </w:pPr>
       <w:rPr>
+        <w:rFonts w:eastAsia="黑体"/>
         <w:b/>
         <w:bCs/>
       </w:rPr>
@@ -4100,12 +4406,14 @@
     </w:tblStylePr>
     <w:tblStylePr w:type="firstCol">
       <w:rPr>
+        <w:rFonts w:eastAsia="黑体"/>
         <w:b/>
         <w:bCs/>
       </w:rPr>
     </w:tblStylePr>
     <w:tblStylePr w:type="lastCol">
       <w:rPr>
+        <w:rFonts w:eastAsia="黑体"/>
         <w:b/>
         <w:bCs/>
       </w:rPr>
@@ -4144,6 +4452,7 @@
       <w:spacing w:after="0" w:line="240" w:lineRule="auto"/>
     </w:pPr>
     <w:rPr>
+      <w:rFonts w:eastAsia="黑体"/>
       <w:color w:themeColor="accent1" w:themeShade="BF" w:val="365F91"/>
     </w:rPr>
     <w:tblPr>
@@ -4166,6 +4475,7 @@
         <w:spacing w:after="0" w:before="0" w:line="240" w:lineRule="auto"/>
       </w:pPr>
       <w:rPr>
+        <w:rFonts w:eastAsia="黑体"/>
         <w:b/>
         <w:bCs/>
       </w:rPr>
@@ -4186,6 +4496,7 @@
         <w:spacing w:after="0" w:before="0" w:line="240" w:lineRule="auto"/>
       </w:pPr>
       <w:rPr>
+        <w:rFonts w:eastAsia="黑体"/>
         <w:b/>
         <w:bCs/>
       </w:rPr>
@@ -4203,12 +4514,14 @@
     </w:tblStylePr>
     <w:tblStylePr w:type="firstCol">
       <w:rPr>
+        <w:rFonts w:eastAsia="黑体"/>
         <w:b/>
         <w:bCs/>
       </w:rPr>
     </w:tblStylePr>
     <w:tblStylePr w:type="lastCol">
       <w:rPr>
+        <w:rFonts w:eastAsia="黑体"/>
         <w:b/>
         <w:bCs/>
       </w:rPr>
@@ -4247,6 +4560,7 @@
       <w:spacing w:after="0" w:line="240" w:lineRule="auto"/>
     </w:pPr>
     <w:rPr>
+      <w:rFonts w:eastAsia="黑体"/>
       <w:color w:themeColor="accent2" w:themeShade="BF" w:val="943634"/>
     </w:rPr>
     <w:tblPr>
@@ -4269,6 +4583,7 @@
         <w:spacing w:after="0" w:before="0" w:line="240" w:lineRule="auto"/>
       </w:pPr>
       <w:rPr>
+        <w:rFonts w:eastAsia="黑体"/>
         <w:b/>
         <w:bCs/>
       </w:rPr>
@@ -4289,6 +4604,7 @@
         <w:spacing w:after="0" w:before="0" w:line="240" w:lineRule="auto"/>
       </w:pPr>
       <w:rPr>
+        <w:rFonts w:eastAsia="黑体"/>
         <w:b/>
         <w:bCs/>
       </w:rPr>
@@ -4306,12 +4622,14 @@
     </w:tblStylePr>
     <w:tblStylePr w:type="firstCol">
       <w:rPr>
+        <w:rFonts w:eastAsia="黑体"/>
         <w:b/>
         <w:bCs/>
       </w:rPr>
     </w:tblStylePr>
     <w:tblStylePr w:type="lastCol">
       <w:rPr>
+        <w:rFonts w:eastAsia="黑体"/>
         <w:b/>
         <w:bCs/>
       </w:rPr>
@@ -4350,6 +4668,7 @@
       <w:spacing w:after="0" w:line="240" w:lineRule="auto"/>
     </w:pPr>
     <w:rPr>
+      <w:rFonts w:eastAsia="黑体"/>
       <w:color w:themeColor="accent3" w:themeShade="BF" w:val="76923C"/>
     </w:rPr>
     <w:tblPr>
@@ -4372,6 +4691,7 @@
         <w:spacing w:after="0" w:before="0" w:line="240" w:lineRule="auto"/>
       </w:pPr>
       <w:rPr>
+        <w:rFonts w:eastAsia="黑体"/>
         <w:b/>
         <w:bCs/>
       </w:rPr>
@@ -4392,6 +4712,7 @@
         <w:spacing w:after="0" w:before="0" w:line="240" w:lineRule="auto"/>
       </w:pPr>
       <w:rPr>
+        <w:rFonts w:eastAsia="黑体"/>
         <w:b/>
         <w:bCs/>
       </w:rPr>
@@ -4409,12 +4730,14 @@
     </w:tblStylePr>
     <w:tblStylePr w:type="firstCol">
       <w:rPr>
+        <w:rFonts w:eastAsia="黑体"/>
         <w:b/>
         <w:bCs/>
       </w:rPr>
     </w:tblStylePr>
     <w:tblStylePr w:type="lastCol">
       <w:rPr>
+        <w:rFonts w:eastAsia="黑体"/>
         <w:b/>
         <w:bCs/>
       </w:rPr>
@@ -4453,6 +4776,7 @@
       <w:spacing w:after="0" w:line="240" w:lineRule="auto"/>
     </w:pPr>
     <w:rPr>
+      <w:rFonts w:eastAsia="黑体"/>
       <w:color w:themeColor="accent4" w:themeShade="BF" w:val="5F497A"/>
     </w:rPr>
     <w:tblPr>
@@ -4475,6 +4799,7 @@
         <w:spacing w:after="0" w:before="0" w:line="240" w:lineRule="auto"/>
       </w:pPr>
       <w:rPr>
+        <w:rFonts w:eastAsia="黑体"/>
         <w:b/>
         <w:bCs/>
       </w:rPr>
@@ -4495,6 +4820,7 @@
         <w:spacing w:after="0" w:before="0" w:line="240" w:lineRule="auto"/>
       </w:pPr>
       <w:rPr>
+        <w:rFonts w:eastAsia="黑体"/>
         <w:b/>
         <w:bCs/>
       </w:rPr>
@@ -4512,12 +4838,14 @@
     </w:tblStylePr>
     <w:tblStylePr w:type="firstCol">
       <w:rPr>
+        <w:rFonts w:eastAsia="黑体"/>
         <w:b/>
         <w:bCs/>
       </w:rPr>
     </w:tblStylePr>
     <w:tblStylePr w:type="lastCol">
       <w:rPr>
+        <w:rFonts w:eastAsia="黑体"/>
         <w:b/>
         <w:bCs/>
       </w:rPr>
@@ -4556,6 +4884,7 @@
       <w:spacing w:after="0" w:line="240" w:lineRule="auto"/>
     </w:pPr>
     <w:rPr>
+      <w:rFonts w:eastAsia="黑体"/>
       <w:color w:themeColor="accent5" w:themeShade="BF" w:val="31849B"/>
     </w:rPr>
     <w:tblPr>
@@ -4578,6 +4907,7 @@
         <w:spacing w:after="0" w:before="0" w:line="240" w:lineRule="auto"/>
       </w:pPr>
       <w:rPr>
+        <w:rFonts w:eastAsia="黑体"/>
         <w:b/>
         <w:bCs/>
       </w:rPr>
@@ -4598,6 +4928,7 @@
         <w:spacing w:after="0" w:before="0" w:line="240" w:lineRule="auto"/>
       </w:pPr>
       <w:rPr>
+        <w:rFonts w:eastAsia="黑体"/>
         <w:b/>
         <w:bCs/>
       </w:rPr>
@@ -4615,12 +4946,14 @@
     </w:tblStylePr>
     <w:tblStylePr w:type="firstCol">
       <w:rPr>
+        <w:rFonts w:eastAsia="黑体"/>
         <w:b/>
         <w:bCs/>
       </w:rPr>
     </w:tblStylePr>
     <w:tblStylePr w:type="lastCol">
       <w:rPr>
+        <w:rFonts w:eastAsia="黑体"/>
         <w:b/>
         <w:bCs/>
       </w:rPr>
@@ -4659,6 +4992,7 @@
       <w:spacing w:after="0" w:line="240" w:lineRule="auto"/>
     </w:pPr>
     <w:rPr>
+      <w:rFonts w:eastAsia="黑体"/>
       <w:color w:themeColor="accent6" w:themeShade="BF" w:val="E36C0A"/>
     </w:rPr>
     <w:tblPr>
@@ -4681,6 +5015,7 @@
         <w:spacing w:after="0" w:before="0" w:line="240" w:lineRule="auto"/>
       </w:pPr>
       <w:rPr>
+        <w:rFonts w:eastAsia="黑体"/>
         <w:b/>
         <w:bCs/>
       </w:rPr>
@@ -4701,6 +5036,7 @@
         <w:spacing w:after="0" w:before="0" w:line="240" w:lineRule="auto"/>
       </w:pPr>
       <w:rPr>
+        <w:rFonts w:eastAsia="黑体"/>
         <w:b/>
         <w:bCs/>
       </w:rPr>
@@ -4718,12 +5054,14 @@
     </w:tblStylePr>
     <w:tblStylePr w:type="firstCol">
       <w:rPr>
+        <w:rFonts w:eastAsia="黑体"/>
         <w:b/>
         <w:bCs/>
       </w:rPr>
     </w:tblStylePr>
     <w:tblStylePr w:type="lastCol">
       <w:rPr>
+        <w:rFonts w:eastAsia="黑体"/>
         <w:b/>
         <w:bCs/>
       </w:rPr>
@@ -4783,6 +5121,7 @@
         <w:spacing w:after="0" w:before="0" w:line="240" w:lineRule="auto"/>
       </w:pPr>
       <w:rPr>
+        <w:rFonts w:eastAsia="黑体"/>
         <w:b/>
         <w:bCs/>
         <w:color w:themeColor="background1" w:val="FFFFFF"/>
@@ -4797,6 +5136,7 @@
         <w:spacing w:after="0" w:before="0" w:line="240" w:lineRule="auto"/>
       </w:pPr>
       <w:rPr>
+        <w:rFonts w:eastAsia="黑体"/>
         <w:b/>
         <w:bCs/>
       </w:rPr>
@@ -4812,12 +5152,14 @@
     </w:tblStylePr>
     <w:tblStylePr w:type="firstCol">
       <w:rPr>
+        <w:rFonts w:eastAsia="黑体"/>
         <w:b/>
         <w:bCs/>
       </w:rPr>
     </w:tblStylePr>
     <w:tblStylePr w:type="lastCol">
       <w:rPr>
+        <w:rFonts w:eastAsia="黑体"/>
         <w:b/>
         <w:bCs/>
       </w:rPr>
@@ -4875,6 +5217,7 @@
         <w:spacing w:after="0" w:before="0" w:line="240" w:lineRule="auto"/>
       </w:pPr>
       <w:rPr>
+        <w:rFonts w:eastAsia="黑体"/>
         <w:b/>
         <w:bCs/>
         <w:color w:themeColor="background1" w:val="FFFFFF"/>
@@ -4889,6 +5232,7 @@
         <w:spacing w:after="0" w:before="0" w:line="240" w:lineRule="auto"/>
       </w:pPr>
       <w:rPr>
+        <w:rFonts w:eastAsia="黑体"/>
         <w:b/>
         <w:bCs/>
       </w:rPr>
@@ -4904,12 +5248,14 @@
     </w:tblStylePr>
     <w:tblStylePr w:type="firstCol">
       <w:rPr>
+        <w:rFonts w:eastAsia="黑体"/>
         <w:b/>
         <w:bCs/>
       </w:rPr>
     </w:tblStylePr>
     <w:tblStylePr w:type="lastCol">
       <w:rPr>
+        <w:rFonts w:eastAsia="黑体"/>
         <w:b/>
         <w:bCs/>
       </w:rPr>
@@ -4967,6 +5313,7 @@
         <w:spacing w:after="0" w:before="0" w:line="240" w:lineRule="auto"/>
       </w:pPr>
       <w:rPr>
+        <w:rFonts w:eastAsia="黑体"/>
         <w:b/>
         <w:bCs/>
         <w:color w:themeColor="background1" w:val="FFFFFF"/>
@@ -4981,6 +5328,7 @@
         <w:spacing w:after="0" w:before="0" w:line="240" w:lineRule="auto"/>
       </w:pPr>
       <w:rPr>
+        <w:rFonts w:eastAsia="黑体"/>
         <w:b/>
         <w:bCs/>
       </w:rPr>
@@ -4996,12 +5344,14 @@
     </w:tblStylePr>
     <w:tblStylePr w:type="firstCol">
       <w:rPr>
+        <w:rFonts w:eastAsia="黑体"/>
         <w:b/>
         <w:bCs/>
       </w:rPr>
     </w:tblStylePr>
     <w:tblStylePr w:type="lastCol">
       <w:rPr>
+        <w:rFonts w:eastAsia="黑体"/>
         <w:b/>
         <w:bCs/>
       </w:rPr>
@@ -5059,6 +5409,7 @@
         <w:spacing w:after="0" w:before="0" w:line="240" w:lineRule="auto"/>
       </w:pPr>
       <w:rPr>
+        <w:rFonts w:eastAsia="黑体"/>
         <w:b/>
         <w:bCs/>
         <w:color w:themeColor="background1" w:val="FFFFFF"/>
@@ -5073,6 +5424,7 @@
         <w:spacing w:after="0" w:before="0" w:line="240" w:lineRule="auto"/>
       </w:pPr>
       <w:rPr>
+        <w:rFonts w:eastAsia="黑体"/>
         <w:b/>
         <w:bCs/>
       </w:rPr>
@@ -5088,12 +5440,14 @@
     </w:tblStylePr>
     <w:tblStylePr w:type="firstCol">
       <w:rPr>
+        <w:rFonts w:eastAsia="黑体"/>
         <w:b/>
         <w:bCs/>
       </w:rPr>
     </w:tblStylePr>
     <w:tblStylePr w:type="lastCol">
       <w:rPr>
+        <w:rFonts w:eastAsia="黑体"/>
         <w:b/>
         <w:bCs/>
       </w:rPr>
@@ -5151,6 +5505,7 @@
         <w:spacing w:after="0" w:before="0" w:line="240" w:lineRule="auto"/>
       </w:pPr>
       <w:rPr>
+        <w:rFonts w:eastAsia="黑体"/>
         <w:b/>
         <w:bCs/>
         <w:color w:themeColor="background1" w:val="FFFFFF"/>
@@ -5165,6 +5520,7 @@
         <w:spacing w:after="0" w:before="0" w:line="240" w:lineRule="auto"/>
       </w:pPr>
       <w:rPr>
+        <w:rFonts w:eastAsia="黑体"/>
         <w:b/>
         <w:bCs/>
       </w:rPr>
@@ -5180,12 +5536,14 @@
     </w:tblStylePr>
     <w:tblStylePr w:type="firstCol">
       <w:rPr>
+        <w:rFonts w:eastAsia="黑体"/>
         <w:b/>
         <w:bCs/>
       </w:rPr>
     </w:tblStylePr>
     <w:tblStylePr w:type="lastCol">
       <w:rPr>
+        <w:rFonts w:eastAsia="黑体"/>
         <w:b/>
         <w:bCs/>
       </w:rPr>
@@ -5243,6 +5601,7 @@
         <w:spacing w:after="0" w:before="0" w:line="240" w:lineRule="auto"/>
       </w:pPr>
       <w:rPr>
+        <w:rFonts w:eastAsia="黑体"/>
         <w:b/>
         <w:bCs/>
         <w:color w:themeColor="background1" w:val="FFFFFF"/>
@@ -5257,6 +5616,7 @@
         <w:spacing w:after="0" w:before="0" w:line="240" w:lineRule="auto"/>
       </w:pPr>
       <w:rPr>
+        <w:rFonts w:eastAsia="黑体"/>
         <w:b/>
         <w:bCs/>
       </w:rPr>
@@ -5272,12 +5632,14 @@
     </w:tblStylePr>
     <w:tblStylePr w:type="firstCol">
       <w:rPr>
+        <w:rFonts w:eastAsia="黑体"/>
         <w:b/>
         <w:bCs/>
       </w:rPr>
     </w:tblStylePr>
     <w:tblStylePr w:type="lastCol">
       <w:rPr>
+        <w:rFonts w:eastAsia="黑体"/>
         <w:b/>
         <w:bCs/>
       </w:rPr>
@@ -5335,6 +5697,7 @@
         <w:spacing w:after="0" w:before="0" w:line="240" w:lineRule="auto"/>
       </w:pPr>
       <w:rPr>
+        <w:rFonts w:eastAsia="黑体"/>
         <w:b/>
         <w:bCs/>
         <w:color w:themeColor="background1" w:val="FFFFFF"/>
@@ -5349,6 +5712,7 @@
         <w:spacing w:after="0" w:before="0" w:line="240" w:lineRule="auto"/>
       </w:pPr>
       <w:rPr>
+        <w:rFonts w:eastAsia="黑体"/>
         <w:b/>
         <w:bCs/>
       </w:rPr>
@@ -5364,12 +5728,14 @@
     </w:tblStylePr>
     <w:tblStylePr w:type="firstCol">
       <w:rPr>
+        <w:rFonts w:eastAsia="黑体"/>
         <w:b/>
         <w:bCs/>
       </w:rPr>
     </w:tblStylePr>
     <w:tblStylePr w:type="lastCol">
       <w:rPr>
+        <w:rFonts w:eastAsia="黑体"/>
         <w:b/>
         <w:bCs/>
       </w:rPr>
@@ -5429,7 +5795,7 @@
         <w:spacing w:after="0" w:before="0" w:line="240" w:lineRule="auto"/>
       </w:pPr>
       <w:rPr>
-        <w:rFonts w:asciiTheme="majorHAnsi" w:cstheme="majorBidi" w:eastAsiaTheme="majorEastAsia" w:hAnsiTheme="majorHAnsi"/>
+        <w:rFonts w:asciiTheme="majorHAnsi" w:cstheme="majorBidi" w:hAnsiTheme="majorHAnsi" w:eastAsia="黑体"/>
         <w:b/>
         <w:bCs/>
       </w:rPr>
@@ -5450,7 +5816,7 @@
         <w:spacing w:after="0" w:before="0" w:line="240" w:lineRule="auto"/>
       </w:pPr>
       <w:rPr>
-        <w:rFonts w:asciiTheme="majorHAnsi" w:cstheme="majorBidi" w:eastAsiaTheme="majorEastAsia" w:hAnsiTheme="majorHAnsi"/>
+        <w:rFonts w:asciiTheme="majorHAnsi" w:cstheme="majorBidi" w:hAnsiTheme="majorHAnsi" w:eastAsia="黑体"/>
         <w:b/>
         <w:bCs/>
       </w:rPr>
@@ -5468,14 +5834,14 @@
     </w:tblStylePr>
     <w:tblStylePr w:type="firstCol">
       <w:rPr>
-        <w:rFonts w:asciiTheme="majorHAnsi" w:cstheme="majorBidi" w:eastAsiaTheme="majorEastAsia" w:hAnsiTheme="majorHAnsi"/>
+        <w:rFonts w:asciiTheme="majorHAnsi" w:cstheme="majorBidi" w:hAnsiTheme="majorHAnsi" w:eastAsia="黑体"/>
         <w:b/>
         <w:bCs/>
       </w:rPr>
     </w:tblStylePr>
     <w:tblStylePr w:type="lastCol">
       <w:rPr>
-        <w:rFonts w:asciiTheme="majorHAnsi" w:cstheme="majorBidi" w:eastAsiaTheme="majorEastAsia" w:hAnsiTheme="majorHAnsi"/>
+        <w:rFonts w:asciiTheme="majorHAnsi" w:cstheme="majorBidi" w:hAnsiTheme="majorHAnsi" w:eastAsia="黑体"/>
         <w:b/>
         <w:bCs/>
       </w:rPr>
@@ -5559,7 +5925,7 @@
         <w:spacing w:after="0" w:before="0" w:line="240" w:lineRule="auto"/>
       </w:pPr>
       <w:rPr>
-        <w:rFonts w:asciiTheme="majorHAnsi" w:cstheme="majorBidi" w:eastAsiaTheme="majorEastAsia" w:hAnsiTheme="majorHAnsi"/>
+        <w:rFonts w:asciiTheme="majorHAnsi" w:cstheme="majorBidi" w:hAnsiTheme="majorHAnsi" w:eastAsia="黑体"/>
         <w:b/>
         <w:bCs/>
       </w:rPr>
@@ -5580,7 +5946,7 @@
         <w:spacing w:after="0" w:before="0" w:line="240" w:lineRule="auto"/>
       </w:pPr>
       <w:rPr>
-        <w:rFonts w:asciiTheme="majorHAnsi" w:cstheme="majorBidi" w:eastAsiaTheme="majorEastAsia" w:hAnsiTheme="majorHAnsi"/>
+        <w:rFonts w:asciiTheme="majorHAnsi" w:cstheme="majorBidi" w:hAnsiTheme="majorHAnsi" w:eastAsia="黑体"/>
         <w:b/>
         <w:bCs/>
       </w:rPr>
@@ -5598,14 +5964,14 @@
     </w:tblStylePr>
     <w:tblStylePr w:type="firstCol">
       <w:rPr>
-        <w:rFonts w:asciiTheme="majorHAnsi" w:cstheme="majorBidi" w:eastAsiaTheme="majorEastAsia" w:hAnsiTheme="majorHAnsi"/>
+        <w:rFonts w:asciiTheme="majorHAnsi" w:cstheme="majorBidi" w:hAnsiTheme="majorHAnsi" w:eastAsia="黑体"/>
         <w:b/>
         <w:bCs/>
       </w:rPr>
     </w:tblStylePr>
     <w:tblStylePr w:type="lastCol">
       <w:rPr>
-        <w:rFonts w:asciiTheme="majorHAnsi" w:cstheme="majorBidi" w:eastAsiaTheme="majorEastAsia" w:hAnsiTheme="majorHAnsi"/>
+        <w:rFonts w:asciiTheme="majorHAnsi" w:cstheme="majorBidi" w:hAnsiTheme="majorHAnsi" w:eastAsia="黑体"/>
         <w:b/>
         <w:bCs/>
       </w:rPr>
@@ -5689,7 +6055,7 @@
         <w:spacing w:after="0" w:before="0" w:line="240" w:lineRule="auto"/>
       </w:pPr>
       <w:rPr>
-        <w:rFonts w:asciiTheme="majorHAnsi" w:cstheme="majorBidi" w:eastAsiaTheme="majorEastAsia" w:hAnsiTheme="majorHAnsi"/>
+        <w:rFonts w:asciiTheme="majorHAnsi" w:cstheme="majorBidi" w:hAnsiTheme="majorHAnsi" w:eastAsia="黑体"/>
         <w:b/>
         <w:bCs/>
       </w:rPr>
@@ -5710,7 +6076,7 @@
         <w:spacing w:after="0" w:before="0" w:line="240" w:lineRule="auto"/>
       </w:pPr>
       <w:rPr>
-        <w:rFonts w:asciiTheme="majorHAnsi" w:cstheme="majorBidi" w:eastAsiaTheme="majorEastAsia" w:hAnsiTheme="majorHAnsi"/>
+        <w:rFonts w:asciiTheme="majorHAnsi" w:cstheme="majorBidi" w:hAnsiTheme="majorHAnsi" w:eastAsia="黑体"/>
         <w:b/>
         <w:bCs/>
       </w:rPr>
@@ -5728,14 +6094,14 @@
     </w:tblStylePr>
     <w:tblStylePr w:type="firstCol">
       <w:rPr>
-        <w:rFonts w:asciiTheme="majorHAnsi" w:cstheme="majorBidi" w:eastAsiaTheme="majorEastAsia" w:hAnsiTheme="majorHAnsi"/>
+        <w:rFonts w:asciiTheme="majorHAnsi" w:cstheme="majorBidi" w:hAnsiTheme="majorHAnsi" w:eastAsia="黑体"/>
         <w:b/>
         <w:bCs/>
       </w:rPr>
     </w:tblStylePr>
     <w:tblStylePr w:type="lastCol">
       <w:rPr>
-        <w:rFonts w:asciiTheme="majorHAnsi" w:cstheme="majorBidi" w:eastAsiaTheme="majorEastAsia" w:hAnsiTheme="majorHAnsi"/>
+        <w:rFonts w:asciiTheme="majorHAnsi" w:cstheme="majorBidi" w:hAnsiTheme="majorHAnsi" w:eastAsia="黑体"/>
         <w:b/>
         <w:bCs/>
       </w:rPr>
@@ -5819,7 +6185,7 @@
         <w:spacing w:after="0" w:before="0" w:line="240" w:lineRule="auto"/>
       </w:pPr>
       <w:rPr>
-        <w:rFonts w:asciiTheme="majorHAnsi" w:cstheme="majorBidi" w:eastAsiaTheme="majorEastAsia" w:hAnsiTheme="majorHAnsi"/>
+        <w:rFonts w:asciiTheme="majorHAnsi" w:cstheme="majorBidi" w:hAnsiTheme="majorHAnsi" w:eastAsia="黑体"/>
         <w:b/>
         <w:bCs/>
       </w:rPr>
@@ -5840,7 +6206,7 @@
         <w:spacing w:after="0" w:before="0" w:line="240" w:lineRule="auto"/>
       </w:pPr>
       <w:rPr>
-        <w:rFonts w:asciiTheme="majorHAnsi" w:cstheme="majorBidi" w:eastAsiaTheme="majorEastAsia" w:hAnsiTheme="majorHAnsi"/>
+        <w:rFonts w:asciiTheme="majorHAnsi" w:cstheme="majorBidi" w:hAnsiTheme="majorHAnsi" w:eastAsia="黑体"/>
         <w:b/>
         <w:bCs/>
       </w:rPr>
@@ -5858,14 +6224,14 @@
     </w:tblStylePr>
     <w:tblStylePr w:type="firstCol">
       <w:rPr>
-        <w:rFonts w:asciiTheme="majorHAnsi" w:cstheme="majorBidi" w:eastAsiaTheme="majorEastAsia" w:hAnsiTheme="majorHAnsi"/>
+        <w:rFonts w:asciiTheme="majorHAnsi" w:cstheme="majorBidi" w:hAnsiTheme="majorHAnsi" w:eastAsia="黑体"/>
         <w:b/>
         <w:bCs/>
       </w:rPr>
     </w:tblStylePr>
     <w:tblStylePr w:type="lastCol">
       <w:rPr>
-        <w:rFonts w:asciiTheme="majorHAnsi" w:cstheme="majorBidi" w:eastAsiaTheme="majorEastAsia" w:hAnsiTheme="majorHAnsi"/>
+        <w:rFonts w:asciiTheme="majorHAnsi" w:cstheme="majorBidi" w:hAnsiTheme="majorHAnsi" w:eastAsia="黑体"/>
         <w:b/>
         <w:bCs/>
       </w:rPr>
@@ -5949,7 +6315,7 @@
         <w:spacing w:after="0" w:before="0" w:line="240" w:lineRule="auto"/>
       </w:pPr>
       <w:rPr>
-        <w:rFonts w:asciiTheme="majorHAnsi" w:cstheme="majorBidi" w:eastAsiaTheme="majorEastAsia" w:hAnsiTheme="majorHAnsi"/>
+        <w:rFonts w:asciiTheme="majorHAnsi" w:cstheme="majorBidi" w:hAnsiTheme="majorHAnsi" w:eastAsia="黑体"/>
         <w:b/>
         <w:bCs/>
       </w:rPr>
@@ -5970,7 +6336,7 @@
         <w:spacing w:after="0" w:before="0" w:line="240" w:lineRule="auto"/>
       </w:pPr>
       <w:rPr>
-        <w:rFonts w:asciiTheme="majorHAnsi" w:cstheme="majorBidi" w:eastAsiaTheme="majorEastAsia" w:hAnsiTheme="majorHAnsi"/>
+        <w:rFonts w:asciiTheme="majorHAnsi" w:cstheme="majorBidi" w:hAnsiTheme="majorHAnsi" w:eastAsia="黑体"/>
         <w:b/>
         <w:bCs/>
       </w:rPr>
@@ -5988,14 +6354,14 @@
     </w:tblStylePr>
     <w:tblStylePr w:type="firstCol">
       <w:rPr>
-        <w:rFonts w:asciiTheme="majorHAnsi" w:cstheme="majorBidi" w:eastAsiaTheme="majorEastAsia" w:hAnsiTheme="majorHAnsi"/>
+        <w:rFonts w:asciiTheme="majorHAnsi" w:cstheme="majorBidi" w:hAnsiTheme="majorHAnsi" w:eastAsia="黑体"/>
         <w:b/>
         <w:bCs/>
       </w:rPr>
     </w:tblStylePr>
     <w:tblStylePr w:type="lastCol">
       <w:rPr>
-        <w:rFonts w:asciiTheme="majorHAnsi" w:cstheme="majorBidi" w:eastAsiaTheme="majorEastAsia" w:hAnsiTheme="majorHAnsi"/>
+        <w:rFonts w:asciiTheme="majorHAnsi" w:cstheme="majorBidi" w:hAnsiTheme="majorHAnsi" w:eastAsia="黑体"/>
         <w:b/>
         <w:bCs/>
       </w:rPr>
@@ -6079,7 +6445,7 @@
         <w:spacing w:after="0" w:before="0" w:line="240" w:lineRule="auto"/>
       </w:pPr>
       <w:rPr>
-        <w:rFonts w:asciiTheme="majorHAnsi" w:cstheme="majorBidi" w:eastAsiaTheme="majorEastAsia" w:hAnsiTheme="majorHAnsi"/>
+        <w:rFonts w:asciiTheme="majorHAnsi" w:cstheme="majorBidi" w:hAnsiTheme="majorHAnsi" w:eastAsia="黑体"/>
         <w:b/>
         <w:bCs/>
       </w:rPr>
@@ -6100,7 +6466,7 @@
         <w:spacing w:after="0" w:before="0" w:line="240" w:lineRule="auto"/>
       </w:pPr>
       <w:rPr>
-        <w:rFonts w:asciiTheme="majorHAnsi" w:cstheme="majorBidi" w:eastAsiaTheme="majorEastAsia" w:hAnsiTheme="majorHAnsi"/>
+        <w:rFonts w:asciiTheme="majorHAnsi" w:cstheme="majorBidi" w:hAnsiTheme="majorHAnsi" w:eastAsia="黑体"/>
         <w:b/>
         <w:bCs/>
       </w:rPr>
@@ -6118,14 +6484,14 @@
     </w:tblStylePr>
     <w:tblStylePr w:type="firstCol">
       <w:rPr>
-        <w:rFonts w:asciiTheme="majorHAnsi" w:cstheme="majorBidi" w:eastAsiaTheme="majorEastAsia" w:hAnsiTheme="majorHAnsi"/>
+        <w:rFonts w:asciiTheme="majorHAnsi" w:cstheme="majorBidi" w:hAnsiTheme="majorHAnsi" w:eastAsia="黑体"/>
         <w:b/>
         <w:bCs/>
       </w:rPr>
     </w:tblStylePr>
     <w:tblStylePr w:type="lastCol">
       <w:rPr>
-        <w:rFonts w:asciiTheme="majorHAnsi" w:cstheme="majorBidi" w:eastAsiaTheme="majorEastAsia" w:hAnsiTheme="majorHAnsi"/>
+        <w:rFonts w:asciiTheme="majorHAnsi" w:cstheme="majorBidi" w:hAnsiTheme="majorHAnsi" w:eastAsia="黑体"/>
         <w:b/>
         <w:bCs/>
       </w:rPr>
@@ -6209,7 +6575,7 @@
         <w:spacing w:after="0" w:before="0" w:line="240" w:lineRule="auto"/>
       </w:pPr>
       <w:rPr>
-        <w:rFonts w:asciiTheme="majorHAnsi" w:cstheme="majorBidi" w:eastAsiaTheme="majorEastAsia" w:hAnsiTheme="majorHAnsi"/>
+        <w:rFonts w:asciiTheme="majorHAnsi" w:cstheme="majorBidi" w:hAnsiTheme="majorHAnsi" w:eastAsia="黑体"/>
         <w:b/>
         <w:bCs/>
       </w:rPr>
@@ -6230,7 +6596,7 @@
         <w:spacing w:after="0" w:before="0" w:line="240" w:lineRule="auto"/>
       </w:pPr>
       <w:rPr>
-        <w:rFonts w:asciiTheme="majorHAnsi" w:cstheme="majorBidi" w:eastAsiaTheme="majorEastAsia" w:hAnsiTheme="majorHAnsi"/>
+        <w:rFonts w:asciiTheme="majorHAnsi" w:cstheme="majorBidi" w:hAnsiTheme="majorHAnsi" w:eastAsia="黑体"/>
         <w:b/>
         <w:bCs/>
       </w:rPr>
@@ -6248,14 +6614,14 @@
     </w:tblStylePr>
     <w:tblStylePr w:type="firstCol">
       <w:rPr>
-        <w:rFonts w:asciiTheme="majorHAnsi" w:cstheme="majorBidi" w:eastAsiaTheme="majorEastAsia" w:hAnsiTheme="majorHAnsi"/>
+        <w:rFonts w:asciiTheme="majorHAnsi" w:cstheme="majorBidi" w:hAnsiTheme="majorHAnsi" w:eastAsia="黑体"/>
         <w:b/>
         <w:bCs/>
       </w:rPr>
     </w:tblStylePr>
     <w:tblStylePr w:type="lastCol">
       <w:rPr>
-        <w:rFonts w:asciiTheme="majorHAnsi" w:cstheme="majorBidi" w:eastAsiaTheme="majorEastAsia" w:hAnsiTheme="majorHAnsi"/>
+        <w:rFonts w:asciiTheme="majorHAnsi" w:cstheme="majorBidi" w:hAnsiTheme="majorHAnsi" w:eastAsia="黑体"/>
         <w:b/>
         <w:bCs/>
       </w:rPr>
@@ -6338,6 +6704,7 @@
         <w:spacing w:after="0" w:before="0" w:line="240" w:lineRule="auto"/>
       </w:pPr>
       <w:rPr>
+        <w:rFonts w:eastAsia="黑体"/>
         <w:b/>
         <w:bCs/>
         <w:color w:themeColor="background1" w:val="FFFFFF"/>
@@ -6360,6 +6727,7 @@
         <w:spacing w:after="0" w:before="0" w:line="240" w:lineRule="auto"/>
       </w:pPr>
       <w:rPr>
+        <w:rFonts w:eastAsia="黑体"/>
         <w:b/>
         <w:bCs/>
       </w:rPr>
@@ -6377,12 +6745,14 @@
     </w:tblStylePr>
     <w:tblStylePr w:type="firstCol">
       <w:rPr>
+        <w:rFonts w:eastAsia="黑体"/>
         <w:b/>
         <w:bCs/>
       </w:rPr>
     </w:tblStylePr>
     <w:tblStylePr w:type="lastCol">
       <w:rPr>
+        <w:rFonts w:eastAsia="黑体"/>
         <w:b/>
         <w:bCs/>
       </w:rPr>
@@ -6444,6 +6814,7 @@
         <w:spacing w:after="0" w:before="0" w:line="240" w:lineRule="auto"/>
       </w:pPr>
       <w:rPr>
+        <w:rFonts w:eastAsia="黑体"/>
         <w:b/>
         <w:bCs/>
         <w:color w:themeColor="background1" w:val="FFFFFF"/>
@@ -6466,6 +6837,7 @@
         <w:spacing w:after="0" w:before="0" w:line="240" w:lineRule="auto"/>
       </w:pPr>
       <w:rPr>
+        <w:rFonts w:eastAsia="黑体"/>
         <w:b/>
         <w:bCs/>
       </w:rPr>
@@ -6483,12 +6855,14 @@
     </w:tblStylePr>
     <w:tblStylePr w:type="firstCol">
       <w:rPr>
+        <w:rFonts w:eastAsia="黑体"/>
         <w:b/>
         <w:bCs/>
       </w:rPr>
     </w:tblStylePr>
     <w:tblStylePr w:type="lastCol">
       <w:rPr>
+        <w:rFonts w:eastAsia="黑体"/>
         <w:b/>
         <w:bCs/>
       </w:rPr>
@@ -6550,6 +6924,7 @@
         <w:spacing w:after="0" w:before="0" w:line="240" w:lineRule="auto"/>
       </w:pPr>
       <w:rPr>
+        <w:rFonts w:eastAsia="黑体"/>
         <w:b/>
         <w:bCs/>
         <w:color w:themeColor="background1" w:val="FFFFFF"/>
@@ -6572,6 +6947,7 @@
         <w:spacing w:after="0" w:before="0" w:line="240" w:lineRule="auto"/>
       </w:pPr>
       <w:rPr>
+        <w:rFonts w:eastAsia="黑体"/>
         <w:b/>
         <w:bCs/>
       </w:rPr>
@@ -6589,12 +6965,14 @@
     </w:tblStylePr>
     <w:tblStylePr w:type="firstCol">
       <w:rPr>
+        <w:rFonts w:eastAsia="黑体"/>
         <w:b/>
         <w:bCs/>
       </w:rPr>
     </w:tblStylePr>
     <w:tblStylePr w:type="lastCol">
       <w:rPr>
+        <w:rFonts w:eastAsia="黑体"/>
         <w:b/>
         <w:bCs/>
       </w:rPr>
@@ -6656,6 +7034,7 @@
         <w:spacing w:after="0" w:before="0" w:line="240" w:lineRule="auto"/>
       </w:pPr>
       <w:rPr>
+        <w:rFonts w:eastAsia="黑体"/>
         <w:b/>
         <w:bCs/>
         <w:color w:themeColor="background1" w:val="FFFFFF"/>
@@ -6678,6 +7057,7 @@
         <w:spacing w:after="0" w:before="0" w:line="240" w:lineRule="auto"/>
       </w:pPr>
       <w:rPr>
+        <w:rFonts w:eastAsia="黑体"/>
         <w:b/>
         <w:bCs/>
       </w:rPr>
@@ -6695,12 +7075,14 @@
     </w:tblStylePr>
     <w:tblStylePr w:type="firstCol">
       <w:rPr>
+        <w:rFonts w:eastAsia="黑体"/>
         <w:b/>
         <w:bCs/>
       </w:rPr>
     </w:tblStylePr>
     <w:tblStylePr w:type="lastCol">
       <w:rPr>
+        <w:rFonts w:eastAsia="黑体"/>
         <w:b/>
         <w:bCs/>
       </w:rPr>
@@ -6762,6 +7144,7 @@
         <w:spacing w:after="0" w:before="0" w:line="240" w:lineRule="auto"/>
       </w:pPr>
       <w:rPr>
+        <w:rFonts w:eastAsia="黑体"/>
         <w:b/>
         <w:bCs/>
         <w:color w:themeColor="background1" w:val="FFFFFF"/>
@@ -6784,6 +7167,7 @@
         <w:spacing w:after="0" w:before="0" w:line="240" w:lineRule="auto"/>
       </w:pPr>
       <w:rPr>
+        <w:rFonts w:eastAsia="黑体"/>
         <w:b/>
         <w:bCs/>
       </w:rPr>
@@ -6801,12 +7185,14 @@
     </w:tblStylePr>
     <w:tblStylePr w:type="firstCol">
       <w:rPr>
+        <w:rFonts w:eastAsia="黑体"/>
         <w:b/>
         <w:bCs/>
       </w:rPr>
     </w:tblStylePr>
     <w:tblStylePr w:type="lastCol">
       <w:rPr>
+        <w:rFonts w:eastAsia="黑体"/>
         <w:b/>
         <w:bCs/>
       </w:rPr>
@@ -6868,6 +7254,7 @@
         <w:spacing w:after="0" w:before="0" w:line="240" w:lineRule="auto"/>
       </w:pPr>
       <w:rPr>
+        <w:rFonts w:eastAsia="黑体"/>
         <w:b/>
         <w:bCs/>
         <w:color w:themeColor="background1" w:val="FFFFFF"/>
@@ -6890,6 +7277,7 @@
         <w:spacing w:after="0" w:before="0" w:line="240" w:lineRule="auto"/>
       </w:pPr>
       <w:rPr>
+        <w:rFonts w:eastAsia="黑体"/>
         <w:b/>
         <w:bCs/>
       </w:rPr>
@@ -6907,12 +7295,14 @@
     </w:tblStylePr>
     <w:tblStylePr w:type="firstCol">
       <w:rPr>
+        <w:rFonts w:eastAsia="黑体"/>
         <w:b/>
         <w:bCs/>
       </w:rPr>
     </w:tblStylePr>
     <w:tblStylePr w:type="lastCol">
       <w:rPr>
+        <w:rFonts w:eastAsia="黑体"/>
         <w:b/>
         <w:bCs/>
       </w:rPr>
@@ -6974,6 +7364,7 @@
         <w:spacing w:after="0" w:before="0" w:line="240" w:lineRule="auto"/>
       </w:pPr>
       <w:rPr>
+        <w:rFonts w:eastAsia="黑体"/>
         <w:b/>
         <w:bCs/>
         <w:color w:themeColor="background1" w:val="FFFFFF"/>
@@ -6996,6 +7387,7 @@
         <w:spacing w:after="0" w:before="0" w:line="240" w:lineRule="auto"/>
       </w:pPr>
       <w:rPr>
+        <w:rFonts w:eastAsia="黑体"/>
         <w:b/>
         <w:bCs/>
       </w:rPr>
@@ -7013,12 +7405,14 @@
     </w:tblStylePr>
     <w:tblStylePr w:type="firstCol">
       <w:rPr>
+        <w:rFonts w:eastAsia="黑体"/>
         <w:b/>
         <w:bCs/>
       </w:rPr>
     </w:tblStylePr>
     <w:tblStylePr w:type="lastCol">
       <w:rPr>
+        <w:rFonts w:eastAsia="黑体"/>
         <w:b/>
         <w:bCs/>
       </w:rPr>
@@ -7077,6 +7471,7 @@
         <w:spacing w:after="0" w:before="0" w:line="240" w:lineRule="auto"/>
       </w:pPr>
       <w:rPr>
+        <w:rFonts w:eastAsia="黑体"/>
         <w:b/>
         <w:bCs/>
         <w:color w:themeColor="background1" w:val="FFFFFF"/>
@@ -7099,6 +7494,7 @@
         <w:spacing w:after="0" w:before="0" w:line="240" w:lineRule="auto"/>
       </w:pPr>
       <w:rPr>
+        <w:rFonts w:eastAsia="黑体"/>
         <w:color w:val="auto"/>
       </w:rPr>
       <w:tblPr/>
@@ -7116,6 +7512,7 @@
     </w:tblStylePr>
     <w:tblStylePr w:type="firstCol">
       <w:rPr>
+        <w:rFonts w:eastAsia="黑体"/>
         <w:b/>
         <w:bCs/>
         <w:color w:themeColor="background1" w:val="FFFFFF"/>
@@ -7135,6 +7532,7 @@
     </w:tblStylePr>
     <w:tblStylePr w:type="lastCol">
       <w:rPr>
+        <w:rFonts w:eastAsia="黑体"/>
         <w:b/>
         <w:bCs/>
         <w:color w:themeColor="background1" w:val="FFFFFF"/>
@@ -7183,6 +7581,7 @@
     </w:tblStylePr>
     <w:tblStylePr w:type="nwCell">
       <w:rPr>
+        <w:rFonts w:eastAsia="黑体"/>
         <w:color w:themeColor="background1" w:val="FFFFFF"/>
       </w:rPr>
       <w:tblPr/>
@@ -7226,6 +7625,7 @@
         <w:spacing w:after="0" w:before="0" w:line="240" w:lineRule="auto"/>
       </w:pPr>
       <w:rPr>
+        <w:rFonts w:eastAsia="黑体"/>
         <w:b/>
         <w:bCs/>
         <w:color w:themeColor="background1" w:val="FFFFFF"/>
@@ -7248,6 +7648,7 @@
         <w:spacing w:after="0" w:before="0" w:line="240" w:lineRule="auto"/>
       </w:pPr>
       <w:rPr>
+        <w:rFonts w:eastAsia="黑体"/>
         <w:color w:val="auto"/>
       </w:rPr>
       <w:tblPr/>
@@ -7265,6 +7666,7 @@
     </w:tblStylePr>
     <w:tblStylePr w:type="firstCol">
       <w:rPr>
+        <w:rFonts w:eastAsia="黑体"/>
         <w:b/>
         <w:bCs/>
         <w:color w:themeColor="background1" w:val="FFFFFF"/>
@@ -7284,6 +7686,7 @@
     </w:tblStylePr>
     <w:tblStylePr w:type="lastCol">
       <w:rPr>
+        <w:rFonts w:eastAsia="黑体"/>
         <w:b/>
         <w:bCs/>
         <w:color w:themeColor="background1" w:val="FFFFFF"/>
@@ -7332,6 +7735,7 @@
     </w:tblStylePr>
     <w:tblStylePr w:type="nwCell">
       <w:rPr>
+        <w:rFonts w:eastAsia="黑体"/>
         <w:color w:themeColor="background1" w:val="FFFFFF"/>
       </w:rPr>
       <w:tblPr/>
@@ -7375,6 +7779,7 @@
         <w:spacing w:after="0" w:before="0" w:line="240" w:lineRule="auto"/>
       </w:pPr>
       <w:rPr>
+        <w:rFonts w:eastAsia="黑体"/>
         <w:b/>
         <w:bCs/>
         <w:color w:themeColor="background1" w:val="FFFFFF"/>
@@ -7397,6 +7802,7 @@
         <w:spacing w:after="0" w:before="0" w:line="240" w:lineRule="auto"/>
       </w:pPr>
       <w:rPr>
+        <w:rFonts w:eastAsia="黑体"/>
         <w:color w:val="auto"/>
       </w:rPr>
       <w:tblPr/>
@@ -7414,6 +7820,7 @@
     </w:tblStylePr>
     <w:tblStylePr w:type="firstCol">
       <w:rPr>
+        <w:rFonts w:eastAsia="黑体"/>
         <w:b/>
         <w:bCs/>
         <w:color w:themeColor="background1" w:val="FFFFFF"/>
@@ -7433,6 +7840,7 @@
     </w:tblStylePr>
     <w:tblStylePr w:type="lastCol">
       <w:rPr>
+        <w:rFonts w:eastAsia="黑体"/>
         <w:b/>
         <w:bCs/>
         <w:color w:themeColor="background1" w:val="FFFFFF"/>
@@ -7481,6 +7889,7 @@
     </w:tblStylePr>
     <w:tblStylePr w:type="nwCell">
       <w:rPr>
+        <w:rFonts w:eastAsia="黑体"/>
         <w:color w:themeColor="background1" w:val="FFFFFF"/>
       </w:rPr>
       <w:tblPr/>
@@ -7524,6 +7933,7 @@
         <w:spacing w:after="0" w:before="0" w:line="240" w:lineRule="auto"/>
       </w:pPr>
       <w:rPr>
+        <w:rFonts w:eastAsia="黑体"/>
         <w:b/>
         <w:bCs/>
         <w:color w:themeColor="background1" w:val="FFFFFF"/>
@@ -7546,6 +7956,7 @@
         <w:spacing w:after="0" w:before="0" w:line="240" w:lineRule="auto"/>
       </w:pPr>
       <w:rPr>
+        <w:rFonts w:eastAsia="黑体"/>
         <w:color w:val="auto"/>
       </w:rPr>
       <w:tblPr/>
@@ -7563,6 +7974,7 @@
     </w:tblStylePr>
     <w:tblStylePr w:type="firstCol">
       <w:rPr>
+        <w:rFonts w:eastAsia="黑体"/>
         <w:b/>
         <w:bCs/>
         <w:color w:themeColor="background1" w:val="FFFFFF"/>
@@ -7582,6 +7994,7 @@
     </w:tblStylePr>
     <w:tblStylePr w:type="lastCol">
       <w:rPr>
+        <w:rFonts w:eastAsia="黑体"/>
         <w:b/>
         <w:bCs/>
         <w:color w:themeColor="background1" w:val="FFFFFF"/>
@@ -7630,6 +8043,7 @@
     </w:tblStylePr>
     <w:tblStylePr w:type="nwCell">
       <w:rPr>
+        <w:rFonts w:eastAsia="黑体"/>
         <w:color w:themeColor="background1" w:val="FFFFFF"/>
       </w:rPr>
       <w:tblPr/>
@@ -7673,6 +8087,7 @@
         <w:spacing w:after="0" w:before="0" w:line="240" w:lineRule="auto"/>
       </w:pPr>
       <w:rPr>
+        <w:rFonts w:eastAsia="黑体"/>
         <w:b/>
         <w:bCs/>
         <w:color w:themeColor="background1" w:val="FFFFFF"/>
@@ -7695,6 +8110,7 @@
         <w:spacing w:after="0" w:before="0" w:line="240" w:lineRule="auto"/>
       </w:pPr>
       <w:rPr>
+        <w:rFonts w:eastAsia="黑体"/>
         <w:color w:val="auto"/>
       </w:rPr>
       <w:tblPr/>
@@ -7712,6 +8128,7 @@
     </w:tblStylePr>
     <w:tblStylePr w:type="firstCol">
       <w:rPr>
+        <w:rFonts w:eastAsia="黑体"/>
         <w:b/>
         <w:bCs/>
         <w:color w:themeColor="background1" w:val="FFFFFF"/>
@@ -7731,6 +8148,7 @@
     </w:tblStylePr>
     <w:tblStylePr w:type="lastCol">
       <w:rPr>
+        <w:rFonts w:eastAsia="黑体"/>
         <w:b/>
         <w:bCs/>
         <w:color w:themeColor="background1" w:val="FFFFFF"/>
@@ -7779,6 +8197,7 @@
     </w:tblStylePr>
     <w:tblStylePr w:type="nwCell">
       <w:rPr>
+        <w:rFonts w:eastAsia="黑体"/>
         <w:color w:themeColor="background1" w:val="FFFFFF"/>
       </w:rPr>
       <w:tblPr/>
@@ -7822,6 +8241,7 @@
         <w:spacing w:after="0" w:before="0" w:line="240" w:lineRule="auto"/>
       </w:pPr>
       <w:rPr>
+        <w:rFonts w:eastAsia="黑体"/>
         <w:b/>
         <w:bCs/>
         <w:color w:themeColor="background1" w:val="FFFFFF"/>
@@ -7844,6 +8264,7 @@
         <w:spacing w:after="0" w:before="0" w:line="240" w:lineRule="auto"/>
       </w:pPr>
       <w:rPr>
+        <w:rFonts w:eastAsia="黑体"/>
         <w:color w:val="auto"/>
       </w:rPr>
       <w:tblPr/>
@@ -7861,6 +8282,7 @@
     </w:tblStylePr>
     <w:tblStylePr w:type="firstCol">
       <w:rPr>
+        <w:rFonts w:eastAsia="黑体"/>
         <w:b/>
         <w:bCs/>
         <w:color w:themeColor="background1" w:val="FFFFFF"/>
@@ -7880,6 +8302,7 @@
     </w:tblStylePr>
     <w:tblStylePr w:type="lastCol">
       <w:rPr>
+        <w:rFonts w:eastAsia="黑体"/>
         <w:b/>
         <w:bCs/>
         <w:color w:themeColor="background1" w:val="FFFFFF"/>
@@ -7928,6 +8351,7 @@
     </w:tblStylePr>
     <w:tblStylePr w:type="nwCell">
       <w:rPr>
+        <w:rFonts w:eastAsia="黑体"/>
         <w:color w:themeColor="background1" w:val="FFFFFF"/>
       </w:rPr>
       <w:tblPr/>
@@ -7971,6 +8395,7 @@
         <w:spacing w:after="0" w:before="0" w:line="240" w:lineRule="auto"/>
       </w:pPr>
       <w:rPr>
+        <w:rFonts w:eastAsia="黑体"/>
         <w:b/>
         <w:bCs/>
         <w:color w:themeColor="background1" w:val="FFFFFF"/>
@@ -7993,6 +8418,7 @@
         <w:spacing w:after="0" w:before="0" w:line="240" w:lineRule="auto"/>
       </w:pPr>
       <w:rPr>
+        <w:rFonts w:eastAsia="黑体"/>
         <w:color w:val="auto"/>
       </w:rPr>
       <w:tblPr/>
@@ -8010,6 +8436,7 @@
     </w:tblStylePr>
     <w:tblStylePr w:type="firstCol">
       <w:rPr>
+        <w:rFonts w:eastAsia="黑体"/>
         <w:b/>
         <w:bCs/>
         <w:color w:themeColor="background1" w:val="FFFFFF"/>
@@ -8029,6 +8456,7 @@
     </w:tblStylePr>
     <w:tblStylePr w:type="lastCol">
       <w:rPr>
+        <w:rFonts w:eastAsia="黑体"/>
         <w:b/>
         <w:bCs/>
         <w:color w:themeColor="background1" w:val="FFFFFF"/>
@@ -8077,6 +8505,7 @@
     </w:tblStylePr>
     <w:tblStylePr w:type="nwCell">
       <w:rPr>
+        <w:rFonts w:eastAsia="黑体"/>
         <w:color w:themeColor="background1" w:val="FFFFFF"/>
       </w:rPr>
       <w:tblPr/>
@@ -8101,6 +8530,7 @@
       <w:spacing w:after="0" w:line="240" w:lineRule="auto"/>
     </w:pPr>
     <w:rPr>
+      <w:rFonts w:eastAsia="黑体"/>
       <w:color w:themeColor="text1" w:val="000000"/>
     </w:rPr>
     <w:tblPr>
@@ -8120,7 +8550,7 @@
     </w:tblPr>
     <w:tblStylePr w:type="firstRow">
       <w:rPr>
-        <w:rFonts w:asciiTheme="majorHAnsi" w:cstheme="majorBidi" w:eastAsiaTheme="majorEastAsia" w:hAnsiTheme="majorHAnsi"/>
+        <w:rFonts w:asciiTheme="majorHAnsi" w:cstheme="majorBidi" w:hAnsiTheme="majorHAnsi" w:eastAsia="黑体"/>
       </w:rPr>
       <w:tblPr/>
       <w:tcPr>
@@ -8132,6 +8562,7 @@
     </w:tblStylePr>
     <w:tblStylePr w:type="lastRow">
       <w:rPr>
+        <w:rFonts w:eastAsia="黑体"/>
         <w:b/>
         <w:bCs/>
         <w:color w:themeColor="text2" w:val="1F497D"/>
@@ -8146,12 +8577,14 @@
     </w:tblStylePr>
     <w:tblStylePr w:type="firstCol">
       <w:rPr>
+        <w:rFonts w:eastAsia="黑体"/>
         <w:b/>
         <w:bCs/>
       </w:rPr>
     </w:tblStylePr>
     <w:tblStylePr w:type="lastCol">
       <w:rPr>
+        <w:rFonts w:eastAsia="黑体"/>
         <w:b/>
         <w:bCs/>
       </w:rPr>
@@ -8185,6 +8618,7 @@
       <w:spacing w:after="0" w:line="240" w:lineRule="auto"/>
     </w:pPr>
     <w:rPr>
+      <w:rFonts w:eastAsia="黑体"/>
       <w:color w:themeColor="text1" w:val="000000"/>
     </w:rPr>
     <w:tblPr>
@@ -8204,7 +8638,7 @@
     </w:tblPr>
     <w:tblStylePr w:type="firstRow">
       <w:rPr>
-        <w:rFonts w:asciiTheme="majorHAnsi" w:cstheme="majorBidi" w:eastAsiaTheme="majorEastAsia" w:hAnsiTheme="majorHAnsi"/>
+        <w:rFonts w:asciiTheme="majorHAnsi" w:cstheme="majorBidi" w:hAnsiTheme="majorHAnsi" w:eastAsia="黑体"/>
       </w:rPr>
       <w:tblPr/>
       <w:tcPr>
@@ -8216,6 +8650,7 @@
     </w:tblStylePr>
     <w:tblStylePr w:type="lastRow">
       <w:rPr>
+        <w:rFonts w:eastAsia="黑体"/>
         <w:b/>
         <w:bCs/>
         <w:color w:themeColor="text2" w:val="1F497D"/>
@@ -8230,12 +8665,14 @@
     </w:tblStylePr>
     <w:tblStylePr w:type="firstCol">
       <w:rPr>
+        <w:rFonts w:eastAsia="黑体"/>
         <w:b/>
         <w:bCs/>
       </w:rPr>
     </w:tblStylePr>
     <w:tblStylePr w:type="lastCol">
       <w:rPr>
+        <w:rFonts w:eastAsia="黑体"/>
         <w:b/>
         <w:bCs/>
       </w:rPr>
@@ -8269,6 +8706,7 @@
       <w:spacing w:after="0" w:line="240" w:lineRule="auto"/>
     </w:pPr>
     <w:rPr>
+      <w:rFonts w:eastAsia="黑体"/>
       <w:color w:themeColor="text1" w:val="000000"/>
     </w:rPr>
     <w:tblPr>
@@ -8288,7 +8726,7 @@
     </w:tblPr>
     <w:tblStylePr w:type="firstRow">
       <w:rPr>
-        <w:rFonts w:asciiTheme="majorHAnsi" w:cstheme="majorBidi" w:eastAsiaTheme="majorEastAsia" w:hAnsiTheme="majorHAnsi"/>
+        <w:rFonts w:asciiTheme="majorHAnsi" w:cstheme="majorBidi" w:hAnsiTheme="majorHAnsi" w:eastAsia="黑体"/>
       </w:rPr>
       <w:tblPr/>
       <w:tcPr>
@@ -8300,6 +8738,7 @@
     </w:tblStylePr>
     <w:tblStylePr w:type="lastRow">
       <w:rPr>
+        <w:rFonts w:eastAsia="黑体"/>
         <w:b/>
         <w:bCs/>
         <w:color w:themeColor="text2" w:val="1F497D"/>
@@ -8314,12 +8753,14 @@
     </w:tblStylePr>
     <w:tblStylePr w:type="firstCol">
       <w:rPr>
+        <w:rFonts w:eastAsia="黑体"/>
         <w:b/>
         <w:bCs/>
       </w:rPr>
     </w:tblStylePr>
     <w:tblStylePr w:type="lastCol">
       <w:rPr>
+        <w:rFonts w:eastAsia="黑体"/>
         <w:b/>
         <w:bCs/>
       </w:rPr>
@@ -8353,6 +8794,7 @@
       <w:spacing w:after="0" w:line="240" w:lineRule="auto"/>
     </w:pPr>
     <w:rPr>
+      <w:rFonts w:eastAsia="黑体"/>
       <w:color w:themeColor="text1" w:val="000000"/>
     </w:rPr>
     <w:tblPr>
@@ -8372,7 +8814,7 @@
     </w:tblPr>
     <w:tblStylePr w:type="firstRow">
       <w:rPr>
-        <w:rFonts w:asciiTheme="majorHAnsi" w:cstheme="majorBidi" w:eastAsiaTheme="majorEastAsia" w:hAnsiTheme="majorHAnsi"/>
+        <w:rFonts w:asciiTheme="majorHAnsi" w:cstheme="majorBidi" w:hAnsiTheme="majorHAnsi" w:eastAsia="黑体"/>
       </w:rPr>
       <w:tblPr/>
       <w:tcPr>
@@ -8384,6 +8826,7 @@
     </w:tblStylePr>
     <w:tblStylePr w:type="lastRow">
       <w:rPr>
+        <w:rFonts w:eastAsia="黑体"/>
         <w:b/>
         <w:bCs/>
         <w:color w:themeColor="text2" w:val="1F497D"/>
@@ -8398,12 +8841,14 @@
     </w:tblStylePr>
     <w:tblStylePr w:type="firstCol">
       <w:rPr>
+        <w:rFonts w:eastAsia="黑体"/>
         <w:b/>
         <w:bCs/>
       </w:rPr>
     </w:tblStylePr>
     <w:tblStylePr w:type="lastCol">
       <w:rPr>
+        <w:rFonts w:eastAsia="黑体"/>
         <w:b/>
         <w:bCs/>
       </w:rPr>
@@ -8437,6 +8882,7 @@
       <w:spacing w:after="0" w:line="240" w:lineRule="auto"/>
     </w:pPr>
     <w:rPr>
+      <w:rFonts w:eastAsia="黑体"/>
       <w:color w:themeColor="text1" w:val="000000"/>
     </w:rPr>
     <w:tblPr>
@@ -8456,7 +8902,7 @@
     </w:tblPr>
     <w:tblStylePr w:type="firstRow">
       <w:rPr>
-        <w:rFonts w:asciiTheme="majorHAnsi" w:cstheme="majorBidi" w:eastAsiaTheme="majorEastAsia" w:hAnsiTheme="majorHAnsi"/>
+        <w:rFonts w:asciiTheme="majorHAnsi" w:cstheme="majorBidi" w:hAnsiTheme="majorHAnsi" w:eastAsia="黑体"/>
       </w:rPr>
       <w:tblPr/>
       <w:tcPr>
@@ -8468,6 +8914,7 @@
     </w:tblStylePr>
     <w:tblStylePr w:type="lastRow">
       <w:rPr>
+        <w:rFonts w:eastAsia="黑体"/>
         <w:b/>
         <w:bCs/>
         <w:color w:themeColor="text2" w:val="1F497D"/>
@@ -8482,12 +8929,14 @@
     </w:tblStylePr>
     <w:tblStylePr w:type="firstCol">
       <w:rPr>
+        <w:rFonts w:eastAsia="黑体"/>
         <w:b/>
         <w:bCs/>
       </w:rPr>
     </w:tblStylePr>
     <w:tblStylePr w:type="lastCol">
       <w:rPr>
+        <w:rFonts w:eastAsia="黑体"/>
         <w:b/>
         <w:bCs/>
       </w:rPr>
@@ -8521,6 +8970,7 @@
       <w:spacing w:after="0" w:line="240" w:lineRule="auto"/>
     </w:pPr>
     <w:rPr>
+      <w:rFonts w:eastAsia="黑体"/>
       <w:color w:themeColor="text1" w:val="000000"/>
     </w:rPr>
     <w:tblPr>
@@ -8540,7 +8990,7 @@
     </w:tblPr>
     <w:tblStylePr w:type="firstRow">
       <w:rPr>
-        <w:rFonts w:asciiTheme="majorHAnsi" w:cstheme="majorBidi" w:eastAsiaTheme="majorEastAsia" w:hAnsiTheme="majorHAnsi"/>
+        <w:rFonts w:asciiTheme="majorHAnsi" w:cstheme="majorBidi" w:hAnsiTheme="majorHAnsi" w:eastAsia="黑体"/>
       </w:rPr>
       <w:tblPr/>
       <w:tcPr>
@@ -8552,6 +9002,7 @@
     </w:tblStylePr>
     <w:tblStylePr w:type="lastRow">
       <w:rPr>
+        <w:rFonts w:eastAsia="黑体"/>
         <w:b/>
         <w:bCs/>
         <w:color w:themeColor="text2" w:val="1F497D"/>
@@ -8566,12 +9017,14 @@
     </w:tblStylePr>
     <w:tblStylePr w:type="firstCol">
       <w:rPr>
+        <w:rFonts w:eastAsia="黑体"/>
         <w:b/>
         <w:bCs/>
       </w:rPr>
     </w:tblStylePr>
     <w:tblStylePr w:type="lastCol">
       <w:rPr>
+        <w:rFonts w:eastAsia="黑体"/>
         <w:b/>
         <w:bCs/>
       </w:rPr>
@@ -8605,6 +9058,7 @@
       <w:spacing w:after="0" w:line="240" w:lineRule="auto"/>
     </w:pPr>
     <w:rPr>
+      <w:rFonts w:eastAsia="黑体"/>
       <w:color w:themeColor="text1" w:val="000000"/>
     </w:rPr>
     <w:tblPr>
@@ -8624,7 +9078,7 @@
     </w:tblPr>
     <w:tblStylePr w:type="firstRow">
       <w:rPr>
-        <w:rFonts w:asciiTheme="majorHAnsi" w:cstheme="majorBidi" w:eastAsiaTheme="majorEastAsia" w:hAnsiTheme="majorHAnsi"/>
+        <w:rFonts w:asciiTheme="majorHAnsi" w:cstheme="majorBidi" w:hAnsiTheme="majorHAnsi" w:eastAsia="黑体"/>
       </w:rPr>
       <w:tblPr/>
       <w:tcPr>
@@ -8636,6 +9090,7 @@
     </w:tblStylePr>
     <w:tblStylePr w:type="lastRow">
       <w:rPr>
+        <w:rFonts w:eastAsia="黑体"/>
         <w:b/>
         <w:bCs/>
         <w:color w:themeColor="text2" w:val="1F497D"/>
@@ -8650,12 +9105,14 @@
     </w:tblStylePr>
     <w:tblStylePr w:type="firstCol">
       <w:rPr>
+        <w:rFonts w:eastAsia="黑体"/>
         <w:b/>
         <w:bCs/>
       </w:rPr>
     </w:tblStylePr>
     <w:tblStylePr w:type="lastCol">
       <w:rPr>
+        <w:rFonts w:eastAsia="黑体"/>
         <w:b/>
         <w:bCs/>
       </w:rPr>
@@ -8689,7 +9146,7 @@
       <w:spacing w:after="0" w:line="240" w:lineRule="auto"/>
     </w:pPr>
     <w:rPr>
-      <w:rFonts w:asciiTheme="majorHAnsi" w:cstheme="majorBidi" w:eastAsiaTheme="majorEastAsia" w:hAnsiTheme="majorHAnsi"/>
+      <w:rFonts w:asciiTheme="majorHAnsi" w:cstheme="majorBidi" w:hAnsiTheme="majorHAnsi" w:eastAsia="黑体"/>
       <w:color w:themeColor="text1" w:val="000000"/>
     </w:rPr>
     <w:tblPr>
@@ -8711,6 +9168,7 @@
     </w:tblPr>
     <w:tblStylePr w:type="firstRow">
       <w:rPr>
+        <w:rFonts w:eastAsia="黑体"/>
         <w:sz w:val="24"/>
         <w:szCs w:val="24"/>
       </w:rPr>
@@ -8817,7 +9275,7 @@
       <w:spacing w:after="0" w:line="240" w:lineRule="auto"/>
     </w:pPr>
     <w:rPr>
-      <w:rFonts w:asciiTheme="majorHAnsi" w:cstheme="majorBidi" w:eastAsiaTheme="majorEastAsia" w:hAnsiTheme="majorHAnsi"/>
+      <w:rFonts w:asciiTheme="majorHAnsi" w:cstheme="majorBidi" w:hAnsiTheme="majorHAnsi" w:eastAsia="黑体"/>
       <w:color w:themeColor="text1" w:val="000000"/>
     </w:rPr>
     <w:tblPr>
@@ -8839,6 +9297,7 @@
     </w:tblPr>
     <w:tblStylePr w:type="firstRow">
       <w:rPr>
+        <w:rFonts w:eastAsia="黑体"/>
         <w:sz w:val="24"/>
         <w:szCs w:val="24"/>
       </w:rPr>
@@ -8945,7 +9404,7 @@
       <w:spacing w:after="0" w:line="240" w:lineRule="auto"/>
     </w:pPr>
     <w:rPr>
-      <w:rFonts w:asciiTheme="majorHAnsi" w:cstheme="majorBidi" w:eastAsiaTheme="majorEastAsia" w:hAnsiTheme="majorHAnsi"/>
+      <w:rFonts w:asciiTheme="majorHAnsi" w:cstheme="majorBidi" w:hAnsiTheme="majorHAnsi" w:eastAsia="黑体"/>
       <w:color w:themeColor="text1" w:val="000000"/>
     </w:rPr>
     <w:tblPr>
@@ -8967,6 +9426,7 @@
     </w:tblPr>
     <w:tblStylePr w:type="firstRow">
       <w:rPr>
+        <w:rFonts w:eastAsia="黑体"/>
         <w:sz w:val="24"/>
         <w:szCs w:val="24"/>
       </w:rPr>
@@ -9073,7 +9533,7 @@
       <w:spacing w:after="0" w:line="240" w:lineRule="auto"/>
     </w:pPr>
     <w:rPr>
-      <w:rFonts w:asciiTheme="majorHAnsi" w:cstheme="majorBidi" w:eastAsiaTheme="majorEastAsia" w:hAnsiTheme="majorHAnsi"/>
+      <w:rFonts w:asciiTheme="majorHAnsi" w:cstheme="majorBidi" w:hAnsiTheme="majorHAnsi" w:eastAsia="黑体"/>
       <w:color w:themeColor="text1" w:val="000000"/>
     </w:rPr>
     <w:tblPr>
@@ -9095,6 +9555,7 @@
     </w:tblPr>
     <w:tblStylePr w:type="firstRow">
       <w:rPr>
+        <w:rFonts w:eastAsia="黑体"/>
         <w:sz w:val="24"/>
         <w:szCs w:val="24"/>
       </w:rPr>
@@ -9201,7 +9662,7 @@
       <w:spacing w:after="0" w:line="240" w:lineRule="auto"/>
     </w:pPr>
     <w:rPr>
-      <w:rFonts w:asciiTheme="majorHAnsi" w:cstheme="majorBidi" w:eastAsiaTheme="majorEastAsia" w:hAnsiTheme="majorHAnsi"/>
+      <w:rFonts w:asciiTheme="majorHAnsi" w:cstheme="majorBidi" w:hAnsiTheme="majorHAnsi" w:eastAsia="黑体"/>
       <w:color w:themeColor="text1" w:val="000000"/>
     </w:rPr>
     <w:tblPr>
@@ -9223,6 +9684,7 @@
     </w:tblPr>
     <w:tblStylePr w:type="firstRow">
       <w:rPr>
+        <w:rFonts w:eastAsia="黑体"/>
         <w:sz w:val="24"/>
         <w:szCs w:val="24"/>
       </w:rPr>
@@ -9329,7 +9791,7 @@
       <w:spacing w:after="0" w:line="240" w:lineRule="auto"/>
     </w:pPr>
     <w:rPr>
-      <w:rFonts w:asciiTheme="majorHAnsi" w:cstheme="majorBidi" w:eastAsiaTheme="majorEastAsia" w:hAnsiTheme="majorHAnsi"/>
+      <w:rFonts w:asciiTheme="majorHAnsi" w:cstheme="majorBidi" w:hAnsiTheme="majorHAnsi" w:eastAsia="黑体"/>
       <w:color w:themeColor="text1" w:val="000000"/>
     </w:rPr>
     <w:tblPr>
@@ -9351,6 +9813,7 @@
     </w:tblPr>
     <w:tblStylePr w:type="firstRow">
       <w:rPr>
+        <w:rFonts w:eastAsia="黑体"/>
         <w:sz w:val="24"/>
         <w:szCs w:val="24"/>
       </w:rPr>
@@ -9457,7 +9920,7 @@
       <w:spacing w:after="0" w:line="240" w:lineRule="auto"/>
     </w:pPr>
     <w:rPr>
-      <w:rFonts w:asciiTheme="majorHAnsi" w:cstheme="majorBidi" w:eastAsiaTheme="majorEastAsia" w:hAnsiTheme="majorHAnsi"/>
+      <w:rFonts w:asciiTheme="majorHAnsi" w:cstheme="majorBidi" w:hAnsiTheme="majorHAnsi" w:eastAsia="黑体"/>
       <w:color w:themeColor="text1" w:val="000000"/>
     </w:rPr>
     <w:tblPr>
@@ -9479,6 +9942,7 @@
     </w:tblPr>
     <w:tblStylePr w:type="firstRow">
       <w:rPr>
+        <w:rFonts w:eastAsia="黑体"/>
         <w:sz w:val="24"/>
         <w:szCs w:val="24"/>
       </w:rPr>
@@ -9608,12 +10072,14 @@
     </w:tcPr>
     <w:tblStylePr w:type="firstRow">
       <w:rPr>
+        <w:rFonts w:eastAsia="黑体"/>
         <w:b/>
         <w:bCs/>
       </w:rPr>
     </w:tblStylePr>
     <w:tblStylePr w:type="lastRow">
       <w:rPr>
+        <w:rFonts w:eastAsia="黑体"/>
         <w:b/>
         <w:bCs/>
       </w:rPr>
@@ -9626,12 +10092,14 @@
     </w:tblStylePr>
     <w:tblStylePr w:type="firstCol">
       <w:rPr>
+        <w:rFonts w:eastAsia="黑体"/>
         <w:b/>
         <w:bCs/>
       </w:rPr>
     </w:tblStylePr>
     <w:tblStylePr w:type="lastCol">
       <w:rPr>
+        <w:rFonts w:eastAsia="黑体"/>
         <w:b/>
         <w:bCs/>
       </w:rPr>
@@ -9681,12 +10149,14 @@
     </w:tcPr>
     <w:tblStylePr w:type="firstRow">
       <w:rPr>
+        <w:rFonts w:eastAsia="黑体"/>
         <w:b/>
         <w:bCs/>
       </w:rPr>
     </w:tblStylePr>
     <w:tblStylePr w:type="lastRow">
       <w:rPr>
+        <w:rFonts w:eastAsia="黑体"/>
         <w:b/>
         <w:bCs/>
       </w:rPr>
@@ -9699,12 +10169,14 @@
     </w:tblStylePr>
     <w:tblStylePr w:type="firstCol">
       <w:rPr>
+        <w:rFonts w:eastAsia="黑体"/>
         <w:b/>
         <w:bCs/>
       </w:rPr>
     </w:tblStylePr>
     <w:tblStylePr w:type="lastCol">
       <w:rPr>
+        <w:rFonts w:eastAsia="黑体"/>
         <w:b/>
         <w:bCs/>
       </w:rPr>
@@ -9754,12 +10226,14 @@
     </w:tcPr>
     <w:tblStylePr w:type="firstRow">
       <w:rPr>
+        <w:rFonts w:eastAsia="黑体"/>
         <w:b/>
         <w:bCs/>
       </w:rPr>
     </w:tblStylePr>
     <w:tblStylePr w:type="lastRow">
       <w:rPr>
+        <w:rFonts w:eastAsia="黑体"/>
         <w:b/>
         <w:bCs/>
       </w:rPr>
@@ -9772,12 +10246,14 @@
     </w:tblStylePr>
     <w:tblStylePr w:type="firstCol">
       <w:rPr>
+        <w:rFonts w:eastAsia="黑体"/>
         <w:b/>
         <w:bCs/>
       </w:rPr>
     </w:tblStylePr>
     <w:tblStylePr w:type="lastCol">
       <w:rPr>
+        <w:rFonts w:eastAsia="黑体"/>
         <w:b/>
         <w:bCs/>
       </w:rPr>
@@ -9827,12 +10303,14 @@
     </w:tcPr>
     <w:tblStylePr w:type="firstRow">
       <w:rPr>
+        <w:rFonts w:eastAsia="黑体"/>
         <w:b/>
         <w:bCs/>
       </w:rPr>
     </w:tblStylePr>
     <w:tblStylePr w:type="lastRow">
       <w:rPr>
+        <w:rFonts w:eastAsia="黑体"/>
         <w:b/>
         <w:bCs/>
       </w:rPr>
@@ -9845,12 +10323,14 @@
     </w:tblStylePr>
     <w:tblStylePr w:type="firstCol">
       <w:rPr>
+        <w:rFonts w:eastAsia="黑体"/>
         <w:b/>
         <w:bCs/>
       </w:rPr>
     </w:tblStylePr>
     <w:tblStylePr w:type="lastCol">
       <w:rPr>
+        <w:rFonts w:eastAsia="黑体"/>
         <w:b/>
         <w:bCs/>
       </w:rPr>
@@ -9900,12 +10380,14 @@
     </w:tcPr>
     <w:tblStylePr w:type="firstRow">
       <w:rPr>
+        <w:rFonts w:eastAsia="黑体"/>
         <w:b/>
         <w:bCs/>
       </w:rPr>
     </w:tblStylePr>
     <w:tblStylePr w:type="lastRow">
       <w:rPr>
+        <w:rFonts w:eastAsia="黑体"/>
         <w:b/>
         <w:bCs/>
       </w:rPr>
@@ -9918,12 +10400,14 @@
     </w:tblStylePr>
     <w:tblStylePr w:type="firstCol">
       <w:rPr>
+        <w:rFonts w:eastAsia="黑体"/>
         <w:b/>
         <w:bCs/>
       </w:rPr>
     </w:tblStylePr>
     <w:tblStylePr w:type="lastCol">
       <w:rPr>
+        <w:rFonts w:eastAsia="黑体"/>
         <w:b/>
         <w:bCs/>
       </w:rPr>
@@ -9973,12 +10457,14 @@
     </w:tcPr>
     <w:tblStylePr w:type="firstRow">
       <w:rPr>
+        <w:rFonts w:eastAsia="黑体"/>
         <w:b/>
         <w:bCs/>
       </w:rPr>
     </w:tblStylePr>
     <w:tblStylePr w:type="lastRow">
       <w:rPr>
+        <w:rFonts w:eastAsia="黑体"/>
         <w:b/>
         <w:bCs/>
       </w:rPr>
@@ -9991,12 +10477,14 @@
     </w:tblStylePr>
     <w:tblStylePr w:type="firstCol">
       <w:rPr>
+        <w:rFonts w:eastAsia="黑体"/>
         <w:b/>
         <w:bCs/>
       </w:rPr>
     </w:tblStylePr>
     <w:tblStylePr w:type="lastCol">
       <w:rPr>
+        <w:rFonts w:eastAsia="黑体"/>
         <w:b/>
         <w:bCs/>
       </w:rPr>
@@ -10046,12 +10534,14 @@
     </w:tcPr>
     <w:tblStylePr w:type="firstRow">
       <w:rPr>
+        <w:rFonts w:eastAsia="黑体"/>
         <w:b/>
         <w:bCs/>
       </w:rPr>
     </w:tblStylePr>
     <w:tblStylePr w:type="lastRow">
       <w:rPr>
+        <w:rFonts w:eastAsia="黑体"/>
         <w:b/>
         <w:bCs/>
       </w:rPr>
@@ -10064,12 +10554,14 @@
     </w:tblStylePr>
     <w:tblStylePr w:type="firstCol">
       <w:rPr>
+        <w:rFonts w:eastAsia="黑体"/>
         <w:b/>
         <w:bCs/>
       </w:rPr>
     </w:tblStylePr>
     <w:tblStylePr w:type="lastCol">
       <w:rPr>
+        <w:rFonts w:eastAsia="黑体"/>
         <w:b/>
         <w:bCs/>
       </w:rPr>
@@ -10096,7 +10588,7 @@
       <w:spacing w:after="0" w:line="240" w:lineRule="auto"/>
     </w:pPr>
     <w:rPr>
-      <w:rFonts w:asciiTheme="majorHAnsi" w:cstheme="majorBidi" w:eastAsiaTheme="majorEastAsia" w:hAnsiTheme="majorHAnsi"/>
+      <w:rFonts w:asciiTheme="majorHAnsi" w:cstheme="majorBidi" w:hAnsiTheme="majorHAnsi" w:eastAsia="黑体"/>
       <w:color w:themeColor="text1" w:val="000000"/>
     </w:rPr>
     <w:tblPr>
@@ -10123,6 +10615,7 @@
     </w:tcPr>
     <w:tblStylePr w:type="firstRow">
       <w:rPr>
+        <w:rFonts w:eastAsia="黑体"/>
         <w:b/>
         <w:bCs/>
         <w:color w:themeColor="text1" w:val="000000"/>
@@ -10134,6 +10627,7 @@
     </w:tblStylePr>
     <w:tblStylePr w:type="lastRow">
       <w:rPr>
+        <w:rFonts w:eastAsia="黑体"/>
         <w:b/>
         <w:bCs/>
         <w:color w:themeColor="text1" w:val="000000"/>
@@ -10153,6 +10647,7 @@
     </w:tblStylePr>
     <w:tblStylePr w:type="firstCol">
       <w:rPr>
+        <w:rFonts w:eastAsia="黑体"/>
         <w:b/>
         <w:bCs/>
         <w:color w:themeColor="text1" w:val="000000"/>
@@ -10172,6 +10667,7 @@
     </w:tblStylePr>
     <w:tblStylePr w:type="lastCol">
       <w:rPr>
+        <w:rFonts w:eastAsia="黑体"/>
         <w:b w:val="0"/>
         <w:bCs w:val="0"/>
         <w:color w:themeColor="text1" w:val="000000"/>
@@ -10221,7 +10717,7 @@
       <w:spacing w:after="0" w:line="240" w:lineRule="auto"/>
     </w:pPr>
     <w:rPr>
-      <w:rFonts w:asciiTheme="majorHAnsi" w:cstheme="majorBidi" w:eastAsiaTheme="majorEastAsia" w:hAnsiTheme="majorHAnsi"/>
+      <w:rFonts w:asciiTheme="majorHAnsi" w:cstheme="majorBidi" w:hAnsiTheme="majorHAnsi" w:eastAsia="黑体"/>
       <w:color w:themeColor="text1" w:val="000000"/>
     </w:rPr>
     <w:tblPr>
@@ -10248,6 +10744,7 @@
     </w:tcPr>
     <w:tblStylePr w:type="firstRow">
       <w:rPr>
+        <w:rFonts w:eastAsia="黑体"/>
         <w:b/>
         <w:bCs/>
         <w:color w:themeColor="text1" w:val="000000"/>
@@ -10259,6 +10756,7 @@
     </w:tblStylePr>
     <w:tblStylePr w:type="lastRow">
       <w:rPr>
+        <w:rFonts w:eastAsia="黑体"/>
         <w:b/>
         <w:bCs/>
         <w:color w:themeColor="text1" w:val="000000"/>
@@ -10278,6 +10776,7 @@
     </w:tblStylePr>
     <w:tblStylePr w:type="firstCol">
       <w:rPr>
+        <w:rFonts w:eastAsia="黑体"/>
         <w:b/>
         <w:bCs/>
         <w:color w:themeColor="text1" w:val="000000"/>
@@ -10297,6 +10796,7 @@
     </w:tblStylePr>
     <w:tblStylePr w:type="lastCol">
       <w:rPr>
+        <w:rFonts w:eastAsia="黑体"/>
         <w:b w:val="0"/>
         <w:bCs w:val="0"/>
         <w:color w:themeColor="text1" w:val="000000"/>
@@ -10346,7 +10846,7 @@
       <w:spacing w:after="0" w:line="240" w:lineRule="auto"/>
     </w:pPr>
     <w:rPr>
-      <w:rFonts w:asciiTheme="majorHAnsi" w:cstheme="majorBidi" w:eastAsiaTheme="majorEastAsia" w:hAnsiTheme="majorHAnsi"/>
+      <w:rFonts w:asciiTheme="majorHAnsi" w:cstheme="majorBidi" w:hAnsiTheme="majorHAnsi" w:eastAsia="黑体"/>
       <w:color w:themeColor="text1" w:val="000000"/>
     </w:rPr>
     <w:tblPr>
@@ -10373,6 +10873,7 @@
     </w:tcPr>
     <w:tblStylePr w:type="firstRow">
       <w:rPr>
+        <w:rFonts w:eastAsia="黑体"/>
         <w:b/>
         <w:bCs/>
         <w:color w:themeColor="text1" w:val="000000"/>
@@ -10384,6 +10885,7 @@
     </w:tblStylePr>
     <w:tblStylePr w:type="lastRow">
       <w:rPr>
+        <w:rFonts w:eastAsia="黑体"/>
         <w:b/>
         <w:bCs/>
         <w:color w:themeColor="text1" w:val="000000"/>
@@ -10403,6 +10905,7 @@
     </w:tblStylePr>
     <w:tblStylePr w:type="firstCol">
       <w:rPr>
+        <w:rFonts w:eastAsia="黑体"/>
         <w:b/>
         <w:bCs/>
         <w:color w:themeColor="text1" w:val="000000"/>
@@ -10422,6 +10925,7 @@
     </w:tblStylePr>
     <w:tblStylePr w:type="lastCol">
       <w:rPr>
+        <w:rFonts w:eastAsia="黑体"/>
         <w:b w:val="0"/>
         <w:bCs w:val="0"/>
         <w:color w:themeColor="text1" w:val="000000"/>
@@ -10471,7 +10975,7 @@
       <w:spacing w:after="0" w:line="240" w:lineRule="auto"/>
     </w:pPr>
     <w:rPr>
-      <w:rFonts w:asciiTheme="majorHAnsi" w:cstheme="majorBidi" w:eastAsiaTheme="majorEastAsia" w:hAnsiTheme="majorHAnsi"/>
+      <w:rFonts w:asciiTheme="majorHAnsi" w:cstheme="majorBidi" w:hAnsiTheme="majorHAnsi" w:eastAsia="黑体"/>
       <w:color w:themeColor="text1" w:val="000000"/>
     </w:rPr>
     <w:tblPr>
@@ -10498,6 +11002,7 @@
     </w:tcPr>
     <w:tblStylePr w:type="firstRow">
       <w:rPr>
+        <w:rFonts w:eastAsia="黑体"/>
         <w:b/>
         <w:bCs/>
         <w:color w:themeColor="text1" w:val="000000"/>
@@ -10509,6 +11014,7 @@
     </w:tblStylePr>
     <w:tblStylePr w:type="lastRow">
       <w:rPr>
+        <w:rFonts w:eastAsia="黑体"/>
         <w:b/>
         <w:bCs/>
         <w:color w:themeColor="text1" w:val="000000"/>
@@ -10528,6 +11034,7 @@
     </w:tblStylePr>
     <w:tblStylePr w:type="firstCol">
       <w:rPr>
+        <w:rFonts w:eastAsia="黑体"/>
         <w:b/>
         <w:bCs/>
         <w:color w:themeColor="text1" w:val="000000"/>
@@ -10547,6 +11054,7 @@
     </w:tblStylePr>
     <w:tblStylePr w:type="lastCol">
       <w:rPr>
+        <w:rFonts w:eastAsia="黑体"/>
         <w:b w:val="0"/>
         <w:bCs w:val="0"/>
         <w:color w:themeColor="text1" w:val="000000"/>
@@ -10596,7 +11104,7 @@
       <w:spacing w:after="0" w:line="240" w:lineRule="auto"/>
     </w:pPr>
     <w:rPr>
-      <w:rFonts w:asciiTheme="majorHAnsi" w:cstheme="majorBidi" w:eastAsiaTheme="majorEastAsia" w:hAnsiTheme="majorHAnsi"/>
+      <w:rFonts w:asciiTheme="majorHAnsi" w:cstheme="majorBidi" w:hAnsiTheme="majorHAnsi" w:eastAsia="黑体"/>
       <w:color w:themeColor="text1" w:val="000000"/>
     </w:rPr>
     <w:tblPr>
@@ -10623,6 +11131,7 @@
     </w:tcPr>
     <w:tblStylePr w:type="firstRow">
       <w:rPr>
+        <w:rFonts w:eastAsia="黑体"/>
         <w:b/>
         <w:bCs/>
         <w:color w:themeColor="text1" w:val="000000"/>
@@ -10634,6 +11143,7 @@
     </w:tblStylePr>
     <w:tblStylePr w:type="lastRow">
       <w:rPr>
+        <w:rFonts w:eastAsia="黑体"/>
         <w:b/>
         <w:bCs/>
         <w:color w:themeColor="text1" w:val="000000"/>
@@ -10653,6 +11163,7 @@
     </w:tblStylePr>
     <w:tblStylePr w:type="firstCol">
       <w:rPr>
+        <w:rFonts w:eastAsia="黑体"/>
         <w:b/>
         <w:bCs/>
         <w:color w:themeColor="text1" w:val="000000"/>
@@ -10672,6 +11183,7 @@
     </w:tblStylePr>
     <w:tblStylePr w:type="lastCol">
       <w:rPr>
+        <w:rFonts w:eastAsia="黑体"/>
         <w:b w:val="0"/>
         <w:bCs w:val="0"/>
         <w:color w:themeColor="text1" w:val="000000"/>
@@ -10721,7 +11233,7 @@
       <w:spacing w:after="0" w:line="240" w:lineRule="auto"/>
     </w:pPr>
     <w:rPr>
-      <w:rFonts w:asciiTheme="majorHAnsi" w:cstheme="majorBidi" w:eastAsiaTheme="majorEastAsia" w:hAnsiTheme="majorHAnsi"/>
+      <w:rFonts w:asciiTheme="majorHAnsi" w:cstheme="majorBidi" w:hAnsiTheme="majorHAnsi" w:eastAsia="黑体"/>
       <w:color w:themeColor="text1" w:val="000000"/>
     </w:rPr>
     <w:tblPr>
@@ -10748,6 +11260,7 @@
     </w:tcPr>
     <w:tblStylePr w:type="firstRow">
       <w:rPr>
+        <w:rFonts w:eastAsia="黑体"/>
         <w:b/>
         <w:bCs/>
         <w:color w:themeColor="text1" w:val="000000"/>
@@ -10759,6 +11272,7 @@
     </w:tblStylePr>
     <w:tblStylePr w:type="lastRow">
       <w:rPr>
+        <w:rFonts w:eastAsia="黑体"/>
         <w:b/>
         <w:bCs/>
         <w:color w:themeColor="text1" w:val="000000"/>
@@ -10778,6 +11292,7 @@
     </w:tblStylePr>
     <w:tblStylePr w:type="firstCol">
       <w:rPr>
+        <w:rFonts w:eastAsia="黑体"/>
         <w:b/>
         <w:bCs/>
         <w:color w:themeColor="text1" w:val="000000"/>
@@ -10797,6 +11312,7 @@
     </w:tblStylePr>
     <w:tblStylePr w:type="lastCol">
       <w:rPr>
+        <w:rFonts w:eastAsia="黑体"/>
         <w:b w:val="0"/>
         <w:bCs w:val="0"/>
         <w:color w:themeColor="text1" w:val="000000"/>
@@ -10846,7 +11362,7 @@
       <w:spacing w:after="0" w:line="240" w:lineRule="auto"/>
     </w:pPr>
     <w:rPr>
-      <w:rFonts w:asciiTheme="majorHAnsi" w:cstheme="majorBidi" w:eastAsiaTheme="majorEastAsia" w:hAnsiTheme="majorHAnsi"/>
+      <w:rFonts w:asciiTheme="majorHAnsi" w:cstheme="majorBidi" w:hAnsiTheme="majorHAnsi" w:eastAsia="黑体"/>
       <w:color w:themeColor="text1" w:val="000000"/>
     </w:rPr>
     <w:tblPr>
@@ -10873,6 +11389,7 @@
     </w:tcPr>
     <w:tblStylePr w:type="firstRow">
       <w:rPr>
+        <w:rFonts w:eastAsia="黑体"/>
         <w:b/>
         <w:bCs/>
         <w:color w:themeColor="text1" w:val="000000"/>
@@ -10884,6 +11401,7 @@
     </w:tblStylePr>
     <w:tblStylePr w:type="lastRow">
       <w:rPr>
+        <w:rFonts w:eastAsia="黑体"/>
         <w:b/>
         <w:bCs/>
         <w:color w:themeColor="text1" w:val="000000"/>
@@ -10903,6 +11421,7 @@
     </w:tblStylePr>
     <w:tblStylePr w:type="firstCol">
       <w:rPr>
+        <w:rFonts w:eastAsia="黑体"/>
         <w:b/>
         <w:bCs/>
         <w:color w:themeColor="text1" w:val="000000"/>
@@ -10922,6 +11441,7 @@
     </w:tblStylePr>
     <w:tblStylePr w:type="lastCol">
       <w:rPr>
+        <w:rFonts w:eastAsia="黑体"/>
         <w:b w:val="0"/>
         <w:bCs w:val="0"/>
         <w:color w:themeColor="text1" w:val="000000"/>
@@ -10994,6 +11514,7 @@
     </w:tcPr>
     <w:tblStylePr w:type="firstRow">
       <w:rPr>
+        <w:rFonts w:eastAsia="黑体"/>
         <w:b/>
         <w:bCs/>
         <w:i w:val="0"/>
@@ -11015,6 +11536,7 @@
     </w:tblStylePr>
     <w:tblStylePr w:type="lastRow">
       <w:rPr>
+        <w:rFonts w:eastAsia="黑体"/>
         <w:b/>
         <w:bCs/>
         <w:i w:val="0"/>
@@ -11036,6 +11558,7 @@
     </w:tblStylePr>
     <w:tblStylePr w:type="firstCol">
       <w:rPr>
+        <w:rFonts w:eastAsia="黑体"/>
         <w:b/>
         <w:bCs/>
         <w:i w:val="0"/>
@@ -11055,6 +11578,7 @@
     </w:tblStylePr>
     <w:tblStylePr w:type="lastCol">
       <w:rPr>
+        <w:rFonts w:eastAsia="黑体"/>
         <w:b/>
         <w:bCs/>
         <w:i w:val="0"/>
@@ -11135,6 +11659,7 @@
     </w:tcPr>
     <w:tblStylePr w:type="firstRow">
       <w:rPr>
+        <w:rFonts w:eastAsia="黑体"/>
         <w:b/>
         <w:bCs/>
         <w:i w:val="0"/>
@@ -11156,6 +11681,7 @@
     </w:tblStylePr>
     <w:tblStylePr w:type="lastRow">
       <w:rPr>
+        <w:rFonts w:eastAsia="黑体"/>
         <w:b/>
         <w:bCs/>
         <w:i w:val="0"/>
@@ -11177,6 +11703,7 @@
     </w:tblStylePr>
     <w:tblStylePr w:type="firstCol">
       <w:rPr>
+        <w:rFonts w:eastAsia="黑体"/>
         <w:b/>
         <w:bCs/>
         <w:i w:val="0"/>
@@ -11196,6 +11723,7 @@
     </w:tblStylePr>
     <w:tblStylePr w:type="lastCol">
       <w:rPr>
+        <w:rFonts w:eastAsia="黑体"/>
         <w:b/>
         <w:bCs/>
         <w:i w:val="0"/>
@@ -11276,6 +11804,7 @@
     </w:tcPr>
     <w:tblStylePr w:type="firstRow">
       <w:rPr>
+        <w:rFonts w:eastAsia="黑体"/>
         <w:b/>
         <w:bCs/>
         <w:i w:val="0"/>
@@ -11297,6 +11826,7 @@
     </w:tblStylePr>
     <w:tblStylePr w:type="lastRow">
       <w:rPr>
+        <w:rFonts w:eastAsia="黑体"/>
         <w:b/>
         <w:bCs/>
         <w:i w:val="0"/>
@@ -11318,6 +11848,7 @@
     </w:tblStylePr>
     <w:tblStylePr w:type="firstCol">
       <w:rPr>
+        <w:rFonts w:eastAsia="黑体"/>
         <w:b/>
         <w:bCs/>
         <w:i w:val="0"/>
@@ -11337,6 +11868,7 @@
     </w:tblStylePr>
     <w:tblStylePr w:type="lastCol">
       <w:rPr>
+        <w:rFonts w:eastAsia="黑体"/>
         <w:b/>
         <w:bCs/>
         <w:i w:val="0"/>
@@ -11417,6 +11949,7 @@
     </w:tcPr>
     <w:tblStylePr w:type="firstRow">
       <w:rPr>
+        <w:rFonts w:eastAsia="黑体"/>
         <w:b/>
         <w:bCs/>
         <w:i w:val="0"/>
@@ -11438,6 +11971,7 @@
     </w:tblStylePr>
     <w:tblStylePr w:type="lastRow">
       <w:rPr>
+        <w:rFonts w:eastAsia="黑体"/>
         <w:b/>
         <w:bCs/>
         <w:i w:val="0"/>
@@ -11459,6 +11993,7 @@
     </w:tblStylePr>
     <w:tblStylePr w:type="firstCol">
       <w:rPr>
+        <w:rFonts w:eastAsia="黑体"/>
         <w:b/>
         <w:bCs/>
         <w:i w:val="0"/>
@@ -11478,6 +12013,7 @@
     </w:tblStylePr>
     <w:tblStylePr w:type="lastCol">
       <w:rPr>
+        <w:rFonts w:eastAsia="黑体"/>
         <w:b/>
         <w:bCs/>
         <w:i w:val="0"/>
@@ -11558,6 +12094,7 @@
     </w:tcPr>
     <w:tblStylePr w:type="firstRow">
       <w:rPr>
+        <w:rFonts w:eastAsia="黑体"/>
         <w:b/>
         <w:bCs/>
         <w:i w:val="0"/>
@@ -11579,6 +12116,7 @@
     </w:tblStylePr>
     <w:tblStylePr w:type="lastRow">
       <w:rPr>
+        <w:rFonts w:eastAsia="黑体"/>
         <w:b/>
         <w:bCs/>
         <w:i w:val="0"/>
@@ -11600,6 +12138,7 @@
     </w:tblStylePr>
     <w:tblStylePr w:type="firstCol">
       <w:rPr>
+        <w:rFonts w:eastAsia="黑体"/>
         <w:b/>
         <w:bCs/>
         <w:i w:val="0"/>
@@ -11619,6 +12158,7 @@
     </w:tblStylePr>
     <w:tblStylePr w:type="lastCol">
       <w:rPr>
+        <w:rFonts w:eastAsia="黑体"/>
         <w:b/>
         <w:bCs/>
         <w:i w:val="0"/>
@@ -11699,6 +12239,7 @@
     </w:tcPr>
     <w:tblStylePr w:type="firstRow">
       <w:rPr>
+        <w:rFonts w:eastAsia="黑体"/>
         <w:b/>
         <w:bCs/>
         <w:i w:val="0"/>
@@ -11720,6 +12261,7 @@
     </w:tblStylePr>
     <w:tblStylePr w:type="lastRow">
       <w:rPr>
+        <w:rFonts w:eastAsia="黑体"/>
         <w:b/>
         <w:bCs/>
         <w:i w:val="0"/>
@@ -11741,6 +12283,7 @@
     </w:tblStylePr>
     <w:tblStylePr w:type="firstCol">
       <w:rPr>
+        <w:rFonts w:eastAsia="黑体"/>
         <w:b/>
         <w:bCs/>
         <w:i w:val="0"/>
@@ -11760,6 +12303,7 @@
     </w:tblStylePr>
     <w:tblStylePr w:type="lastCol">
       <w:rPr>
+        <w:rFonts w:eastAsia="黑体"/>
         <w:b/>
         <w:bCs/>
         <w:i w:val="0"/>
@@ -11840,6 +12384,7 @@
     </w:tcPr>
     <w:tblStylePr w:type="firstRow">
       <w:rPr>
+        <w:rFonts w:eastAsia="黑体"/>
         <w:b/>
         <w:bCs/>
         <w:i w:val="0"/>
@@ -11861,6 +12406,7 @@
     </w:tblStylePr>
     <w:tblStylePr w:type="lastRow">
       <w:rPr>
+        <w:rFonts w:eastAsia="黑体"/>
         <w:b/>
         <w:bCs/>
         <w:i w:val="0"/>
@@ -11882,6 +12428,7 @@
     </w:tblStylePr>
     <w:tblStylePr w:type="firstCol">
       <w:rPr>
+        <w:rFonts w:eastAsia="黑体"/>
         <w:b/>
         <w:bCs/>
         <w:i w:val="0"/>
@@ -11901,6 +12448,7 @@
     </w:tblStylePr>
     <w:tblStylePr w:type="lastCol">
       <w:rPr>
+        <w:rFonts w:eastAsia="黑体"/>
         <w:b/>
         <w:bCs/>
         <w:i w:val="0"/>
@@ -11958,6 +12506,7 @@
       <w:spacing w:after="0" w:line="240" w:lineRule="auto"/>
     </w:pPr>
     <w:rPr>
+      <w:rFonts w:eastAsia="黑体"/>
       <w:color w:themeColor="background1" w:val="FFFFFF"/>
     </w:rPr>
     <w:tblPr>
@@ -11976,6 +12525,7 @@
     </w:tcPr>
     <w:tblStylePr w:type="firstRow">
       <w:rPr>
+        <w:rFonts w:eastAsia="黑体"/>
         <w:b/>
         <w:bCs/>
       </w:rPr>
@@ -12072,6 +12622,7 @@
       <w:spacing w:after="0" w:line="240" w:lineRule="auto"/>
     </w:pPr>
     <w:rPr>
+      <w:rFonts w:eastAsia="黑体"/>
       <w:color w:themeColor="background1" w:val="FFFFFF"/>
     </w:rPr>
     <w:tblPr>
@@ -12090,6 +12641,7 @@
     </w:tcPr>
     <w:tblStylePr w:type="firstRow">
       <w:rPr>
+        <w:rFonts w:eastAsia="黑体"/>
         <w:b/>
         <w:bCs/>
       </w:rPr>
@@ -12186,6 +12738,7 @@
       <w:spacing w:after="0" w:line="240" w:lineRule="auto"/>
     </w:pPr>
     <w:rPr>
+      <w:rFonts w:eastAsia="黑体"/>
       <w:color w:themeColor="background1" w:val="FFFFFF"/>
     </w:rPr>
     <w:tblPr>
@@ -12204,6 +12757,7 @@
     </w:tcPr>
     <w:tblStylePr w:type="firstRow">
       <w:rPr>
+        <w:rFonts w:eastAsia="黑体"/>
         <w:b/>
         <w:bCs/>
       </w:rPr>
@@ -12300,6 +12854,7 @@
       <w:spacing w:after="0" w:line="240" w:lineRule="auto"/>
     </w:pPr>
     <w:rPr>
+      <w:rFonts w:eastAsia="黑体"/>
       <w:color w:themeColor="background1" w:val="FFFFFF"/>
     </w:rPr>
     <w:tblPr>
@@ -12318,6 +12873,7 @@
     </w:tcPr>
     <w:tblStylePr w:type="firstRow">
       <w:rPr>
+        <w:rFonts w:eastAsia="黑体"/>
         <w:b/>
         <w:bCs/>
       </w:rPr>
@@ -12414,6 +12970,7 @@
       <w:spacing w:after="0" w:line="240" w:lineRule="auto"/>
     </w:pPr>
     <w:rPr>
+      <w:rFonts w:eastAsia="黑体"/>
       <w:color w:themeColor="background1" w:val="FFFFFF"/>
     </w:rPr>
     <w:tblPr>
@@ -12432,6 +12989,7 @@
     </w:tcPr>
     <w:tblStylePr w:type="firstRow">
       <w:rPr>
+        <w:rFonts w:eastAsia="黑体"/>
         <w:b/>
         <w:bCs/>
       </w:rPr>
@@ -12528,6 +13086,7 @@
       <w:spacing w:after="0" w:line="240" w:lineRule="auto"/>
     </w:pPr>
     <w:rPr>
+      <w:rFonts w:eastAsia="黑体"/>
       <w:color w:themeColor="background1" w:val="FFFFFF"/>
     </w:rPr>
     <w:tblPr>
@@ -12546,6 +13105,7 @@
     </w:tcPr>
     <w:tblStylePr w:type="firstRow">
       <w:rPr>
+        <w:rFonts w:eastAsia="黑体"/>
         <w:b/>
         <w:bCs/>
       </w:rPr>
@@ -12642,6 +13202,7 @@
       <w:spacing w:after="0" w:line="240" w:lineRule="auto"/>
     </w:pPr>
     <w:rPr>
+      <w:rFonts w:eastAsia="黑体"/>
       <w:color w:themeColor="background1" w:val="FFFFFF"/>
     </w:rPr>
     <w:tblPr>
@@ -12660,6 +13221,7 @@
     </w:tcPr>
     <w:tblStylePr w:type="firstRow">
       <w:rPr>
+        <w:rFonts w:eastAsia="黑体"/>
         <w:b/>
         <w:bCs/>
       </w:rPr>
@@ -12756,6 +13318,7 @@
       <w:spacing w:after="0" w:line="240" w:lineRule="auto"/>
     </w:pPr>
     <w:rPr>
+      <w:rFonts w:eastAsia="黑体"/>
       <w:color w:themeColor="text1" w:val="000000"/>
     </w:rPr>
     <w:tblPr>
@@ -12782,6 +13345,7 @@
     </w:tcPr>
     <w:tblStylePr w:type="firstRow">
       <w:rPr>
+        <w:rFonts w:eastAsia="黑体"/>
         <w:b/>
         <w:bCs/>
       </w:rPr>
@@ -12800,6 +13364,7 @@
     </w:tblStylePr>
     <w:tblStylePr w:type="lastRow">
       <w:rPr>
+        <w:rFonts w:eastAsia="黑体"/>
         <w:b/>
         <w:bCs/>
         <w:color w:themeColor="background1" w:val="FFFFFF"/>
@@ -12814,6 +13379,7 @@
     </w:tblStylePr>
     <w:tblStylePr w:type="firstCol">
       <w:rPr>
+        <w:rFonts w:eastAsia="黑体"/>
         <w:color w:themeColor="background1" w:val="FFFFFF"/>
       </w:rPr>
       <w:tblPr/>
@@ -12831,6 +13397,7 @@
     </w:tblStylePr>
     <w:tblStylePr w:type="lastCol">
       <w:rPr>
+        <w:rFonts w:eastAsia="黑体"/>
         <w:color w:themeColor="background1" w:val="FFFFFF"/>
       </w:rPr>
       <w:tblPr/>
@@ -12860,11 +13427,13 @@
     </w:tblStylePr>
     <w:tblStylePr w:type="neCell">
       <w:rPr>
+        <w:rFonts w:eastAsia="黑体"/>
         <w:color w:themeColor="text1" w:val="000000"/>
       </w:rPr>
     </w:tblStylePr>
     <w:tblStylePr w:type="nwCell">
       <w:rPr>
+        <w:rFonts w:eastAsia="黑体"/>
         <w:color w:themeColor="text1" w:val="000000"/>
       </w:rPr>
     </w:tblStylePr>
@@ -12878,6 +13447,7 @@
       <w:spacing w:after="0" w:line="240" w:lineRule="auto"/>
     </w:pPr>
     <w:rPr>
+      <w:rFonts w:eastAsia="黑体"/>
       <w:color w:themeColor="text1" w:val="000000"/>
     </w:rPr>
     <w:tblPr>
@@ -12904,6 +13474,7 @@
     </w:tcPr>
     <w:tblStylePr w:type="firstRow">
       <w:rPr>
+        <w:rFonts w:eastAsia="黑体"/>
         <w:b/>
         <w:bCs/>
       </w:rPr>
@@ -12922,6 +13493,7 @@
     </w:tblStylePr>
     <w:tblStylePr w:type="lastRow">
       <w:rPr>
+        <w:rFonts w:eastAsia="黑体"/>
         <w:b/>
         <w:bCs/>
         <w:color w:themeColor="background1" w:val="FFFFFF"/>
@@ -12936,6 +13508,7 @@
     </w:tblStylePr>
     <w:tblStylePr w:type="firstCol">
       <w:rPr>
+        <w:rFonts w:eastAsia="黑体"/>
         <w:color w:themeColor="background1" w:val="FFFFFF"/>
       </w:rPr>
       <w:tblPr/>
@@ -12953,6 +13526,7 @@
     </w:tblStylePr>
     <w:tblStylePr w:type="lastCol">
       <w:rPr>
+        <w:rFonts w:eastAsia="黑体"/>
         <w:color w:themeColor="background1" w:val="FFFFFF"/>
       </w:rPr>
       <w:tblPr/>
@@ -12982,11 +13556,13 @@
     </w:tblStylePr>
     <w:tblStylePr w:type="neCell">
       <w:rPr>
+        <w:rFonts w:eastAsia="黑体"/>
         <w:color w:themeColor="text1" w:val="000000"/>
       </w:rPr>
     </w:tblStylePr>
     <w:tblStylePr w:type="nwCell">
       <w:rPr>
+        <w:rFonts w:eastAsia="黑体"/>
         <w:color w:themeColor="text1" w:val="000000"/>
       </w:rPr>
     </w:tblStylePr>
@@ -13000,6 +13576,7 @@
       <w:spacing w:after="0" w:line="240" w:lineRule="auto"/>
     </w:pPr>
     <w:rPr>
+      <w:rFonts w:eastAsia="黑体"/>
       <w:color w:themeColor="text1" w:val="000000"/>
     </w:rPr>
     <w:tblPr>
@@ -13026,6 +13603,7 @@
     </w:tcPr>
     <w:tblStylePr w:type="firstRow">
       <w:rPr>
+        <w:rFonts w:eastAsia="黑体"/>
         <w:b/>
         <w:bCs/>
       </w:rPr>
@@ -13044,6 +13622,7 @@
     </w:tblStylePr>
     <w:tblStylePr w:type="lastRow">
       <w:rPr>
+        <w:rFonts w:eastAsia="黑体"/>
         <w:b/>
         <w:bCs/>
         <w:color w:themeColor="background1" w:val="FFFFFF"/>
@@ -13058,6 +13637,7 @@
     </w:tblStylePr>
     <w:tblStylePr w:type="firstCol">
       <w:rPr>
+        <w:rFonts w:eastAsia="黑体"/>
         <w:color w:themeColor="background1" w:val="FFFFFF"/>
       </w:rPr>
       <w:tblPr/>
@@ -13075,6 +13655,7 @@
     </w:tblStylePr>
     <w:tblStylePr w:type="lastCol">
       <w:rPr>
+        <w:rFonts w:eastAsia="黑体"/>
         <w:color w:themeColor="background1" w:val="FFFFFF"/>
       </w:rPr>
       <w:tblPr/>
@@ -13104,11 +13685,13 @@
     </w:tblStylePr>
     <w:tblStylePr w:type="neCell">
       <w:rPr>
+        <w:rFonts w:eastAsia="黑体"/>
         <w:color w:themeColor="text1" w:val="000000"/>
       </w:rPr>
     </w:tblStylePr>
     <w:tblStylePr w:type="nwCell">
       <w:rPr>
+        <w:rFonts w:eastAsia="黑体"/>
         <w:color w:themeColor="text1" w:val="000000"/>
       </w:rPr>
     </w:tblStylePr>
@@ -13122,6 +13705,7 @@
       <w:spacing w:after="0" w:line="240" w:lineRule="auto"/>
     </w:pPr>
     <w:rPr>
+      <w:rFonts w:eastAsia="黑体"/>
       <w:color w:themeColor="text1" w:val="000000"/>
     </w:rPr>
     <w:tblPr>
@@ -13148,6 +13732,7 @@
     </w:tcPr>
     <w:tblStylePr w:type="firstRow">
       <w:rPr>
+        <w:rFonts w:eastAsia="黑体"/>
         <w:b/>
         <w:bCs/>
       </w:rPr>
@@ -13166,6 +13751,7 @@
     </w:tblStylePr>
     <w:tblStylePr w:type="lastRow">
       <w:rPr>
+        <w:rFonts w:eastAsia="黑体"/>
         <w:b/>
         <w:bCs/>
         <w:color w:themeColor="background1" w:val="FFFFFF"/>
@@ -13180,6 +13766,7 @@
     </w:tblStylePr>
     <w:tblStylePr w:type="firstCol">
       <w:rPr>
+        <w:rFonts w:eastAsia="黑体"/>
         <w:color w:themeColor="background1" w:val="FFFFFF"/>
       </w:rPr>
       <w:tblPr/>
@@ -13197,6 +13784,7 @@
     </w:tblStylePr>
     <w:tblStylePr w:type="lastCol">
       <w:rPr>
+        <w:rFonts w:eastAsia="黑体"/>
         <w:color w:themeColor="background1" w:val="FFFFFF"/>
       </w:rPr>
       <w:tblPr/>
@@ -13234,6 +13822,7 @@
       <w:spacing w:after="0" w:line="240" w:lineRule="auto"/>
     </w:pPr>
     <w:rPr>
+      <w:rFonts w:eastAsia="黑体"/>
       <w:color w:themeColor="text1" w:val="000000"/>
     </w:rPr>
     <w:tblPr>
@@ -13260,6 +13849,7 @@
     </w:tcPr>
     <w:tblStylePr w:type="firstRow">
       <w:rPr>
+        <w:rFonts w:eastAsia="黑体"/>
         <w:b/>
         <w:bCs/>
       </w:rPr>
@@ -13278,6 +13868,7 @@
     </w:tblStylePr>
     <w:tblStylePr w:type="lastRow">
       <w:rPr>
+        <w:rFonts w:eastAsia="黑体"/>
         <w:b/>
         <w:bCs/>
         <w:color w:themeColor="background1" w:val="FFFFFF"/>
@@ -13292,6 +13883,7 @@
     </w:tblStylePr>
     <w:tblStylePr w:type="firstCol">
       <w:rPr>
+        <w:rFonts w:eastAsia="黑体"/>
         <w:color w:themeColor="background1" w:val="FFFFFF"/>
       </w:rPr>
       <w:tblPr/>
@@ -13309,6 +13901,7 @@
     </w:tblStylePr>
     <w:tblStylePr w:type="lastCol">
       <w:rPr>
+        <w:rFonts w:eastAsia="黑体"/>
         <w:color w:themeColor="background1" w:val="FFFFFF"/>
       </w:rPr>
       <w:tblPr/>
@@ -13338,11 +13931,13 @@
     </w:tblStylePr>
     <w:tblStylePr w:type="neCell">
       <w:rPr>
+        <w:rFonts w:eastAsia="黑体"/>
         <w:color w:themeColor="text1" w:val="000000"/>
       </w:rPr>
     </w:tblStylePr>
     <w:tblStylePr w:type="nwCell">
       <w:rPr>
+        <w:rFonts w:eastAsia="黑体"/>
         <w:color w:themeColor="text1" w:val="000000"/>
       </w:rPr>
     </w:tblStylePr>
@@ -13356,6 +13951,7 @@
       <w:spacing w:after="0" w:line="240" w:lineRule="auto"/>
     </w:pPr>
     <w:rPr>
+      <w:rFonts w:eastAsia="黑体"/>
       <w:color w:themeColor="text1" w:val="000000"/>
     </w:rPr>
     <w:tblPr>
@@ -13382,6 +13978,7 @@
     </w:tcPr>
     <w:tblStylePr w:type="firstRow">
       <w:rPr>
+        <w:rFonts w:eastAsia="黑体"/>
         <w:b/>
         <w:bCs/>
       </w:rPr>
@@ -13400,6 +13997,7 @@
     </w:tblStylePr>
     <w:tblStylePr w:type="lastRow">
       <w:rPr>
+        <w:rFonts w:eastAsia="黑体"/>
         <w:b/>
         <w:bCs/>
         <w:color w:themeColor="background1" w:val="FFFFFF"/>
@@ -13414,6 +14012,7 @@
     </w:tblStylePr>
     <w:tblStylePr w:type="firstCol">
       <w:rPr>
+        <w:rFonts w:eastAsia="黑体"/>
         <w:color w:themeColor="background1" w:val="FFFFFF"/>
       </w:rPr>
       <w:tblPr/>
@@ -13431,6 +14030,7 @@
     </w:tblStylePr>
     <w:tblStylePr w:type="lastCol">
       <w:rPr>
+        <w:rFonts w:eastAsia="黑体"/>
         <w:color w:themeColor="background1" w:val="FFFFFF"/>
       </w:rPr>
       <w:tblPr/>
@@ -13460,11 +14060,13 @@
     </w:tblStylePr>
     <w:tblStylePr w:type="neCell">
       <w:rPr>
+        <w:rFonts w:eastAsia="黑体"/>
         <w:color w:themeColor="text1" w:val="000000"/>
       </w:rPr>
     </w:tblStylePr>
     <w:tblStylePr w:type="nwCell">
       <w:rPr>
+        <w:rFonts w:eastAsia="黑体"/>
         <w:color w:themeColor="text1" w:val="000000"/>
       </w:rPr>
     </w:tblStylePr>
@@ -13478,6 +14080,7 @@
       <w:spacing w:after="0" w:line="240" w:lineRule="auto"/>
     </w:pPr>
     <w:rPr>
+      <w:rFonts w:eastAsia="黑体"/>
       <w:color w:themeColor="text1" w:val="000000"/>
     </w:rPr>
     <w:tblPr>
@@ -13504,6 +14107,7 @@
     </w:tcPr>
     <w:tblStylePr w:type="firstRow">
       <w:rPr>
+        <w:rFonts w:eastAsia="黑体"/>
         <w:b/>
         <w:bCs/>
       </w:rPr>
@@ -13522,6 +14126,7 @@
     </w:tblStylePr>
     <w:tblStylePr w:type="lastRow">
       <w:rPr>
+        <w:rFonts w:eastAsia="黑体"/>
         <w:b/>
         <w:bCs/>
         <w:color w:themeColor="background1" w:val="FFFFFF"/>
@@ -13536,6 +14141,7 @@
     </w:tblStylePr>
     <w:tblStylePr w:type="firstCol">
       <w:rPr>
+        <w:rFonts w:eastAsia="黑体"/>
         <w:color w:themeColor="background1" w:val="FFFFFF"/>
       </w:rPr>
       <w:tblPr/>
@@ -13553,6 +14159,7 @@
     </w:tblStylePr>
     <w:tblStylePr w:type="lastCol">
       <w:rPr>
+        <w:rFonts w:eastAsia="黑体"/>
         <w:color w:themeColor="background1" w:val="FFFFFF"/>
       </w:rPr>
       <w:tblPr/>
@@ -13582,11 +14189,13 @@
     </w:tblStylePr>
     <w:tblStylePr w:type="neCell">
       <w:rPr>
+        <w:rFonts w:eastAsia="黑体"/>
         <w:color w:themeColor="text1" w:val="000000"/>
       </w:rPr>
     </w:tblStylePr>
     <w:tblStylePr w:type="nwCell">
       <w:rPr>
+        <w:rFonts w:eastAsia="黑体"/>
         <w:color w:themeColor="text1" w:val="000000"/>
       </w:rPr>
     </w:tblStylePr>
@@ -13600,6 +14209,7 @@
       <w:spacing w:after="0" w:line="240" w:lineRule="auto"/>
     </w:pPr>
     <w:rPr>
+      <w:rFonts w:eastAsia="黑体"/>
       <w:color w:themeColor="text1" w:val="000000"/>
     </w:rPr>
     <w:tblPr>
@@ -13618,6 +14228,7 @@
     </w:tcPr>
     <w:tblStylePr w:type="firstRow">
       <w:rPr>
+        <w:rFonts w:eastAsia="黑体"/>
         <w:b/>
         <w:bCs/>
         <w:color w:themeColor="background1" w:val="FFFFFF"/>
@@ -13632,6 +14243,7 @@
     </w:tblStylePr>
     <w:tblStylePr w:type="lastRow">
       <w:rPr>
+        <w:rFonts w:eastAsia="黑体"/>
         <w:b/>
         <w:bCs/>
         <w:color w:themeColor="accent2" w:themeShade="CC" w:val="9E3A38"/>
@@ -13646,12 +14258,14 @@
     </w:tblStylePr>
     <w:tblStylePr w:type="firstCol">
       <w:rPr>
+        <w:rFonts w:eastAsia="黑体"/>
         <w:b/>
         <w:bCs/>
       </w:rPr>
     </w:tblStylePr>
     <w:tblStylePr w:type="lastCol">
       <w:rPr>
+        <w:rFonts w:eastAsia="黑体"/>
         <w:b/>
         <w:bCs/>
       </w:rPr>
@@ -13686,6 +14300,7 @@
       <w:spacing w:after="0" w:line="240" w:lineRule="auto"/>
     </w:pPr>
     <w:rPr>
+      <w:rFonts w:eastAsia="黑体"/>
       <w:color w:themeColor="text1" w:val="000000"/>
     </w:rPr>
     <w:tblPr>
@@ -13704,6 +14319,7 @@
     </w:tcPr>
     <w:tblStylePr w:type="firstRow">
       <w:rPr>
+        <w:rFonts w:eastAsia="黑体"/>
         <w:b/>
         <w:bCs/>
         <w:color w:themeColor="background1" w:val="FFFFFF"/>
@@ -13718,6 +14334,7 @@
     </w:tblStylePr>
     <w:tblStylePr w:type="lastRow">
       <w:rPr>
+        <w:rFonts w:eastAsia="黑体"/>
         <w:b/>
         <w:bCs/>
         <w:color w:themeColor="accent2" w:themeShade="CC" w:val="9E3A38"/>
@@ -13732,12 +14349,14 @@
     </w:tblStylePr>
     <w:tblStylePr w:type="firstCol">
       <w:rPr>
+        <w:rFonts w:eastAsia="黑体"/>
         <w:b/>
         <w:bCs/>
       </w:rPr>
     </w:tblStylePr>
     <w:tblStylePr w:type="lastCol">
       <w:rPr>
+        <w:rFonts w:eastAsia="黑体"/>
         <w:b/>
         <w:bCs/>
       </w:rPr>
@@ -13772,6 +14391,7 @@
       <w:spacing w:after="0" w:line="240" w:lineRule="auto"/>
     </w:pPr>
     <w:rPr>
+      <w:rFonts w:eastAsia="黑体"/>
       <w:color w:themeColor="text1" w:val="000000"/>
     </w:rPr>
     <w:tblPr>
@@ -13790,6 +14410,7 @@
     </w:tcPr>
     <w:tblStylePr w:type="firstRow">
       <w:rPr>
+        <w:rFonts w:eastAsia="黑体"/>
         <w:b/>
         <w:bCs/>
         <w:color w:themeColor="background1" w:val="FFFFFF"/>
@@ -13804,6 +14425,7 @@
     </w:tblStylePr>
     <w:tblStylePr w:type="lastRow">
       <w:rPr>
+        <w:rFonts w:eastAsia="黑体"/>
         <w:b/>
         <w:bCs/>
         <w:color w:themeColor="accent2" w:themeShade="CC" w:val="9E3A38"/>
@@ -13818,12 +14440,14 @@
     </w:tblStylePr>
     <w:tblStylePr w:type="firstCol">
       <w:rPr>
+        <w:rFonts w:eastAsia="黑体"/>
         <w:b/>
         <w:bCs/>
       </w:rPr>
     </w:tblStylePr>
     <w:tblStylePr w:type="lastCol">
       <w:rPr>
+        <w:rFonts w:eastAsia="黑体"/>
         <w:b/>
         <w:bCs/>
       </w:rPr>
@@ -13858,6 +14482,7 @@
       <w:spacing w:after="0" w:line="240" w:lineRule="auto"/>
     </w:pPr>
     <w:rPr>
+      <w:rFonts w:eastAsia="黑体"/>
       <w:color w:themeColor="text1" w:val="000000"/>
     </w:rPr>
     <w:tblPr>
@@ -13876,6 +14501,7 @@
     </w:tcPr>
     <w:tblStylePr w:type="firstRow">
       <w:rPr>
+        <w:rFonts w:eastAsia="黑体"/>
         <w:b/>
         <w:bCs/>
         <w:color w:themeColor="background1" w:val="FFFFFF"/>
@@ -13890,6 +14516,7 @@
     </w:tblStylePr>
     <w:tblStylePr w:type="lastRow">
       <w:rPr>
+        <w:rFonts w:eastAsia="黑体"/>
         <w:b/>
         <w:bCs/>
         <w:color w:themeColor="accent4" w:themeShade="CC" w:val="664E82"/>
@@ -13904,12 +14531,14 @@
     </w:tblStylePr>
     <w:tblStylePr w:type="firstCol">
       <w:rPr>
+        <w:rFonts w:eastAsia="黑体"/>
         <w:b/>
         <w:bCs/>
       </w:rPr>
     </w:tblStylePr>
     <w:tblStylePr w:type="lastCol">
       <w:rPr>
+        <w:rFonts w:eastAsia="黑体"/>
         <w:b/>
         <w:bCs/>
       </w:rPr>
@@ -13944,6 +14573,7 @@
       <w:spacing w:after="0" w:line="240" w:lineRule="auto"/>
     </w:pPr>
     <w:rPr>
+      <w:rFonts w:eastAsia="黑体"/>
       <w:color w:themeColor="text1" w:val="000000"/>
     </w:rPr>
     <w:tblPr>
@@ -13962,6 +14592,7 @@
     </w:tcPr>
     <w:tblStylePr w:type="firstRow">
       <w:rPr>
+        <w:rFonts w:eastAsia="黑体"/>
         <w:b/>
         <w:bCs/>
         <w:color w:themeColor="background1" w:val="FFFFFF"/>
@@ -13976,6 +14607,7 @@
     </w:tblStylePr>
     <w:tblStylePr w:type="lastRow">
       <w:rPr>
+        <w:rFonts w:eastAsia="黑体"/>
         <w:b/>
         <w:bCs/>
         <w:color w:themeColor="accent3" w:themeShade="CC" w:val="7E9C40"/>
@@ -13990,12 +14622,14 @@
     </w:tblStylePr>
     <w:tblStylePr w:type="firstCol">
       <w:rPr>
+        <w:rFonts w:eastAsia="黑体"/>
         <w:b/>
         <w:bCs/>
       </w:rPr>
     </w:tblStylePr>
     <w:tblStylePr w:type="lastCol">
       <w:rPr>
+        <w:rFonts w:eastAsia="黑体"/>
         <w:b/>
         <w:bCs/>
       </w:rPr>
@@ -14030,6 +14664,7 @@
       <w:spacing w:after="0" w:line="240" w:lineRule="auto"/>
     </w:pPr>
     <w:rPr>
+      <w:rFonts w:eastAsia="黑体"/>
       <w:color w:themeColor="text1" w:val="000000"/>
     </w:rPr>
     <w:tblPr>
@@ -14048,6 +14683,7 @@
     </w:tcPr>
     <w:tblStylePr w:type="firstRow">
       <w:rPr>
+        <w:rFonts w:eastAsia="黑体"/>
         <w:b/>
         <w:bCs/>
         <w:color w:themeColor="background1" w:val="FFFFFF"/>
@@ -14062,6 +14698,7 @@
     </w:tblStylePr>
     <w:tblStylePr w:type="lastRow">
       <w:rPr>
+        <w:rFonts w:eastAsia="黑体"/>
         <w:b/>
         <w:bCs/>
         <w:color w:themeColor="accent6" w:themeShade="CC" w:val="F2730A"/>
@@ -14076,12 +14713,14 @@
     </w:tblStylePr>
     <w:tblStylePr w:type="firstCol">
       <w:rPr>
+        <w:rFonts w:eastAsia="黑体"/>
         <w:b/>
         <w:bCs/>
       </w:rPr>
     </w:tblStylePr>
     <w:tblStylePr w:type="lastCol">
       <w:rPr>
+        <w:rFonts w:eastAsia="黑体"/>
         <w:b/>
         <w:bCs/>
       </w:rPr>
@@ -14116,6 +14755,7 @@
       <w:spacing w:after="0" w:line="240" w:lineRule="auto"/>
     </w:pPr>
     <w:rPr>
+      <w:rFonts w:eastAsia="黑体"/>
       <w:color w:themeColor="text1" w:val="000000"/>
     </w:rPr>
     <w:tblPr>
@@ -14134,6 +14774,7 @@
     </w:tcPr>
     <w:tblStylePr w:type="firstRow">
       <w:rPr>
+        <w:rFonts w:eastAsia="黑体"/>
         <w:b/>
         <w:bCs/>
         <w:color w:themeColor="background1" w:val="FFFFFF"/>
@@ -14148,6 +14789,7 @@
     </w:tblStylePr>
     <w:tblStylePr w:type="lastRow">
       <w:rPr>
+        <w:rFonts w:eastAsia="黑体"/>
         <w:b/>
         <w:bCs/>
         <w:color w:themeColor="accent5" w:themeShade="CC" w:val="348DA5"/>
@@ -14162,12 +14804,14 @@
     </w:tblStylePr>
     <w:tblStylePr w:type="firstCol">
       <w:rPr>
+        <w:rFonts w:eastAsia="黑体"/>
         <w:b/>
         <w:bCs/>
       </w:rPr>
     </w:tblStylePr>
     <w:tblStylePr w:type="lastCol">
       <w:rPr>
+        <w:rFonts w:eastAsia="黑体"/>
         <w:b/>
         <w:bCs/>
       </w:rPr>
@@ -14202,6 +14846,7 @@
       <w:spacing w:after="0" w:line="240" w:lineRule="auto"/>
     </w:pPr>
     <w:rPr>
+      <w:rFonts w:eastAsia="黑体"/>
       <w:color w:themeColor="text1" w:val="000000"/>
     </w:rPr>
     <w:tblPr>
@@ -14223,6 +14868,7 @@
     </w:tcPr>
     <w:tblStylePr w:type="firstRow">
       <w:rPr>
+        <w:rFonts w:eastAsia="黑体"/>
         <w:b/>
         <w:bCs/>
       </w:rPr>
@@ -14233,6 +14879,7 @@
     </w:tblStylePr>
     <w:tblStylePr w:type="lastRow">
       <w:rPr>
+        <w:rFonts w:eastAsia="黑体"/>
         <w:b/>
         <w:bCs/>
         <w:color w:themeColor="text1" w:val="000000"/>
@@ -14244,6 +14891,7 @@
     </w:tblStylePr>
     <w:tblStylePr w:type="firstCol">
       <w:rPr>
+        <w:rFonts w:eastAsia="黑体"/>
         <w:color w:themeColor="background1" w:val="FFFFFF"/>
       </w:rPr>
       <w:tblPr/>
@@ -14253,6 +14901,7 @@
     </w:tblStylePr>
     <w:tblStylePr w:type="lastCol">
       <w:rPr>
+        <w:rFonts w:eastAsia="黑体"/>
         <w:color w:themeColor="background1" w:val="FFFFFF"/>
       </w:rPr>
       <w:tblPr/>
@@ -14282,6 +14931,7 @@
       <w:spacing w:after="0" w:line="240" w:lineRule="auto"/>
     </w:pPr>
     <w:rPr>
+      <w:rFonts w:eastAsia="黑体"/>
       <w:color w:themeColor="text1" w:val="000000"/>
     </w:rPr>
     <w:tblPr>
@@ -14303,6 +14953,7 @@
     </w:tcPr>
     <w:tblStylePr w:type="firstRow">
       <w:rPr>
+        <w:rFonts w:eastAsia="黑体"/>
         <w:b/>
         <w:bCs/>
       </w:rPr>
@@ -14313,6 +14964,7 @@
     </w:tblStylePr>
     <w:tblStylePr w:type="lastRow">
       <w:rPr>
+        <w:rFonts w:eastAsia="黑体"/>
         <w:b/>
         <w:bCs/>
         <w:color w:themeColor="text1" w:val="000000"/>
@@ -14324,6 +14976,7 @@
     </w:tblStylePr>
     <w:tblStylePr w:type="firstCol">
       <w:rPr>
+        <w:rFonts w:eastAsia="黑体"/>
         <w:color w:themeColor="background1" w:val="FFFFFF"/>
       </w:rPr>
       <w:tblPr/>
@@ -14333,6 +14986,7 @@
     </w:tblStylePr>
     <w:tblStylePr w:type="lastCol">
       <w:rPr>
+        <w:rFonts w:eastAsia="黑体"/>
         <w:color w:themeColor="background1" w:val="FFFFFF"/>
       </w:rPr>
       <w:tblPr/>
@@ -14362,6 +15016,7 @@
       <w:spacing w:after="0" w:line="240" w:lineRule="auto"/>
     </w:pPr>
     <w:rPr>
+      <w:rFonts w:eastAsia="黑体"/>
       <w:color w:themeColor="text1" w:val="000000"/>
     </w:rPr>
     <w:tblPr>
@@ -14383,6 +15038,7 @@
     </w:tcPr>
     <w:tblStylePr w:type="firstRow">
       <w:rPr>
+        <w:rFonts w:eastAsia="黑体"/>
         <w:b/>
         <w:bCs/>
       </w:rPr>
@@ -14393,6 +15049,7 @@
     </w:tblStylePr>
     <w:tblStylePr w:type="lastRow">
       <w:rPr>
+        <w:rFonts w:eastAsia="黑体"/>
         <w:b/>
         <w:bCs/>
         <w:color w:themeColor="text1" w:val="000000"/>
@@ -14404,6 +15061,7 @@
     </w:tblStylePr>
     <w:tblStylePr w:type="firstCol">
       <w:rPr>
+        <w:rFonts w:eastAsia="黑体"/>
         <w:color w:themeColor="background1" w:val="FFFFFF"/>
       </w:rPr>
       <w:tblPr/>
@@ -14413,6 +15071,7 @@
     </w:tblStylePr>
     <w:tblStylePr w:type="lastCol">
       <w:rPr>
+        <w:rFonts w:eastAsia="黑体"/>
         <w:color w:themeColor="background1" w:val="FFFFFF"/>
       </w:rPr>
       <w:tblPr/>
@@ -14442,6 +15101,7 @@
       <w:spacing w:after="0" w:line="240" w:lineRule="auto"/>
     </w:pPr>
     <w:rPr>
+      <w:rFonts w:eastAsia="黑体"/>
       <w:color w:themeColor="text1" w:val="000000"/>
     </w:rPr>
     <w:tblPr>
@@ -14463,6 +15123,7 @@
     </w:tcPr>
     <w:tblStylePr w:type="firstRow">
       <w:rPr>
+        <w:rFonts w:eastAsia="黑体"/>
         <w:b/>
         <w:bCs/>
       </w:rPr>
@@ -14473,6 +15134,7 @@
     </w:tblStylePr>
     <w:tblStylePr w:type="lastRow">
       <w:rPr>
+        <w:rFonts w:eastAsia="黑体"/>
         <w:b/>
         <w:bCs/>
         <w:color w:themeColor="text1" w:val="000000"/>
@@ -14484,6 +15146,7 @@
     </w:tblStylePr>
     <w:tblStylePr w:type="firstCol">
       <w:rPr>
+        <w:rFonts w:eastAsia="黑体"/>
         <w:color w:themeColor="background1" w:val="FFFFFF"/>
       </w:rPr>
       <w:tblPr/>
@@ -14493,6 +15156,7 @@
     </w:tblStylePr>
     <w:tblStylePr w:type="lastCol">
       <w:rPr>
+        <w:rFonts w:eastAsia="黑体"/>
         <w:color w:themeColor="background1" w:val="FFFFFF"/>
       </w:rPr>
       <w:tblPr/>
@@ -14522,6 +15186,7 @@
       <w:spacing w:after="0" w:line="240" w:lineRule="auto"/>
     </w:pPr>
     <w:rPr>
+      <w:rFonts w:eastAsia="黑体"/>
       <w:color w:themeColor="text1" w:val="000000"/>
     </w:rPr>
     <w:tblPr>
@@ -14543,6 +15208,7 @@
     </w:tcPr>
     <w:tblStylePr w:type="firstRow">
       <w:rPr>
+        <w:rFonts w:eastAsia="黑体"/>
         <w:b/>
         <w:bCs/>
       </w:rPr>
@@ -14553,6 +15219,7 @@
     </w:tblStylePr>
     <w:tblStylePr w:type="lastRow">
       <w:rPr>
+        <w:rFonts w:eastAsia="黑体"/>
         <w:b/>
         <w:bCs/>
         <w:color w:themeColor="text1" w:val="000000"/>
@@ -14564,6 +15231,7 @@
     </w:tblStylePr>
     <w:tblStylePr w:type="firstCol">
       <w:rPr>
+        <w:rFonts w:eastAsia="黑体"/>
         <w:color w:themeColor="background1" w:val="FFFFFF"/>
       </w:rPr>
       <w:tblPr/>
@@ -14573,6 +15241,7 @@
     </w:tblStylePr>
     <w:tblStylePr w:type="lastCol">
       <w:rPr>
+        <w:rFonts w:eastAsia="黑体"/>
         <w:color w:themeColor="background1" w:val="FFFFFF"/>
       </w:rPr>
       <w:tblPr/>
@@ -14602,6 +15271,7 @@
       <w:spacing w:after="0" w:line="240" w:lineRule="auto"/>
     </w:pPr>
     <w:rPr>
+      <w:rFonts w:eastAsia="黑体"/>
       <w:color w:themeColor="text1" w:val="000000"/>
     </w:rPr>
     <w:tblPr>
@@ -14623,6 +15293,7 @@
     </w:tcPr>
     <w:tblStylePr w:type="firstRow">
       <w:rPr>
+        <w:rFonts w:eastAsia="黑体"/>
         <w:b/>
         <w:bCs/>
       </w:rPr>
@@ -14633,6 +15304,7 @@
     </w:tblStylePr>
     <w:tblStylePr w:type="lastRow">
       <w:rPr>
+        <w:rFonts w:eastAsia="黑体"/>
         <w:b/>
         <w:bCs/>
         <w:color w:themeColor="text1" w:val="000000"/>
@@ -14644,6 +15316,7 @@
     </w:tblStylePr>
     <w:tblStylePr w:type="firstCol">
       <w:rPr>
+        <w:rFonts w:eastAsia="黑体"/>
         <w:color w:themeColor="background1" w:val="FFFFFF"/>
       </w:rPr>
       <w:tblPr/>
@@ -14653,6 +15326,7 @@
     </w:tblStylePr>
     <w:tblStylePr w:type="lastCol">
       <w:rPr>
+        <w:rFonts w:eastAsia="黑体"/>
         <w:color w:themeColor="background1" w:val="FFFFFF"/>
       </w:rPr>
       <w:tblPr/>
@@ -14682,6 +15356,7 @@
       <w:spacing w:after="0" w:line="240" w:lineRule="auto"/>
     </w:pPr>
     <w:rPr>
+      <w:rFonts w:eastAsia="黑体"/>
       <w:color w:themeColor="text1" w:val="000000"/>
     </w:rPr>
     <w:tblPr>
@@ -14703,6 +15378,7 @@
     </w:tcPr>
     <w:tblStylePr w:type="firstRow">
       <w:rPr>
+        <w:rFonts w:eastAsia="黑体"/>
         <w:b/>
         <w:bCs/>
       </w:rPr>
@@ -14713,6 +15389,7 @@
     </w:tblStylePr>
     <w:tblStylePr w:type="lastRow">
       <w:rPr>
+        <w:rFonts w:eastAsia="黑体"/>
         <w:b/>
         <w:bCs/>
         <w:color w:themeColor="text1" w:val="000000"/>
@@ -14724,6 +15401,7 @@
     </w:tblStylePr>
     <w:tblStylePr w:type="firstCol">
       <w:rPr>
+        <w:rFonts w:eastAsia="黑体"/>
         <w:color w:themeColor="background1" w:val="FFFFFF"/>
       </w:rPr>
       <w:tblPr/>
@@ -14733,6 +15411,7 @@
     </w:tblStylePr>
     <w:tblStylePr w:type="lastCol">
       <w:rPr>
+        <w:rFonts w:eastAsia="黑体"/>
         <w:color w:themeColor="background1" w:val="FFFFFF"/>
       </w:rPr>
       <w:tblPr/>
@@ -14765,6 +15444,7 @@
     <w:name w:val="KeywordTok"/>
     <w:basedOn w:val="VerbatimChar"/>
     <w:rPr>
+      <w:rFonts w:eastAsia="黑体"/>
       <w:b/>
       <w:color w:val="007020"/>
     </w:rPr>
@@ -14773,6 +15453,7 @@
     <w:name w:val="DataTypeTok"/>
     <w:basedOn w:val="VerbatimChar"/>
     <w:rPr>
+      <w:rFonts w:eastAsia="黑体"/>
       <w:color w:val="902000"/>
     </w:rPr>
   </w:style>
@@ -14780,6 +15461,7 @@
     <w:name w:val="DecValTok"/>
     <w:basedOn w:val="VerbatimChar"/>
     <w:rPr>
+      <w:rFonts w:eastAsia="黑体"/>
       <w:color w:val="40a070"/>
     </w:rPr>
   </w:style>
@@ -14787,6 +15469,7 @@
     <w:name w:val="BaseNTok"/>
     <w:basedOn w:val="VerbatimChar"/>
     <w:rPr>
+      <w:rFonts w:eastAsia="黑体"/>
       <w:color w:val="40a070"/>
     </w:rPr>
   </w:style>
@@ -14794,6 +15477,7 @@
     <w:name w:val="FloatTok"/>
     <w:basedOn w:val="VerbatimChar"/>
     <w:rPr>
+      <w:rFonts w:eastAsia="黑体"/>
       <w:color w:val="40a070"/>
     </w:rPr>
   </w:style>
@@ -14801,6 +15485,7 @@
     <w:name w:val="ConstantTok"/>
     <w:basedOn w:val="VerbatimChar"/>
     <w:rPr>
+      <w:rFonts w:eastAsia="黑体"/>
       <w:color w:val="880000"/>
     </w:rPr>
   </w:style>
@@ -14808,6 +15493,7 @@
     <w:name w:val="CharTok"/>
     <w:basedOn w:val="VerbatimChar"/>
     <w:rPr>
+      <w:rFonts w:eastAsia="黑体"/>
       <w:color w:val="4070a0"/>
     </w:rPr>
   </w:style>
@@ -14815,6 +15501,7 @@
     <w:name w:val="SpecialCharTok"/>
     <w:basedOn w:val="VerbatimChar"/>
     <w:rPr>
+      <w:rFonts w:eastAsia="黑体"/>
       <w:color w:val="4070a0"/>
     </w:rPr>
   </w:style>
@@ -14822,6 +15509,7 @@
     <w:name w:val="StringTok"/>
     <w:basedOn w:val="VerbatimChar"/>
     <w:rPr>
+      <w:rFonts w:eastAsia="黑体"/>
       <w:color w:val="4070a0"/>
     </w:rPr>
   </w:style>
@@ -14829,6 +15517,7 @@
     <w:name w:val="VerbatimStringTok"/>
     <w:basedOn w:val="VerbatimChar"/>
     <w:rPr>
+      <w:rFonts w:eastAsia="黑体"/>
       <w:color w:val="4070a0"/>
     </w:rPr>
   </w:style>
@@ -14836,6 +15525,7 @@
     <w:name w:val="SpecialStringTok"/>
     <w:basedOn w:val="VerbatimChar"/>
     <w:rPr>
+      <w:rFonts w:eastAsia="黑体"/>
       <w:color w:val="bb6688"/>
     </w:rPr>
   </w:style>
@@ -14843,6 +15533,7 @@
     <w:name w:val="ImportTok"/>
     <w:basedOn w:val="VerbatimChar"/>
     <w:rPr>
+      <w:rFonts w:eastAsia="黑体"/>
       <w:b/>
       <w:color w:val="008000"/>
     </w:rPr>
@@ -14851,6 +15542,7 @@
     <w:name w:val="CommentTok"/>
     <w:basedOn w:val="VerbatimChar"/>
     <w:rPr>
+      <w:rFonts w:eastAsia="黑体"/>
       <w:i/>
       <w:color w:val="60a0b0"/>
     </w:rPr>
@@ -14859,6 +15551,7 @@
     <w:name w:val="DocumentationTok"/>
     <w:basedOn w:val="VerbatimChar"/>
     <w:rPr>
+      <w:rFonts w:eastAsia="黑体"/>
       <w:i/>
       <w:color w:val="ba2121"/>
     </w:rPr>
@@ -14867,6 +15560,7 @@
     <w:name w:val="AnnotationTok"/>
     <w:basedOn w:val="VerbatimChar"/>
     <w:rPr>
+      <w:rFonts w:eastAsia="黑体"/>
       <w:b/>
       <w:i/>
       <w:color w:val="60a0b0"/>
@@ -14876,6 +15570,7 @@
     <w:name w:val="CommentVarTok"/>
     <w:basedOn w:val="VerbatimChar"/>
     <w:rPr>
+      <w:rFonts w:eastAsia="黑体"/>
       <w:b/>
       <w:i/>
       <w:color w:val="60a0b0"/>
@@ -14885,6 +15580,7 @@
     <w:name w:val="OtherTok"/>
     <w:basedOn w:val="VerbatimChar"/>
     <w:rPr>
+      <w:rFonts w:eastAsia="黑体"/>
       <w:color w:val="007020"/>
     </w:rPr>
   </w:style>
@@ -14892,6 +15588,7 @@
     <w:name w:val="FunctionTok"/>
     <w:basedOn w:val="VerbatimChar"/>
     <w:rPr>
+      <w:rFonts w:eastAsia="黑体"/>
       <w:color w:val="06287e"/>
     </w:rPr>
   </w:style>
@@ -14899,6 +15596,7 @@
     <w:name w:val="VariableTok"/>
     <w:basedOn w:val="VerbatimChar"/>
     <w:rPr>
+      <w:rFonts w:eastAsia="黑体"/>
       <w:color w:val="19177c"/>
     </w:rPr>
   </w:style>
@@ -14906,6 +15604,7 @@
     <w:name w:val="ControlFlowTok"/>
     <w:basedOn w:val="VerbatimChar"/>
     <w:rPr>
+      <w:rFonts w:eastAsia="黑体"/>
       <w:b/>
       <w:color w:val="007020"/>
     </w:rPr>
@@ -14914,6 +15613,7 @@
     <w:name w:val="OperatorTok"/>
     <w:basedOn w:val="VerbatimChar"/>
     <w:rPr>
+      <w:rFonts w:eastAsia="黑体"/>
       <w:color w:val="666666"/>
     </w:rPr>
   </w:style>
@@ -14921,18 +15621,22 @@
     <w:name w:val="BuiltInTok"/>
     <w:basedOn w:val="VerbatimChar"/>
     <w:rPr>
+      <w:rFonts w:eastAsia="黑体"/>
       <w:color w:val="008000"/>
     </w:rPr>
   </w:style>
   <w:style w:type="character" w:customStyle="1" w:styleId="ExtensionTok">
     <w:name w:val="ExtensionTok"/>
     <w:basedOn w:val="VerbatimChar"/>
-    <w:rPr/>
+    <w:rPr>
+      <w:rFonts w:eastAsia="黑体"/>
+    </w:rPr>
   </w:style>
   <w:style w:type="character" w:customStyle="1" w:styleId="PreprocessorTok">
     <w:name w:val="PreprocessorTok"/>
     <w:basedOn w:val="VerbatimChar"/>
     <w:rPr>
+      <w:rFonts w:eastAsia="黑体"/>
       <w:color w:val="bc7a00"/>
     </w:rPr>
   </w:style>
@@ -14940,18 +15644,22 @@
     <w:name w:val="AttributeTok"/>
     <w:basedOn w:val="VerbatimChar"/>
     <w:rPr>
+      <w:rFonts w:eastAsia="黑体"/>
       <w:color w:val="7d9029"/>
     </w:rPr>
   </w:style>
   <w:style w:type="character" w:customStyle="1" w:styleId="RegionMarkerTok">
     <w:name w:val="RegionMarkerTok"/>
     <w:basedOn w:val="VerbatimChar"/>
-    <w:rPr/>
+    <w:rPr>
+      <w:rFonts w:eastAsia="黑体"/>
+    </w:rPr>
   </w:style>
   <w:style w:type="character" w:customStyle="1" w:styleId="InformationTok">
     <w:name w:val="InformationTok"/>
     <w:basedOn w:val="VerbatimChar"/>
     <w:rPr>
+      <w:rFonts w:eastAsia="黑体"/>
       <w:b/>
       <w:i/>
       <w:color w:val="60a0b0"/>
@@ -14961,6 +15669,7 @@
     <w:name w:val="WarningTok"/>
     <w:basedOn w:val="VerbatimChar"/>
     <w:rPr>
+      <w:rFonts w:eastAsia="黑体"/>
       <w:b/>
       <w:i/>
       <w:color w:val="60a0b0"/>
@@ -14970,6 +15679,7 @@
     <w:name w:val="AlertTok"/>
     <w:basedOn w:val="VerbatimChar"/>
     <w:rPr>
+      <w:rFonts w:eastAsia="黑体"/>
       <w:b/>
       <w:color w:val="ff0000"/>
     </w:rPr>
@@ -14978,6 +15688,7 @@
     <w:name w:val="ErrorTok"/>
     <w:basedOn w:val="VerbatimChar"/>
     <w:rPr>
+      <w:rFonts w:eastAsia="黑体"/>
       <w:b/>
       <w:color w:val="ff0000"/>
     </w:rPr>
@@ -14985,7 +15696,9 @@
   <w:style w:type="character" w:customStyle="1" w:styleId="NormalTok">
     <w:name w:val="NormalTok"/>
     <w:basedOn w:val="VerbatimChar"/>
-    <w:rPr/>
+    <w:rPr>
+      <w:rFonts w:eastAsia="黑体"/>
+    </w:rPr>
   </w:style>
 </w:styles>
 </file>
@@ -15034,12 +15747,12 @@
     <a:fontScheme name="Office">
       <a:majorFont>
         <a:latin typeface="Calibri"/>
-        <a:ea typeface=""/>
+        <a:ea typeface="黑体"/>
         <a:cs typeface=""/>
         <a:font script="Jpan" typeface="ＭＳ ゴシック"/>
         <a:font script="Hang" typeface="맑은 고딕"/>
-        <a:font script="Hans" typeface="宋体"/>
-        <a:font script="Hant" typeface="新細明體"/>
+        <a:font script="Hans" typeface="黑体"/>
+        <a:font script="Hant" typeface="黑体"/>
         <a:font script="Arab" typeface="Times New Roman"/>
         <a:font script="Hebr" typeface="Times New Roman"/>
         <a:font script="Thai" typeface="Angsana New"/>
@@ -15069,12 +15782,12 @@
       </a:majorFont>
       <a:minorFont>
         <a:latin typeface="Cambria"/>
-        <a:ea typeface=""/>
+        <a:ea typeface="黑体"/>
         <a:cs typeface=""/>
         <a:font script="Jpan" typeface="ＭＳ 明朝"/>
         <a:font script="Hang" typeface="맑은 고딕"/>
-        <a:font script="Hans" typeface="宋体"/>
-        <a:font script="Hant" typeface="新細明體"/>
+        <a:font script="Hans" typeface="黑体"/>
+        <a:font script="Hant" typeface="黑体"/>
         <a:font script="Arab" typeface="Arial"/>
         <a:font script="Hebr" typeface="Arial"/>
         <a:font script="Thai" typeface="Cordia New"/>

--- a/05-数字电路/02-时序逻辑电路/T触发器电路/T触发器电路.docx
+++ b/05-数字电路/02-时序逻辑电路/T触发器电路/T触发器电路.docx
@@ -2676,7 +2676,7 @@
           <w:color w:val="555555"/>
           <w:sz w:val="21"/>
         </w:rPr>
-        <w:t>材料收集者：杜文杰，WX手机：19519196569，QQ:3478827729</w:t>
+        <w:t>材料收集者：杜文杰，微信/手机：19519196569，QQ:3478827729</w:t>
       </w:r>
     </w:p>
     <w:sectPr>
